--- a/SISTEMA DE GESTIÓN DE ALQUILER DE AUTOS.docx
+++ b/SISTEMA DE GESTIÓN DE ALQUILER DE AUTOS.docx
@@ -380,7 +380,7 @@
           <w:sz w:val="28"/>
           <w:szCs w:val="28"/>
         </w:rPr>
-        <w:t>Ubicación: Neiva, Huila</w:t>
+        <w:t xml:space="preserve">Juan Camilo Gaitán </w:t>
       </w:r>
     </w:p>
     <w:p>
@@ -401,6 +401,15 @@
           <w:szCs w:val="28"/>
         </w:rPr>
       </w:pPr>
+      <w:r>
+        <w:rPr>
+          <w:rFonts w:ascii="Times New Roman" w:hAnsi="Times New Roman" w:cs="Times New Roman"/>
+          <w:color w:val="000000" w:themeColor="text1"/>
+          <w:sz w:val="28"/>
+          <w:szCs w:val="28"/>
+        </w:rPr>
+        <w:t>Ubicación: Neiva, Huila</w:t>
+      </w:r>
     </w:p>
     <w:p>
       <w:pPr>
@@ -477,34 +486,33 @@
           <w:szCs w:val="28"/>
         </w:rPr>
       </w:pPr>
-      <w:r>
-        <w:rPr>
-          <w:rFonts w:ascii="Times New Roman" w:hAnsi="Times New Roman" w:cs="Times New Roman"/>
-          <w:color w:val="000000" w:themeColor="text1"/>
-          <w:sz w:val="28"/>
-          <w:szCs w:val="28"/>
-        </w:rPr>
-        <w:t xml:space="preserve">Fecha: </w:t>
-      </w:r>
-      <w:proofErr w:type="gramStart"/>
-      <w:r>
-        <w:rPr>
-          <w:rFonts w:ascii="Times New Roman" w:hAnsi="Times New Roman" w:cs="Times New Roman"/>
-          <w:color w:val="000000" w:themeColor="text1"/>
-          <w:sz w:val="28"/>
-          <w:szCs w:val="28"/>
-        </w:rPr>
-        <w:t>Agosto</w:t>
-      </w:r>
-      <w:proofErr w:type="gramEnd"/>
-      <w:r>
-        <w:rPr>
-          <w:rFonts w:ascii="Times New Roman" w:hAnsi="Times New Roman" w:cs="Times New Roman"/>
-          <w:color w:val="000000" w:themeColor="text1"/>
-          <w:sz w:val="28"/>
-          <w:szCs w:val="28"/>
-        </w:rPr>
-        <w:t xml:space="preserve"> 2026</w:t>
+    </w:p>
+    <w:p>
+      <w:pPr>
+        <w:pBdr>
+          <w:top w:val="nil"/>
+          <w:left w:val="nil"/>
+          <w:bottom w:val="nil"/>
+          <w:right w:val="nil"/>
+          <w:between w:val="nil"/>
+        </w:pBdr>
+        <w:spacing w:line="300" w:lineRule="auto"/>
+        <w:jc w:val="center"/>
+        <w:rPr>
+          <w:rFonts w:ascii="Times New Roman" w:hAnsi="Times New Roman" w:cs="Times New Roman"/>
+          <w:color w:val="000000" w:themeColor="text1"/>
+          <w:sz w:val="28"/>
+          <w:szCs w:val="28"/>
+        </w:rPr>
+      </w:pPr>
+      <w:r>
+        <w:rPr>
+          <w:rFonts w:ascii="Times New Roman" w:hAnsi="Times New Roman" w:cs="Times New Roman"/>
+          <w:color w:val="000000" w:themeColor="text1"/>
+          <w:sz w:val="28"/>
+          <w:szCs w:val="28"/>
+        </w:rPr>
+        <w:t>Fecha: Agosto 2026</w:t>
       </w:r>
     </w:p>
     <w:p>
@@ -622,7 +630,6 @@
           <w:sz w:val="28"/>
           <w:szCs w:val="28"/>
         </w:rPr>
-        <w:lastRenderedPageBreak/>
         <w:t>ÍNDICE</w:t>
       </w:r>
     </w:p>
@@ -1172,7 +1179,17 @@
           <w:sz w:val="28"/>
           <w:szCs w:val="28"/>
         </w:rPr>
-        <w:t>Administrador: Encargado de la gestión de la flota, definición de tarifas y análisis de reportes generales.</w:t>
+        <w:t xml:space="preserve">Administrador: Encargado de la gestión de la flota, definición de tarifas y </w:t>
+      </w:r>
+      <w:r>
+        <w:rPr>
+          <w:rFonts w:ascii="Times New Roman" w:hAnsi="Times New Roman" w:cs="Times New Roman"/>
+          <w:color w:val="000000" w:themeColor="text1"/>
+          <w:sz w:val="28"/>
+          <w:szCs w:val="28"/>
+        </w:rPr>
+        <w:lastRenderedPageBreak/>
+        <w:t>análisis de reportes generales.</w:t>
       </w:r>
     </w:p>
     <w:p>
@@ -1203,17 +1220,7 @@
           <w:sz w:val="28"/>
           <w:szCs w:val="28"/>
         </w:rPr>
-        <w:t xml:space="preserve">Empleado / Asesor: Encargado de la atención al cliente, registro de datos </w:t>
-      </w:r>
-      <w:r>
-        <w:rPr>
-          <w:rFonts w:ascii="Times New Roman" w:hAnsi="Times New Roman" w:cs="Times New Roman"/>
-          <w:color w:val="000000" w:themeColor="text1"/>
-          <w:sz w:val="28"/>
-          <w:szCs w:val="28"/>
-        </w:rPr>
-        <w:lastRenderedPageBreak/>
-        <w:t>personales y asignación de alquileres.</w:t>
+        <w:t>Empleado / Asesor: Encargado de la atención al cliente, registro de datos personales y asignación de alquileres.</w:t>
       </w:r>
     </w:p>
     <w:p>
@@ -1379,189 +1386,1972 @@
           <w:sz w:val="28"/>
           <w:szCs w:val="28"/>
         </w:rPr>
-        <w:t xml:space="preserve">Las funcionalidades han sido priorizadas utilizando el método </w:t>
-      </w:r>
-      <w:proofErr w:type="spellStart"/>
-      <w:r>
-        <w:rPr>
-          <w:rFonts w:ascii="Times New Roman" w:hAnsi="Times New Roman" w:cs="Times New Roman"/>
-          <w:color w:val="000000" w:themeColor="text1"/>
-          <w:sz w:val="28"/>
-          <w:szCs w:val="28"/>
-        </w:rPr>
-        <w:t>MoSCoW</w:t>
-      </w:r>
-      <w:proofErr w:type="spellEnd"/>
-      <w:r>
-        <w:rPr>
-          <w:rFonts w:ascii="Times New Roman" w:hAnsi="Times New Roman" w:cs="Times New Roman"/>
-          <w:color w:val="000000" w:themeColor="text1"/>
-          <w:sz w:val="28"/>
-          <w:szCs w:val="28"/>
-        </w:rPr>
-        <w:t xml:space="preserve"> (</w:t>
-      </w:r>
-      <w:proofErr w:type="spellStart"/>
-      <w:r>
-        <w:rPr>
-          <w:rFonts w:ascii="Times New Roman" w:hAnsi="Times New Roman" w:cs="Times New Roman"/>
-          <w:color w:val="000000" w:themeColor="text1"/>
-          <w:sz w:val="28"/>
-          <w:szCs w:val="28"/>
-        </w:rPr>
-        <w:t>Must</w:t>
-      </w:r>
-      <w:proofErr w:type="spellEnd"/>
-      <w:r>
-        <w:rPr>
-          <w:rFonts w:ascii="Times New Roman" w:hAnsi="Times New Roman" w:cs="Times New Roman"/>
-          <w:color w:val="000000" w:themeColor="text1"/>
-          <w:sz w:val="28"/>
-          <w:szCs w:val="28"/>
-        </w:rPr>
-        <w:t xml:space="preserve"> </w:t>
-      </w:r>
-      <w:proofErr w:type="spellStart"/>
-      <w:r>
-        <w:rPr>
-          <w:rFonts w:ascii="Times New Roman" w:hAnsi="Times New Roman" w:cs="Times New Roman"/>
-          <w:color w:val="000000" w:themeColor="text1"/>
-          <w:sz w:val="28"/>
-          <w:szCs w:val="28"/>
-        </w:rPr>
-        <w:t>have</w:t>
-      </w:r>
-      <w:proofErr w:type="spellEnd"/>
-      <w:r>
-        <w:rPr>
-          <w:rFonts w:ascii="Times New Roman" w:hAnsi="Times New Roman" w:cs="Times New Roman"/>
-          <w:color w:val="000000" w:themeColor="text1"/>
-          <w:sz w:val="28"/>
-          <w:szCs w:val="28"/>
-        </w:rPr>
-        <w:t xml:space="preserve">, </w:t>
-      </w:r>
-      <w:proofErr w:type="spellStart"/>
-      <w:r>
-        <w:rPr>
-          <w:rFonts w:ascii="Times New Roman" w:hAnsi="Times New Roman" w:cs="Times New Roman"/>
-          <w:color w:val="000000" w:themeColor="text1"/>
-          <w:sz w:val="28"/>
-          <w:szCs w:val="28"/>
-        </w:rPr>
-        <w:t>Should</w:t>
-      </w:r>
-      <w:proofErr w:type="spellEnd"/>
-      <w:r>
-        <w:rPr>
-          <w:rFonts w:ascii="Times New Roman" w:hAnsi="Times New Roman" w:cs="Times New Roman"/>
-          <w:color w:val="000000" w:themeColor="text1"/>
-          <w:sz w:val="28"/>
-          <w:szCs w:val="28"/>
-        </w:rPr>
-        <w:t xml:space="preserve"> </w:t>
-      </w:r>
-      <w:proofErr w:type="spellStart"/>
-      <w:r>
-        <w:rPr>
-          <w:rFonts w:ascii="Times New Roman" w:hAnsi="Times New Roman" w:cs="Times New Roman"/>
-          <w:color w:val="000000" w:themeColor="text1"/>
-          <w:sz w:val="28"/>
-          <w:szCs w:val="28"/>
-        </w:rPr>
-        <w:t>have</w:t>
-      </w:r>
-      <w:proofErr w:type="spellEnd"/>
-      <w:r>
-        <w:rPr>
-          <w:rFonts w:ascii="Times New Roman" w:hAnsi="Times New Roman" w:cs="Times New Roman"/>
-          <w:color w:val="000000" w:themeColor="text1"/>
-          <w:sz w:val="28"/>
-          <w:szCs w:val="28"/>
-        </w:rPr>
-        <w:t xml:space="preserve">, </w:t>
-      </w:r>
-      <w:proofErr w:type="spellStart"/>
-      <w:r>
-        <w:rPr>
-          <w:rFonts w:ascii="Times New Roman" w:hAnsi="Times New Roman" w:cs="Times New Roman"/>
-          <w:color w:val="000000" w:themeColor="text1"/>
-          <w:sz w:val="28"/>
-          <w:szCs w:val="28"/>
-        </w:rPr>
-        <w:t>Could</w:t>
-      </w:r>
-      <w:proofErr w:type="spellEnd"/>
-      <w:r>
-        <w:rPr>
-          <w:rFonts w:ascii="Times New Roman" w:hAnsi="Times New Roman" w:cs="Times New Roman"/>
-          <w:color w:val="000000" w:themeColor="text1"/>
-          <w:sz w:val="28"/>
-          <w:szCs w:val="28"/>
-        </w:rPr>
-        <w:t xml:space="preserve"> </w:t>
-      </w:r>
-      <w:proofErr w:type="spellStart"/>
-      <w:r>
-        <w:rPr>
-          <w:rFonts w:ascii="Times New Roman" w:hAnsi="Times New Roman" w:cs="Times New Roman"/>
-          <w:color w:val="000000" w:themeColor="text1"/>
-          <w:sz w:val="28"/>
-          <w:szCs w:val="28"/>
-        </w:rPr>
-        <w:t>have</w:t>
-      </w:r>
-      <w:proofErr w:type="spellEnd"/>
-      <w:r>
-        <w:rPr>
-          <w:rFonts w:ascii="Times New Roman" w:hAnsi="Times New Roman" w:cs="Times New Roman"/>
-          <w:color w:val="000000" w:themeColor="text1"/>
-          <w:sz w:val="28"/>
-          <w:szCs w:val="28"/>
-        </w:rPr>
-        <w:t xml:space="preserve">, </w:t>
-      </w:r>
-      <w:proofErr w:type="spellStart"/>
-      <w:r>
-        <w:rPr>
-          <w:rFonts w:ascii="Times New Roman" w:hAnsi="Times New Roman" w:cs="Times New Roman"/>
-          <w:color w:val="000000" w:themeColor="text1"/>
-          <w:sz w:val="28"/>
-          <w:szCs w:val="28"/>
-        </w:rPr>
-        <w:t>Won't</w:t>
-      </w:r>
-      <w:proofErr w:type="spellEnd"/>
-      <w:r>
-        <w:rPr>
-          <w:rFonts w:ascii="Times New Roman" w:hAnsi="Times New Roman" w:cs="Times New Roman"/>
-          <w:color w:val="000000" w:themeColor="text1"/>
-          <w:sz w:val="28"/>
-          <w:szCs w:val="28"/>
-        </w:rPr>
-        <w:t xml:space="preserve"> </w:t>
-      </w:r>
-      <w:proofErr w:type="spellStart"/>
-      <w:r>
-        <w:rPr>
-          <w:rFonts w:ascii="Times New Roman" w:hAnsi="Times New Roman" w:cs="Times New Roman"/>
-          <w:color w:val="000000" w:themeColor="text1"/>
-          <w:sz w:val="28"/>
-          <w:szCs w:val="28"/>
-        </w:rPr>
-        <w:t>have</w:t>
-      </w:r>
-      <w:proofErr w:type="spellEnd"/>
-      <w:r>
-        <w:rPr>
-          <w:rFonts w:ascii="Times New Roman" w:hAnsi="Times New Roman" w:cs="Times New Roman"/>
-          <w:color w:val="000000" w:themeColor="text1"/>
-          <w:sz w:val="28"/>
-          <w:szCs w:val="28"/>
-        </w:rPr>
-        <w:t>) para garantizar la entrega de valor temprano.</w:t>
-      </w:r>
-    </w:p>
+        <w:t>Las funcionalidades han sido priorizadas utilizando el método MoSCoW para garantizar la entrega de valor temprano.</w:t>
+      </w:r>
+    </w:p>
+    <w:tbl>
+      <w:tblPr>
+        <w:tblStyle w:val="Tablaconcuadrcula"/>
+        <w:tblW w:w="0" w:type="auto"/>
+        <w:tblLook w:val="04A0" w:firstRow="1" w:lastRow="0" w:firstColumn="1" w:lastColumn="0" w:noHBand="0" w:noVBand="1"/>
+      </w:tblPr>
+      <w:tblGrid>
+        <w:gridCol w:w="791"/>
+        <w:gridCol w:w="1586"/>
+        <w:gridCol w:w="3479"/>
+        <w:gridCol w:w="1880"/>
+        <w:gridCol w:w="1614"/>
+      </w:tblGrid>
+      <w:tr>
+        <w:tc>
+          <w:tcPr>
+            <w:tcW w:w="0" w:type="auto"/>
+            <w:hideMark/>
+          </w:tcPr>
+          <w:p>
+            <w:pPr>
+              <w:widowControl/>
+              <w:rPr>
+                <w:rFonts w:ascii="Times New Roman" w:eastAsia="Times New Roman" w:hAnsi="Times New Roman" w:cs="Times New Roman"/>
+                <w:color w:val="1F1F1F"/>
+                <w:sz w:val="24"/>
+                <w:szCs w:val="24"/>
+              </w:rPr>
+            </w:pPr>
+            <w:r>
+              <w:rPr>
+                <w:rFonts w:ascii="Times New Roman" w:eastAsia="Times New Roman" w:hAnsi="Times New Roman" w:cs="Times New Roman"/>
+                <w:b/>
+                <w:bCs/>
+                <w:color w:val="1F1F1F"/>
+                <w:sz w:val="24"/>
+                <w:szCs w:val="24"/>
+                <w:bdr w:val="none" w:sz="0" w:space="0" w:color="auto" w:frame="1"/>
+              </w:rPr>
+              <w:t>ID</w:t>
+            </w:r>
+          </w:p>
+        </w:tc>
+        <w:tc>
+          <w:tcPr>
+            <w:tcW w:w="0" w:type="auto"/>
+            <w:hideMark/>
+          </w:tcPr>
+          <w:p>
+            <w:pPr>
+              <w:widowControl/>
+              <w:rPr>
+                <w:rFonts w:ascii="Times New Roman" w:eastAsia="Times New Roman" w:hAnsi="Times New Roman" w:cs="Times New Roman"/>
+                <w:color w:val="1F1F1F"/>
+                <w:sz w:val="24"/>
+                <w:szCs w:val="24"/>
+              </w:rPr>
+            </w:pPr>
+            <w:r>
+              <w:rPr>
+                <w:rFonts w:ascii="Times New Roman" w:eastAsia="Times New Roman" w:hAnsi="Times New Roman" w:cs="Times New Roman"/>
+                <w:b/>
+                <w:bCs/>
+                <w:color w:val="1F1F1F"/>
+                <w:sz w:val="24"/>
+                <w:szCs w:val="24"/>
+                <w:bdr w:val="none" w:sz="0" w:space="0" w:color="auto" w:frame="1"/>
+              </w:rPr>
+              <w:t>Épica</w:t>
+            </w:r>
+          </w:p>
+        </w:tc>
+        <w:tc>
+          <w:tcPr>
+            <w:tcW w:w="0" w:type="auto"/>
+            <w:hideMark/>
+          </w:tcPr>
+          <w:p>
+            <w:pPr>
+              <w:widowControl/>
+              <w:rPr>
+                <w:rFonts w:ascii="Times New Roman" w:eastAsia="Times New Roman" w:hAnsi="Times New Roman" w:cs="Times New Roman"/>
+                <w:color w:val="1F1F1F"/>
+                <w:sz w:val="24"/>
+                <w:szCs w:val="24"/>
+              </w:rPr>
+            </w:pPr>
+            <w:r>
+              <w:rPr>
+                <w:rFonts w:ascii="Times New Roman" w:eastAsia="Times New Roman" w:hAnsi="Times New Roman" w:cs="Times New Roman"/>
+                <w:b/>
+                <w:bCs/>
+                <w:color w:val="1F1F1F"/>
+                <w:sz w:val="24"/>
+                <w:szCs w:val="24"/>
+                <w:bdr w:val="none" w:sz="0" w:space="0" w:color="auto" w:frame="1"/>
+              </w:rPr>
+              <w:t>Historia de Usuario</w:t>
+            </w:r>
+          </w:p>
+        </w:tc>
+        <w:tc>
+          <w:tcPr>
+            <w:tcW w:w="0" w:type="auto"/>
+            <w:hideMark/>
+          </w:tcPr>
+          <w:p>
+            <w:pPr>
+              <w:widowControl/>
+              <w:rPr>
+                <w:rFonts w:ascii="Times New Roman" w:eastAsia="Times New Roman" w:hAnsi="Times New Roman" w:cs="Times New Roman"/>
+                <w:color w:val="1F1F1F"/>
+                <w:sz w:val="24"/>
+                <w:szCs w:val="24"/>
+              </w:rPr>
+            </w:pPr>
+            <w:r>
+              <w:rPr>
+                <w:rFonts w:ascii="Times New Roman" w:eastAsia="Times New Roman" w:hAnsi="Times New Roman" w:cs="Times New Roman"/>
+                <w:b/>
+                <w:bCs/>
+                <w:color w:val="1F1F1F"/>
+                <w:sz w:val="24"/>
+                <w:szCs w:val="24"/>
+                <w:bdr w:val="none" w:sz="0" w:space="0" w:color="auto" w:frame="1"/>
+              </w:rPr>
+              <w:t>Prioridad MoSCoW</w:t>
+            </w:r>
+          </w:p>
+        </w:tc>
+        <w:tc>
+          <w:tcPr>
+            <w:tcW w:w="0" w:type="auto"/>
+            <w:hideMark/>
+          </w:tcPr>
+          <w:p>
+            <w:pPr>
+              <w:widowControl/>
+              <w:rPr>
+                <w:rFonts w:ascii="Times New Roman" w:eastAsia="Times New Roman" w:hAnsi="Times New Roman" w:cs="Times New Roman"/>
+                <w:color w:val="1F1F1F"/>
+                <w:sz w:val="24"/>
+                <w:szCs w:val="24"/>
+              </w:rPr>
+            </w:pPr>
+            <w:r>
+              <w:rPr>
+                <w:rFonts w:ascii="Times New Roman" w:eastAsia="Times New Roman" w:hAnsi="Times New Roman" w:cs="Times New Roman"/>
+                <w:b/>
+                <w:bCs/>
+                <w:color w:val="1F1F1F"/>
+                <w:sz w:val="24"/>
+                <w:szCs w:val="24"/>
+                <w:bdr w:val="none" w:sz="0" w:space="0" w:color="auto" w:frame="1"/>
+              </w:rPr>
+              <w:t>Sprint Asignado</w:t>
+            </w:r>
+          </w:p>
+        </w:tc>
+      </w:tr>
+      <w:tr>
+        <w:tc>
+          <w:tcPr>
+            <w:tcW w:w="0" w:type="auto"/>
+            <w:hideMark/>
+          </w:tcPr>
+          <w:p>
+            <w:pPr>
+              <w:widowControl/>
+              <w:rPr>
+                <w:rFonts w:ascii="Times New Roman" w:eastAsia="Times New Roman" w:hAnsi="Times New Roman" w:cs="Times New Roman"/>
+                <w:color w:val="1F1F1F"/>
+                <w:sz w:val="24"/>
+                <w:szCs w:val="24"/>
+              </w:rPr>
+            </w:pPr>
+            <w:r>
+              <w:rPr>
+                <w:rFonts w:ascii="Times New Roman" w:eastAsia="Times New Roman" w:hAnsi="Times New Roman" w:cs="Times New Roman"/>
+                <w:color w:val="1F1F1F"/>
+                <w:sz w:val="24"/>
+                <w:szCs w:val="24"/>
+                <w:bdr w:val="none" w:sz="0" w:space="0" w:color="auto" w:frame="1"/>
+              </w:rPr>
+              <w:t>HU-01</w:t>
+            </w:r>
+          </w:p>
+        </w:tc>
+        <w:tc>
+          <w:tcPr>
+            <w:tcW w:w="0" w:type="auto"/>
+            <w:hideMark/>
+          </w:tcPr>
+          <w:p>
+            <w:pPr>
+              <w:widowControl/>
+              <w:rPr>
+                <w:rFonts w:ascii="Times New Roman" w:eastAsia="Times New Roman" w:hAnsi="Times New Roman" w:cs="Times New Roman"/>
+                <w:color w:val="1F1F1F"/>
+                <w:sz w:val="24"/>
+                <w:szCs w:val="24"/>
+              </w:rPr>
+            </w:pPr>
+            <w:r>
+              <w:rPr>
+                <w:rFonts w:ascii="Times New Roman" w:eastAsia="Times New Roman" w:hAnsi="Times New Roman" w:cs="Times New Roman"/>
+                <w:color w:val="1F1F1F"/>
+                <w:sz w:val="24"/>
+                <w:szCs w:val="24"/>
+                <w:bdr w:val="none" w:sz="0" w:space="0" w:color="auto" w:frame="1"/>
+              </w:rPr>
+              <w:t>E1. Flota</w:t>
+            </w:r>
+          </w:p>
+        </w:tc>
+        <w:tc>
+          <w:tcPr>
+            <w:tcW w:w="0" w:type="auto"/>
+            <w:hideMark/>
+          </w:tcPr>
+          <w:p>
+            <w:pPr>
+              <w:widowControl/>
+              <w:rPr>
+                <w:rFonts w:ascii="Times New Roman" w:eastAsia="Times New Roman" w:hAnsi="Times New Roman" w:cs="Times New Roman"/>
+                <w:color w:val="1F1F1F"/>
+                <w:sz w:val="24"/>
+                <w:szCs w:val="24"/>
+              </w:rPr>
+            </w:pPr>
+            <w:r>
+              <w:rPr>
+                <w:rFonts w:ascii="Times New Roman" w:eastAsia="Times New Roman" w:hAnsi="Times New Roman" w:cs="Times New Roman"/>
+                <w:color w:val="1F1F1F"/>
+                <w:sz w:val="24"/>
+                <w:szCs w:val="24"/>
+                <w:bdr w:val="none" w:sz="0" w:space="0" w:color="auto" w:frame="1"/>
+              </w:rPr>
+              <w:t>Registrar nuevos vehículos en el inventario</w:t>
+            </w:r>
+          </w:p>
+        </w:tc>
+        <w:tc>
+          <w:tcPr>
+            <w:tcW w:w="0" w:type="auto"/>
+            <w:hideMark/>
+          </w:tcPr>
+          <w:p>
+            <w:pPr>
+              <w:widowControl/>
+              <w:rPr>
+                <w:rFonts w:ascii="Times New Roman" w:eastAsia="Times New Roman" w:hAnsi="Times New Roman" w:cs="Times New Roman"/>
+                <w:color w:val="1F1F1F"/>
+                <w:sz w:val="24"/>
+                <w:szCs w:val="24"/>
+              </w:rPr>
+            </w:pPr>
+            <w:r>
+              <w:rPr>
+                <w:rFonts w:ascii="Times New Roman" w:eastAsia="Times New Roman" w:hAnsi="Times New Roman" w:cs="Times New Roman"/>
+                <w:color w:val="1F1F1F"/>
+                <w:sz w:val="24"/>
+                <w:szCs w:val="24"/>
+                <w:bdr w:val="none" w:sz="0" w:space="0" w:color="auto" w:frame="1"/>
+              </w:rPr>
+              <w:t>Must Have</w:t>
+            </w:r>
+          </w:p>
+        </w:tc>
+        <w:tc>
+          <w:tcPr>
+            <w:tcW w:w="0" w:type="auto"/>
+            <w:hideMark/>
+          </w:tcPr>
+          <w:p>
+            <w:pPr>
+              <w:widowControl/>
+              <w:rPr>
+                <w:rFonts w:ascii="Times New Roman" w:eastAsia="Times New Roman" w:hAnsi="Times New Roman" w:cs="Times New Roman"/>
+                <w:color w:val="1F1F1F"/>
+                <w:sz w:val="24"/>
+                <w:szCs w:val="24"/>
+              </w:rPr>
+            </w:pPr>
+            <w:r>
+              <w:rPr>
+                <w:rFonts w:ascii="Times New Roman" w:eastAsia="Times New Roman" w:hAnsi="Times New Roman" w:cs="Times New Roman"/>
+                <w:color w:val="1F1F1F"/>
+                <w:sz w:val="24"/>
+                <w:szCs w:val="24"/>
+                <w:bdr w:val="none" w:sz="0" w:space="0" w:color="auto" w:frame="1"/>
+              </w:rPr>
+              <w:t>Sprint 1 MVP</w:t>
+            </w:r>
+          </w:p>
+        </w:tc>
+      </w:tr>
+      <w:tr>
+        <w:tc>
+          <w:tcPr>
+            <w:tcW w:w="0" w:type="auto"/>
+            <w:hideMark/>
+          </w:tcPr>
+          <w:p>
+            <w:pPr>
+              <w:widowControl/>
+              <w:rPr>
+                <w:rFonts w:ascii="Times New Roman" w:eastAsia="Times New Roman" w:hAnsi="Times New Roman" w:cs="Times New Roman"/>
+                <w:color w:val="1F1F1F"/>
+                <w:sz w:val="24"/>
+                <w:szCs w:val="24"/>
+              </w:rPr>
+            </w:pPr>
+            <w:r>
+              <w:rPr>
+                <w:rFonts w:ascii="Times New Roman" w:eastAsia="Times New Roman" w:hAnsi="Times New Roman" w:cs="Times New Roman"/>
+                <w:color w:val="1F1F1F"/>
+                <w:sz w:val="24"/>
+                <w:szCs w:val="24"/>
+                <w:bdr w:val="none" w:sz="0" w:space="0" w:color="auto" w:frame="1"/>
+              </w:rPr>
+              <w:t>HU-04</w:t>
+            </w:r>
+          </w:p>
+        </w:tc>
+        <w:tc>
+          <w:tcPr>
+            <w:tcW w:w="0" w:type="auto"/>
+            <w:hideMark/>
+          </w:tcPr>
+          <w:p>
+            <w:pPr>
+              <w:widowControl/>
+              <w:rPr>
+                <w:rFonts w:ascii="Times New Roman" w:eastAsia="Times New Roman" w:hAnsi="Times New Roman" w:cs="Times New Roman"/>
+                <w:color w:val="1F1F1F"/>
+                <w:sz w:val="24"/>
+                <w:szCs w:val="24"/>
+              </w:rPr>
+            </w:pPr>
+            <w:r>
+              <w:rPr>
+                <w:rFonts w:ascii="Times New Roman" w:eastAsia="Times New Roman" w:hAnsi="Times New Roman" w:cs="Times New Roman"/>
+                <w:color w:val="1F1F1F"/>
+                <w:sz w:val="24"/>
+                <w:szCs w:val="24"/>
+                <w:bdr w:val="none" w:sz="0" w:space="0" w:color="auto" w:frame="1"/>
+              </w:rPr>
+              <w:t>E2. Clientes</w:t>
+            </w:r>
+          </w:p>
+        </w:tc>
+        <w:tc>
+          <w:tcPr>
+            <w:tcW w:w="0" w:type="auto"/>
+            <w:hideMark/>
+          </w:tcPr>
+          <w:p>
+            <w:pPr>
+              <w:widowControl/>
+              <w:rPr>
+                <w:rFonts w:ascii="Times New Roman" w:eastAsia="Times New Roman" w:hAnsi="Times New Roman" w:cs="Times New Roman"/>
+                <w:color w:val="1F1F1F"/>
+                <w:sz w:val="24"/>
+                <w:szCs w:val="24"/>
+              </w:rPr>
+            </w:pPr>
+            <w:r>
+              <w:rPr>
+                <w:rFonts w:ascii="Times New Roman" w:eastAsia="Times New Roman" w:hAnsi="Times New Roman" w:cs="Times New Roman"/>
+                <w:color w:val="1F1F1F"/>
+                <w:sz w:val="24"/>
+                <w:szCs w:val="24"/>
+                <w:bdr w:val="none" w:sz="0" w:space="0" w:color="auto" w:frame="1"/>
+              </w:rPr>
+              <w:t>Registrar datos personales de nuevos clientes</w:t>
+            </w:r>
+          </w:p>
+        </w:tc>
+        <w:tc>
+          <w:tcPr>
+            <w:tcW w:w="0" w:type="auto"/>
+            <w:hideMark/>
+          </w:tcPr>
+          <w:p>
+            <w:pPr>
+              <w:widowControl/>
+              <w:rPr>
+                <w:rFonts w:ascii="Times New Roman" w:eastAsia="Times New Roman" w:hAnsi="Times New Roman" w:cs="Times New Roman"/>
+                <w:color w:val="1F1F1F"/>
+                <w:sz w:val="24"/>
+                <w:szCs w:val="24"/>
+              </w:rPr>
+            </w:pPr>
+            <w:r>
+              <w:rPr>
+                <w:rFonts w:ascii="Times New Roman" w:eastAsia="Times New Roman" w:hAnsi="Times New Roman" w:cs="Times New Roman"/>
+                <w:color w:val="1F1F1F"/>
+                <w:sz w:val="24"/>
+                <w:szCs w:val="24"/>
+                <w:bdr w:val="none" w:sz="0" w:space="0" w:color="auto" w:frame="1"/>
+              </w:rPr>
+              <w:t>Must Have</w:t>
+            </w:r>
+          </w:p>
+        </w:tc>
+        <w:tc>
+          <w:tcPr>
+            <w:tcW w:w="0" w:type="auto"/>
+            <w:hideMark/>
+          </w:tcPr>
+          <w:p>
+            <w:pPr>
+              <w:widowControl/>
+              <w:rPr>
+                <w:rFonts w:ascii="Times New Roman" w:eastAsia="Times New Roman" w:hAnsi="Times New Roman" w:cs="Times New Roman"/>
+                <w:color w:val="1F1F1F"/>
+                <w:sz w:val="24"/>
+                <w:szCs w:val="24"/>
+              </w:rPr>
+            </w:pPr>
+            <w:r>
+              <w:rPr>
+                <w:rFonts w:ascii="Times New Roman" w:eastAsia="Times New Roman" w:hAnsi="Times New Roman" w:cs="Times New Roman"/>
+                <w:color w:val="1F1F1F"/>
+                <w:sz w:val="24"/>
+                <w:szCs w:val="24"/>
+                <w:bdr w:val="none" w:sz="0" w:space="0" w:color="auto" w:frame="1"/>
+              </w:rPr>
+              <w:t>Sprint 1 MV</w:t>
+            </w:r>
+            <w:r>
+              <w:rPr>
+                <w:rFonts w:ascii="Times New Roman" w:eastAsia="Times New Roman" w:hAnsi="Times New Roman" w:cs="Times New Roman"/>
+                <w:color w:val="1F1F1F"/>
+                <w:sz w:val="24"/>
+                <w:szCs w:val="24"/>
+                <w:bdr w:val="none" w:sz="0" w:space="0" w:color="auto" w:frame="1"/>
+              </w:rPr>
+              <w:t>P</w:t>
+            </w:r>
+          </w:p>
+        </w:tc>
+      </w:tr>
+      <w:tr>
+        <w:tc>
+          <w:tcPr>
+            <w:tcW w:w="0" w:type="auto"/>
+            <w:hideMark/>
+          </w:tcPr>
+          <w:p>
+            <w:pPr>
+              <w:widowControl/>
+              <w:rPr>
+                <w:rFonts w:ascii="Times New Roman" w:eastAsia="Times New Roman" w:hAnsi="Times New Roman" w:cs="Times New Roman"/>
+                <w:color w:val="1F1F1F"/>
+                <w:sz w:val="24"/>
+                <w:szCs w:val="24"/>
+              </w:rPr>
+            </w:pPr>
+            <w:r>
+              <w:rPr>
+                <w:rFonts w:ascii="Times New Roman" w:eastAsia="Times New Roman" w:hAnsi="Times New Roman" w:cs="Times New Roman"/>
+                <w:color w:val="1F1F1F"/>
+                <w:sz w:val="24"/>
+                <w:szCs w:val="24"/>
+                <w:bdr w:val="none" w:sz="0" w:space="0" w:color="auto" w:frame="1"/>
+              </w:rPr>
+              <w:t>HU-06</w:t>
+            </w:r>
+          </w:p>
+        </w:tc>
+        <w:tc>
+          <w:tcPr>
+            <w:tcW w:w="0" w:type="auto"/>
+            <w:hideMark/>
+          </w:tcPr>
+          <w:p>
+            <w:pPr>
+              <w:widowControl/>
+              <w:rPr>
+                <w:rFonts w:ascii="Times New Roman" w:eastAsia="Times New Roman" w:hAnsi="Times New Roman" w:cs="Times New Roman"/>
+                <w:color w:val="1F1F1F"/>
+                <w:sz w:val="24"/>
+                <w:szCs w:val="24"/>
+              </w:rPr>
+            </w:pPr>
+            <w:r>
+              <w:rPr>
+                <w:rFonts w:ascii="Times New Roman" w:eastAsia="Times New Roman" w:hAnsi="Times New Roman" w:cs="Times New Roman"/>
+                <w:color w:val="1F1F1F"/>
+                <w:sz w:val="24"/>
+                <w:szCs w:val="24"/>
+                <w:bdr w:val="none" w:sz="0" w:space="0" w:color="auto" w:frame="1"/>
+              </w:rPr>
+              <w:t>E3. Alquiler</w:t>
+            </w:r>
+          </w:p>
+        </w:tc>
+        <w:tc>
+          <w:tcPr>
+            <w:tcW w:w="0" w:type="auto"/>
+            <w:hideMark/>
+          </w:tcPr>
+          <w:p>
+            <w:pPr>
+              <w:widowControl/>
+              <w:rPr>
+                <w:rFonts w:ascii="Times New Roman" w:eastAsia="Times New Roman" w:hAnsi="Times New Roman" w:cs="Times New Roman"/>
+                <w:color w:val="1F1F1F"/>
+                <w:sz w:val="24"/>
+                <w:szCs w:val="24"/>
+              </w:rPr>
+            </w:pPr>
+            <w:r>
+              <w:rPr>
+                <w:rFonts w:ascii="Times New Roman" w:eastAsia="Times New Roman" w:hAnsi="Times New Roman" w:cs="Times New Roman"/>
+                <w:color w:val="1F1F1F"/>
+                <w:sz w:val="24"/>
+                <w:szCs w:val="24"/>
+                <w:bdr w:val="none" w:sz="0" w:space="0" w:color="auto" w:frame="1"/>
+              </w:rPr>
+              <w:t>Registrar un nuevo contrato de alquiler</w:t>
+            </w:r>
+          </w:p>
+        </w:tc>
+        <w:tc>
+          <w:tcPr>
+            <w:tcW w:w="0" w:type="auto"/>
+            <w:hideMark/>
+          </w:tcPr>
+          <w:p>
+            <w:pPr>
+              <w:widowControl/>
+              <w:rPr>
+                <w:rFonts w:ascii="Times New Roman" w:eastAsia="Times New Roman" w:hAnsi="Times New Roman" w:cs="Times New Roman"/>
+                <w:color w:val="1F1F1F"/>
+                <w:sz w:val="24"/>
+                <w:szCs w:val="24"/>
+              </w:rPr>
+            </w:pPr>
+            <w:r>
+              <w:rPr>
+                <w:rFonts w:ascii="Times New Roman" w:eastAsia="Times New Roman" w:hAnsi="Times New Roman" w:cs="Times New Roman"/>
+                <w:color w:val="1F1F1F"/>
+                <w:sz w:val="24"/>
+                <w:szCs w:val="24"/>
+                <w:bdr w:val="none" w:sz="0" w:space="0" w:color="auto" w:frame="1"/>
+              </w:rPr>
+              <w:t>Must Have</w:t>
+            </w:r>
+          </w:p>
+        </w:tc>
+        <w:tc>
+          <w:tcPr>
+            <w:tcW w:w="0" w:type="auto"/>
+            <w:hideMark/>
+          </w:tcPr>
+          <w:p>
+            <w:pPr>
+              <w:widowControl/>
+              <w:rPr>
+                <w:rFonts w:ascii="Times New Roman" w:eastAsia="Times New Roman" w:hAnsi="Times New Roman" w:cs="Times New Roman"/>
+                <w:color w:val="1F1F1F"/>
+                <w:sz w:val="24"/>
+                <w:szCs w:val="24"/>
+              </w:rPr>
+            </w:pPr>
+            <w:r>
+              <w:rPr>
+                <w:rFonts w:ascii="Times New Roman" w:eastAsia="Times New Roman" w:hAnsi="Times New Roman" w:cs="Times New Roman"/>
+                <w:color w:val="1F1F1F"/>
+                <w:sz w:val="24"/>
+                <w:szCs w:val="24"/>
+                <w:bdr w:val="none" w:sz="0" w:space="0" w:color="auto" w:frame="1"/>
+              </w:rPr>
+              <w:t>Sprint 1 MV</w:t>
+            </w:r>
+            <w:r>
+              <w:rPr>
+                <w:rFonts w:ascii="Times New Roman" w:eastAsia="Times New Roman" w:hAnsi="Times New Roman" w:cs="Times New Roman"/>
+                <w:color w:val="1F1F1F"/>
+                <w:sz w:val="24"/>
+                <w:szCs w:val="24"/>
+                <w:bdr w:val="none" w:sz="0" w:space="0" w:color="auto" w:frame="1"/>
+              </w:rPr>
+              <w:t>P</w:t>
+            </w:r>
+          </w:p>
+        </w:tc>
+      </w:tr>
+      <w:tr>
+        <w:tc>
+          <w:tcPr>
+            <w:tcW w:w="0" w:type="auto"/>
+            <w:hideMark/>
+          </w:tcPr>
+          <w:p>
+            <w:pPr>
+              <w:widowControl/>
+              <w:rPr>
+                <w:rFonts w:ascii="Times New Roman" w:eastAsia="Times New Roman" w:hAnsi="Times New Roman" w:cs="Times New Roman"/>
+                <w:color w:val="1F1F1F"/>
+                <w:sz w:val="24"/>
+                <w:szCs w:val="24"/>
+              </w:rPr>
+            </w:pPr>
+            <w:r>
+              <w:rPr>
+                <w:rFonts w:ascii="Times New Roman" w:eastAsia="Times New Roman" w:hAnsi="Times New Roman" w:cs="Times New Roman"/>
+                <w:color w:val="1F1F1F"/>
+                <w:sz w:val="24"/>
+                <w:szCs w:val="24"/>
+                <w:bdr w:val="none" w:sz="0" w:space="0" w:color="auto" w:frame="1"/>
+              </w:rPr>
+              <w:t>HU-08</w:t>
+            </w:r>
+          </w:p>
+        </w:tc>
+        <w:tc>
+          <w:tcPr>
+            <w:tcW w:w="0" w:type="auto"/>
+            <w:hideMark/>
+          </w:tcPr>
+          <w:p>
+            <w:pPr>
+              <w:widowControl/>
+              <w:rPr>
+                <w:rFonts w:ascii="Times New Roman" w:eastAsia="Times New Roman" w:hAnsi="Times New Roman" w:cs="Times New Roman"/>
+                <w:color w:val="1F1F1F"/>
+                <w:sz w:val="24"/>
+                <w:szCs w:val="24"/>
+              </w:rPr>
+            </w:pPr>
+            <w:r>
+              <w:rPr>
+                <w:rFonts w:ascii="Times New Roman" w:eastAsia="Times New Roman" w:hAnsi="Times New Roman" w:cs="Times New Roman"/>
+                <w:color w:val="1F1F1F"/>
+                <w:sz w:val="24"/>
+                <w:szCs w:val="24"/>
+                <w:bdr w:val="none" w:sz="0" w:space="0" w:color="auto" w:frame="1"/>
+              </w:rPr>
+              <w:t>E3. Alquiler</w:t>
+            </w:r>
+          </w:p>
+        </w:tc>
+        <w:tc>
+          <w:tcPr>
+            <w:tcW w:w="0" w:type="auto"/>
+            <w:hideMark/>
+          </w:tcPr>
+          <w:p>
+            <w:pPr>
+              <w:widowControl/>
+              <w:rPr>
+                <w:rFonts w:ascii="Times New Roman" w:eastAsia="Times New Roman" w:hAnsi="Times New Roman" w:cs="Times New Roman"/>
+                <w:color w:val="1F1F1F"/>
+                <w:sz w:val="24"/>
+                <w:szCs w:val="24"/>
+              </w:rPr>
+            </w:pPr>
+            <w:r>
+              <w:rPr>
+                <w:rFonts w:ascii="Times New Roman" w:eastAsia="Times New Roman" w:hAnsi="Times New Roman" w:cs="Times New Roman"/>
+                <w:color w:val="1F1F1F"/>
+                <w:sz w:val="24"/>
+                <w:szCs w:val="24"/>
+                <w:bdr w:val="none" w:sz="0" w:space="0" w:color="auto" w:frame="1"/>
+              </w:rPr>
+              <w:t>Registrar la devolución de un vehículo</w:t>
+            </w:r>
+          </w:p>
+        </w:tc>
+        <w:tc>
+          <w:tcPr>
+            <w:tcW w:w="0" w:type="auto"/>
+            <w:hideMark/>
+          </w:tcPr>
+          <w:p>
+            <w:pPr>
+              <w:widowControl/>
+              <w:rPr>
+                <w:rFonts w:ascii="Times New Roman" w:eastAsia="Times New Roman" w:hAnsi="Times New Roman" w:cs="Times New Roman"/>
+                <w:color w:val="1F1F1F"/>
+                <w:sz w:val="24"/>
+                <w:szCs w:val="24"/>
+              </w:rPr>
+            </w:pPr>
+            <w:r>
+              <w:rPr>
+                <w:rFonts w:ascii="Times New Roman" w:eastAsia="Times New Roman" w:hAnsi="Times New Roman" w:cs="Times New Roman"/>
+                <w:color w:val="1F1F1F"/>
+                <w:sz w:val="24"/>
+                <w:szCs w:val="24"/>
+                <w:bdr w:val="none" w:sz="0" w:space="0" w:color="auto" w:frame="1"/>
+              </w:rPr>
+              <w:t>Must Have</w:t>
+            </w:r>
+          </w:p>
+        </w:tc>
+        <w:tc>
+          <w:tcPr>
+            <w:tcW w:w="0" w:type="auto"/>
+            <w:hideMark/>
+          </w:tcPr>
+          <w:p>
+            <w:pPr>
+              <w:widowControl/>
+              <w:rPr>
+                <w:rFonts w:ascii="Times New Roman" w:eastAsia="Times New Roman" w:hAnsi="Times New Roman" w:cs="Times New Roman"/>
+                <w:color w:val="1F1F1F"/>
+                <w:sz w:val="24"/>
+                <w:szCs w:val="24"/>
+              </w:rPr>
+            </w:pPr>
+            <w:r>
+              <w:rPr>
+                <w:rFonts w:ascii="Times New Roman" w:eastAsia="Times New Roman" w:hAnsi="Times New Roman" w:cs="Times New Roman"/>
+                <w:color w:val="1F1F1F"/>
+                <w:sz w:val="24"/>
+                <w:szCs w:val="24"/>
+                <w:bdr w:val="none" w:sz="0" w:space="0" w:color="auto" w:frame="1"/>
+              </w:rPr>
+              <w:t>Sprint 1 MVP</w:t>
+            </w:r>
+          </w:p>
+        </w:tc>
+      </w:tr>
+      <w:tr>
+        <w:tc>
+          <w:tcPr>
+            <w:tcW w:w="0" w:type="auto"/>
+            <w:hideMark/>
+          </w:tcPr>
+          <w:p>
+            <w:pPr>
+              <w:widowControl/>
+              <w:rPr>
+                <w:rFonts w:ascii="Times New Roman" w:eastAsia="Times New Roman" w:hAnsi="Times New Roman" w:cs="Times New Roman"/>
+                <w:color w:val="1F1F1F"/>
+                <w:sz w:val="24"/>
+                <w:szCs w:val="24"/>
+              </w:rPr>
+            </w:pPr>
+            <w:r>
+              <w:rPr>
+                <w:rFonts w:ascii="Times New Roman" w:eastAsia="Times New Roman" w:hAnsi="Times New Roman" w:cs="Times New Roman"/>
+                <w:color w:val="1F1F1F"/>
+                <w:sz w:val="24"/>
+                <w:szCs w:val="24"/>
+                <w:bdr w:val="none" w:sz="0" w:space="0" w:color="auto" w:frame="1"/>
+              </w:rPr>
+              <w:t>HU-10</w:t>
+            </w:r>
+          </w:p>
+        </w:tc>
+        <w:tc>
+          <w:tcPr>
+            <w:tcW w:w="0" w:type="auto"/>
+            <w:hideMark/>
+          </w:tcPr>
+          <w:p>
+            <w:pPr>
+              <w:widowControl/>
+              <w:rPr>
+                <w:rFonts w:ascii="Times New Roman" w:eastAsia="Times New Roman" w:hAnsi="Times New Roman" w:cs="Times New Roman"/>
+                <w:color w:val="1F1F1F"/>
+                <w:sz w:val="24"/>
+                <w:szCs w:val="24"/>
+              </w:rPr>
+            </w:pPr>
+            <w:r>
+              <w:rPr>
+                <w:rFonts w:ascii="Times New Roman" w:eastAsia="Times New Roman" w:hAnsi="Times New Roman" w:cs="Times New Roman"/>
+                <w:color w:val="1F1F1F"/>
+                <w:sz w:val="24"/>
+                <w:szCs w:val="24"/>
+                <w:bdr w:val="none" w:sz="0" w:space="0" w:color="auto" w:frame="1"/>
+              </w:rPr>
+              <w:t>E4. Facturación</w:t>
+            </w:r>
+          </w:p>
+        </w:tc>
+        <w:tc>
+          <w:tcPr>
+            <w:tcW w:w="0" w:type="auto"/>
+            <w:hideMark/>
+          </w:tcPr>
+          <w:p>
+            <w:pPr>
+              <w:widowControl/>
+              <w:rPr>
+                <w:rFonts w:ascii="Times New Roman" w:eastAsia="Times New Roman" w:hAnsi="Times New Roman" w:cs="Times New Roman"/>
+                <w:color w:val="1F1F1F"/>
+                <w:sz w:val="24"/>
+                <w:szCs w:val="24"/>
+              </w:rPr>
+            </w:pPr>
+            <w:r>
+              <w:rPr>
+                <w:rFonts w:ascii="Times New Roman" w:eastAsia="Times New Roman" w:hAnsi="Times New Roman" w:cs="Times New Roman"/>
+                <w:color w:val="1F1F1F"/>
+                <w:sz w:val="24"/>
+                <w:szCs w:val="24"/>
+                <w:bdr w:val="none" w:sz="0" w:space="0" w:color="auto" w:frame="1"/>
+              </w:rPr>
+              <w:t>Generar la factura final de cobro</w:t>
+            </w:r>
+          </w:p>
+        </w:tc>
+        <w:tc>
+          <w:tcPr>
+            <w:tcW w:w="0" w:type="auto"/>
+            <w:hideMark/>
+          </w:tcPr>
+          <w:p>
+            <w:pPr>
+              <w:widowControl/>
+              <w:rPr>
+                <w:rFonts w:ascii="Times New Roman" w:eastAsia="Times New Roman" w:hAnsi="Times New Roman" w:cs="Times New Roman"/>
+                <w:color w:val="1F1F1F"/>
+                <w:sz w:val="24"/>
+                <w:szCs w:val="24"/>
+              </w:rPr>
+            </w:pPr>
+            <w:r>
+              <w:rPr>
+                <w:rFonts w:ascii="Times New Roman" w:eastAsia="Times New Roman" w:hAnsi="Times New Roman" w:cs="Times New Roman"/>
+                <w:color w:val="1F1F1F"/>
+                <w:sz w:val="24"/>
+                <w:szCs w:val="24"/>
+                <w:bdr w:val="none" w:sz="0" w:space="0" w:color="auto" w:frame="1"/>
+              </w:rPr>
+              <w:t>Must Have</w:t>
+            </w:r>
+          </w:p>
+        </w:tc>
+        <w:tc>
+          <w:tcPr>
+            <w:tcW w:w="0" w:type="auto"/>
+            <w:hideMark/>
+          </w:tcPr>
+          <w:p>
+            <w:pPr>
+              <w:widowControl/>
+              <w:rPr>
+                <w:rFonts w:ascii="Times New Roman" w:eastAsia="Times New Roman" w:hAnsi="Times New Roman" w:cs="Times New Roman"/>
+                <w:color w:val="1F1F1F"/>
+                <w:sz w:val="24"/>
+                <w:szCs w:val="24"/>
+              </w:rPr>
+            </w:pPr>
+            <w:r>
+              <w:rPr>
+                <w:rFonts w:ascii="Times New Roman" w:eastAsia="Times New Roman" w:hAnsi="Times New Roman" w:cs="Times New Roman"/>
+                <w:color w:val="1F1F1F"/>
+                <w:sz w:val="24"/>
+                <w:szCs w:val="24"/>
+                <w:bdr w:val="none" w:sz="0" w:space="0" w:color="auto" w:frame="1"/>
+              </w:rPr>
+              <w:t>Sprint 1 MVP</w:t>
+            </w:r>
+          </w:p>
+        </w:tc>
+      </w:tr>
+      <w:tr>
+        <w:tc>
+          <w:tcPr>
+            <w:tcW w:w="0" w:type="auto"/>
+            <w:hideMark/>
+          </w:tcPr>
+          <w:p>
+            <w:pPr>
+              <w:widowControl/>
+              <w:rPr>
+                <w:rFonts w:ascii="Times New Roman" w:eastAsia="Times New Roman" w:hAnsi="Times New Roman" w:cs="Times New Roman"/>
+                <w:color w:val="1F1F1F"/>
+                <w:sz w:val="24"/>
+                <w:szCs w:val="24"/>
+              </w:rPr>
+            </w:pPr>
+            <w:r>
+              <w:rPr>
+                <w:rFonts w:ascii="Times New Roman" w:eastAsia="Times New Roman" w:hAnsi="Times New Roman" w:cs="Times New Roman"/>
+                <w:color w:val="1F1F1F"/>
+                <w:sz w:val="24"/>
+                <w:szCs w:val="24"/>
+                <w:bdr w:val="none" w:sz="0" w:space="0" w:color="auto" w:frame="1"/>
+              </w:rPr>
+              <w:t>HU-02</w:t>
+            </w:r>
+          </w:p>
+        </w:tc>
+        <w:tc>
+          <w:tcPr>
+            <w:tcW w:w="0" w:type="auto"/>
+            <w:hideMark/>
+          </w:tcPr>
+          <w:p>
+            <w:pPr>
+              <w:widowControl/>
+              <w:rPr>
+                <w:rFonts w:ascii="Times New Roman" w:eastAsia="Times New Roman" w:hAnsi="Times New Roman" w:cs="Times New Roman"/>
+                <w:color w:val="1F1F1F"/>
+                <w:sz w:val="24"/>
+                <w:szCs w:val="24"/>
+              </w:rPr>
+            </w:pPr>
+            <w:r>
+              <w:rPr>
+                <w:rFonts w:ascii="Times New Roman" w:eastAsia="Times New Roman" w:hAnsi="Times New Roman" w:cs="Times New Roman"/>
+                <w:color w:val="1F1F1F"/>
+                <w:sz w:val="24"/>
+                <w:szCs w:val="24"/>
+                <w:bdr w:val="none" w:sz="0" w:space="0" w:color="auto" w:frame="1"/>
+              </w:rPr>
+              <w:t>E1. Flota</w:t>
+            </w:r>
+          </w:p>
+        </w:tc>
+        <w:tc>
+          <w:tcPr>
+            <w:tcW w:w="0" w:type="auto"/>
+            <w:hideMark/>
+          </w:tcPr>
+          <w:p>
+            <w:pPr>
+              <w:widowControl/>
+              <w:rPr>
+                <w:rFonts w:ascii="Times New Roman" w:eastAsia="Times New Roman" w:hAnsi="Times New Roman" w:cs="Times New Roman"/>
+                <w:color w:val="1F1F1F"/>
+                <w:sz w:val="24"/>
+                <w:szCs w:val="24"/>
+              </w:rPr>
+            </w:pPr>
+            <w:r>
+              <w:rPr>
+                <w:rFonts w:ascii="Times New Roman" w:eastAsia="Times New Roman" w:hAnsi="Times New Roman" w:cs="Times New Roman"/>
+                <w:color w:val="1F1F1F"/>
+                <w:sz w:val="24"/>
+                <w:szCs w:val="24"/>
+                <w:bdr w:val="none" w:sz="0" w:space="0" w:color="auto" w:frame="1"/>
+              </w:rPr>
+              <w:t>Consultar vehículos disponibles para alquiler</w:t>
+            </w:r>
+          </w:p>
+        </w:tc>
+        <w:tc>
+          <w:tcPr>
+            <w:tcW w:w="0" w:type="auto"/>
+            <w:hideMark/>
+          </w:tcPr>
+          <w:p>
+            <w:pPr>
+              <w:widowControl/>
+              <w:rPr>
+                <w:rFonts w:ascii="Times New Roman" w:eastAsia="Times New Roman" w:hAnsi="Times New Roman" w:cs="Times New Roman"/>
+                <w:color w:val="1F1F1F"/>
+                <w:sz w:val="24"/>
+                <w:szCs w:val="24"/>
+              </w:rPr>
+            </w:pPr>
+            <w:r>
+              <w:rPr>
+                <w:rFonts w:ascii="Times New Roman" w:eastAsia="Times New Roman" w:hAnsi="Times New Roman" w:cs="Times New Roman"/>
+                <w:color w:val="1F1F1F"/>
+                <w:sz w:val="24"/>
+                <w:szCs w:val="24"/>
+                <w:bdr w:val="none" w:sz="0" w:space="0" w:color="auto" w:frame="1"/>
+              </w:rPr>
+              <w:t>Should Have</w:t>
+            </w:r>
+          </w:p>
+        </w:tc>
+        <w:tc>
+          <w:tcPr>
+            <w:tcW w:w="0" w:type="auto"/>
+            <w:hideMark/>
+          </w:tcPr>
+          <w:p>
+            <w:pPr>
+              <w:widowControl/>
+              <w:rPr>
+                <w:rFonts w:ascii="Times New Roman" w:eastAsia="Times New Roman" w:hAnsi="Times New Roman" w:cs="Times New Roman"/>
+                <w:color w:val="1F1F1F"/>
+                <w:sz w:val="24"/>
+                <w:szCs w:val="24"/>
+              </w:rPr>
+            </w:pPr>
+            <w:r>
+              <w:rPr>
+                <w:rFonts w:ascii="Times New Roman" w:eastAsia="Times New Roman" w:hAnsi="Times New Roman" w:cs="Times New Roman"/>
+                <w:color w:val="1F1F1F"/>
+                <w:sz w:val="24"/>
+                <w:szCs w:val="24"/>
+                <w:bdr w:val="none" w:sz="0" w:space="0" w:color="auto" w:frame="1"/>
+              </w:rPr>
+              <w:t>Sprint 2</w:t>
+            </w:r>
+          </w:p>
+        </w:tc>
+      </w:tr>
+      <w:tr>
+        <w:tc>
+          <w:tcPr>
+            <w:tcW w:w="0" w:type="auto"/>
+            <w:hideMark/>
+          </w:tcPr>
+          <w:p>
+            <w:pPr>
+              <w:widowControl/>
+              <w:rPr>
+                <w:rFonts w:ascii="Times New Roman" w:eastAsia="Times New Roman" w:hAnsi="Times New Roman" w:cs="Times New Roman"/>
+                <w:color w:val="1F1F1F"/>
+                <w:sz w:val="24"/>
+                <w:szCs w:val="24"/>
+              </w:rPr>
+            </w:pPr>
+            <w:r>
+              <w:rPr>
+                <w:rFonts w:ascii="Times New Roman" w:eastAsia="Times New Roman" w:hAnsi="Times New Roman" w:cs="Times New Roman"/>
+                <w:color w:val="1F1F1F"/>
+                <w:sz w:val="24"/>
+                <w:szCs w:val="24"/>
+                <w:bdr w:val="none" w:sz="0" w:space="0" w:color="auto" w:frame="1"/>
+              </w:rPr>
+              <w:t>HU-05</w:t>
+            </w:r>
+          </w:p>
+        </w:tc>
+        <w:tc>
+          <w:tcPr>
+            <w:tcW w:w="0" w:type="auto"/>
+            <w:hideMark/>
+          </w:tcPr>
+          <w:p>
+            <w:pPr>
+              <w:widowControl/>
+              <w:rPr>
+                <w:rFonts w:ascii="Times New Roman" w:eastAsia="Times New Roman" w:hAnsi="Times New Roman" w:cs="Times New Roman"/>
+                <w:color w:val="1F1F1F"/>
+                <w:sz w:val="24"/>
+                <w:szCs w:val="24"/>
+              </w:rPr>
+            </w:pPr>
+            <w:r>
+              <w:rPr>
+                <w:rFonts w:ascii="Times New Roman" w:eastAsia="Times New Roman" w:hAnsi="Times New Roman" w:cs="Times New Roman"/>
+                <w:color w:val="1F1F1F"/>
+                <w:sz w:val="24"/>
+                <w:szCs w:val="24"/>
+                <w:bdr w:val="none" w:sz="0" w:space="0" w:color="auto" w:frame="1"/>
+              </w:rPr>
+              <w:t>E2. Clientes</w:t>
+            </w:r>
+          </w:p>
+        </w:tc>
+        <w:tc>
+          <w:tcPr>
+            <w:tcW w:w="0" w:type="auto"/>
+            <w:hideMark/>
+          </w:tcPr>
+          <w:p>
+            <w:pPr>
+              <w:widowControl/>
+              <w:rPr>
+                <w:rFonts w:ascii="Times New Roman" w:eastAsia="Times New Roman" w:hAnsi="Times New Roman" w:cs="Times New Roman"/>
+                <w:color w:val="1F1F1F"/>
+                <w:sz w:val="24"/>
+                <w:szCs w:val="24"/>
+              </w:rPr>
+            </w:pPr>
+            <w:r>
+              <w:rPr>
+                <w:rFonts w:ascii="Times New Roman" w:eastAsia="Times New Roman" w:hAnsi="Times New Roman" w:cs="Times New Roman"/>
+                <w:color w:val="1F1F1F"/>
+                <w:sz w:val="24"/>
+                <w:szCs w:val="24"/>
+                <w:bdr w:val="none" w:sz="0" w:space="0" w:color="auto" w:frame="1"/>
+              </w:rPr>
+              <w:t>Actualizar información de contacto de clientes</w:t>
+            </w:r>
+          </w:p>
+        </w:tc>
+        <w:tc>
+          <w:tcPr>
+            <w:tcW w:w="0" w:type="auto"/>
+            <w:hideMark/>
+          </w:tcPr>
+          <w:p>
+            <w:pPr>
+              <w:widowControl/>
+              <w:rPr>
+                <w:rFonts w:ascii="Times New Roman" w:eastAsia="Times New Roman" w:hAnsi="Times New Roman" w:cs="Times New Roman"/>
+                <w:color w:val="1F1F1F"/>
+                <w:sz w:val="24"/>
+                <w:szCs w:val="24"/>
+              </w:rPr>
+            </w:pPr>
+            <w:r>
+              <w:rPr>
+                <w:rFonts w:ascii="Times New Roman" w:eastAsia="Times New Roman" w:hAnsi="Times New Roman" w:cs="Times New Roman"/>
+                <w:color w:val="1F1F1F"/>
+                <w:sz w:val="24"/>
+                <w:szCs w:val="24"/>
+                <w:bdr w:val="none" w:sz="0" w:space="0" w:color="auto" w:frame="1"/>
+              </w:rPr>
+              <w:t>Should Have</w:t>
+            </w:r>
+          </w:p>
+        </w:tc>
+        <w:tc>
+          <w:tcPr>
+            <w:tcW w:w="0" w:type="auto"/>
+            <w:hideMark/>
+          </w:tcPr>
+          <w:p>
+            <w:pPr>
+              <w:widowControl/>
+              <w:rPr>
+                <w:rFonts w:ascii="Times New Roman" w:eastAsia="Times New Roman" w:hAnsi="Times New Roman" w:cs="Times New Roman"/>
+                <w:color w:val="1F1F1F"/>
+                <w:sz w:val="24"/>
+                <w:szCs w:val="24"/>
+              </w:rPr>
+            </w:pPr>
+            <w:r>
+              <w:rPr>
+                <w:rFonts w:ascii="Times New Roman" w:eastAsia="Times New Roman" w:hAnsi="Times New Roman" w:cs="Times New Roman"/>
+                <w:color w:val="1F1F1F"/>
+                <w:sz w:val="24"/>
+                <w:szCs w:val="24"/>
+                <w:bdr w:val="none" w:sz="0" w:space="0" w:color="auto" w:frame="1"/>
+              </w:rPr>
+              <w:t>Sprint 2</w:t>
+            </w:r>
+          </w:p>
+        </w:tc>
+      </w:tr>
+      <w:tr>
+        <w:tc>
+          <w:tcPr>
+            <w:tcW w:w="0" w:type="auto"/>
+            <w:hideMark/>
+          </w:tcPr>
+          <w:p>
+            <w:pPr>
+              <w:widowControl/>
+              <w:rPr>
+                <w:rFonts w:ascii="Times New Roman" w:eastAsia="Times New Roman" w:hAnsi="Times New Roman" w:cs="Times New Roman"/>
+                <w:color w:val="1F1F1F"/>
+                <w:sz w:val="24"/>
+                <w:szCs w:val="24"/>
+              </w:rPr>
+            </w:pPr>
+            <w:r>
+              <w:rPr>
+                <w:rFonts w:ascii="Times New Roman" w:eastAsia="Times New Roman" w:hAnsi="Times New Roman" w:cs="Times New Roman"/>
+                <w:color w:val="1F1F1F"/>
+                <w:sz w:val="24"/>
+                <w:szCs w:val="24"/>
+                <w:bdr w:val="none" w:sz="0" w:space="0" w:color="auto" w:frame="1"/>
+              </w:rPr>
+              <w:t>HU-07</w:t>
+            </w:r>
+          </w:p>
+        </w:tc>
+        <w:tc>
+          <w:tcPr>
+            <w:tcW w:w="0" w:type="auto"/>
+            <w:hideMark/>
+          </w:tcPr>
+          <w:p>
+            <w:pPr>
+              <w:widowControl/>
+              <w:rPr>
+                <w:rFonts w:ascii="Times New Roman" w:eastAsia="Times New Roman" w:hAnsi="Times New Roman" w:cs="Times New Roman"/>
+                <w:color w:val="1F1F1F"/>
+                <w:sz w:val="24"/>
+                <w:szCs w:val="24"/>
+              </w:rPr>
+            </w:pPr>
+            <w:r>
+              <w:rPr>
+                <w:rFonts w:ascii="Times New Roman" w:eastAsia="Times New Roman" w:hAnsi="Times New Roman" w:cs="Times New Roman"/>
+                <w:color w:val="1F1F1F"/>
+                <w:sz w:val="24"/>
+                <w:szCs w:val="24"/>
+                <w:bdr w:val="none" w:sz="0" w:space="0" w:color="auto" w:frame="1"/>
+              </w:rPr>
+              <w:t>E3. Alquiler</w:t>
+            </w:r>
+          </w:p>
+        </w:tc>
+        <w:tc>
+          <w:tcPr>
+            <w:tcW w:w="0" w:type="auto"/>
+            <w:hideMark/>
+          </w:tcPr>
+          <w:p>
+            <w:pPr>
+              <w:widowControl/>
+              <w:rPr>
+                <w:rFonts w:ascii="Times New Roman" w:eastAsia="Times New Roman" w:hAnsi="Times New Roman" w:cs="Times New Roman"/>
+                <w:color w:val="1F1F1F"/>
+                <w:sz w:val="24"/>
+                <w:szCs w:val="24"/>
+              </w:rPr>
+            </w:pPr>
+            <w:r>
+              <w:rPr>
+                <w:rFonts w:ascii="Times New Roman" w:eastAsia="Times New Roman" w:hAnsi="Times New Roman" w:cs="Times New Roman"/>
+                <w:color w:val="1F1F1F"/>
+                <w:sz w:val="24"/>
+                <w:szCs w:val="24"/>
+                <w:bdr w:val="none" w:sz="0" w:space="0" w:color="auto" w:frame="1"/>
+              </w:rPr>
+              <w:t>Extender los días de un alquiler activo</w:t>
+            </w:r>
+          </w:p>
+        </w:tc>
+        <w:tc>
+          <w:tcPr>
+            <w:tcW w:w="0" w:type="auto"/>
+            <w:hideMark/>
+          </w:tcPr>
+          <w:p>
+            <w:pPr>
+              <w:widowControl/>
+              <w:rPr>
+                <w:rFonts w:ascii="Times New Roman" w:eastAsia="Times New Roman" w:hAnsi="Times New Roman" w:cs="Times New Roman"/>
+                <w:color w:val="1F1F1F"/>
+                <w:sz w:val="24"/>
+                <w:szCs w:val="24"/>
+              </w:rPr>
+            </w:pPr>
+            <w:r>
+              <w:rPr>
+                <w:rFonts w:ascii="Times New Roman" w:eastAsia="Times New Roman" w:hAnsi="Times New Roman" w:cs="Times New Roman"/>
+                <w:color w:val="1F1F1F"/>
+                <w:sz w:val="24"/>
+                <w:szCs w:val="24"/>
+                <w:bdr w:val="none" w:sz="0" w:space="0" w:color="auto" w:frame="1"/>
+              </w:rPr>
+              <w:t>Should Have</w:t>
+            </w:r>
+          </w:p>
+        </w:tc>
+        <w:tc>
+          <w:tcPr>
+            <w:tcW w:w="0" w:type="auto"/>
+            <w:hideMark/>
+          </w:tcPr>
+          <w:p>
+            <w:pPr>
+              <w:widowControl/>
+              <w:rPr>
+                <w:rFonts w:ascii="Times New Roman" w:eastAsia="Times New Roman" w:hAnsi="Times New Roman" w:cs="Times New Roman"/>
+                <w:color w:val="1F1F1F"/>
+                <w:sz w:val="24"/>
+                <w:szCs w:val="24"/>
+              </w:rPr>
+            </w:pPr>
+            <w:r>
+              <w:rPr>
+                <w:rFonts w:ascii="Times New Roman" w:eastAsia="Times New Roman" w:hAnsi="Times New Roman" w:cs="Times New Roman"/>
+                <w:color w:val="1F1F1F"/>
+                <w:sz w:val="24"/>
+                <w:szCs w:val="24"/>
+                <w:bdr w:val="none" w:sz="0" w:space="0" w:color="auto" w:frame="1"/>
+              </w:rPr>
+              <w:t>Sprint 2</w:t>
+            </w:r>
+          </w:p>
+        </w:tc>
+      </w:tr>
+      <w:tr>
+        <w:tc>
+          <w:tcPr>
+            <w:tcW w:w="0" w:type="auto"/>
+            <w:hideMark/>
+          </w:tcPr>
+          <w:p>
+            <w:pPr>
+              <w:widowControl/>
+              <w:rPr>
+                <w:rFonts w:ascii="Times New Roman" w:eastAsia="Times New Roman" w:hAnsi="Times New Roman" w:cs="Times New Roman"/>
+                <w:color w:val="1F1F1F"/>
+                <w:sz w:val="24"/>
+                <w:szCs w:val="24"/>
+              </w:rPr>
+            </w:pPr>
+            <w:r>
+              <w:rPr>
+                <w:rFonts w:ascii="Times New Roman" w:eastAsia="Times New Roman" w:hAnsi="Times New Roman" w:cs="Times New Roman"/>
+                <w:color w:val="1F1F1F"/>
+                <w:sz w:val="24"/>
+                <w:szCs w:val="24"/>
+                <w:bdr w:val="none" w:sz="0" w:space="0" w:color="auto" w:frame="1"/>
+              </w:rPr>
+              <w:t>HU-09</w:t>
+            </w:r>
+          </w:p>
+        </w:tc>
+        <w:tc>
+          <w:tcPr>
+            <w:tcW w:w="0" w:type="auto"/>
+            <w:hideMark/>
+          </w:tcPr>
+          <w:p>
+            <w:pPr>
+              <w:widowControl/>
+              <w:rPr>
+                <w:rFonts w:ascii="Times New Roman" w:eastAsia="Times New Roman" w:hAnsi="Times New Roman" w:cs="Times New Roman"/>
+                <w:color w:val="1F1F1F"/>
+                <w:sz w:val="24"/>
+                <w:szCs w:val="24"/>
+              </w:rPr>
+            </w:pPr>
+            <w:r>
+              <w:rPr>
+                <w:rFonts w:ascii="Times New Roman" w:eastAsia="Times New Roman" w:hAnsi="Times New Roman" w:cs="Times New Roman"/>
+                <w:color w:val="1F1F1F"/>
+                <w:sz w:val="24"/>
+                <w:szCs w:val="24"/>
+                <w:bdr w:val="none" w:sz="0" w:space="0" w:color="auto" w:frame="1"/>
+              </w:rPr>
+              <w:t>E4. Facturación</w:t>
+            </w:r>
+          </w:p>
+        </w:tc>
+        <w:tc>
+          <w:tcPr>
+            <w:tcW w:w="0" w:type="auto"/>
+            <w:hideMark/>
+          </w:tcPr>
+          <w:p>
+            <w:pPr>
+              <w:widowControl/>
+              <w:rPr>
+                <w:rFonts w:ascii="Times New Roman" w:eastAsia="Times New Roman" w:hAnsi="Times New Roman" w:cs="Times New Roman"/>
+                <w:color w:val="1F1F1F"/>
+                <w:sz w:val="24"/>
+                <w:szCs w:val="24"/>
+              </w:rPr>
+            </w:pPr>
+            <w:r>
+              <w:rPr>
+                <w:rFonts w:ascii="Times New Roman" w:eastAsia="Times New Roman" w:hAnsi="Times New Roman" w:cs="Times New Roman"/>
+                <w:color w:val="1F1F1F"/>
+                <w:sz w:val="24"/>
+                <w:szCs w:val="24"/>
+                <w:bdr w:val="none" w:sz="0" w:space="0" w:color="auto" w:frame="1"/>
+              </w:rPr>
+              <w:t>Calcular multas por días de retraso</w:t>
+            </w:r>
+          </w:p>
+        </w:tc>
+        <w:tc>
+          <w:tcPr>
+            <w:tcW w:w="0" w:type="auto"/>
+            <w:hideMark/>
+          </w:tcPr>
+          <w:p>
+            <w:pPr>
+              <w:widowControl/>
+              <w:rPr>
+                <w:rFonts w:ascii="Times New Roman" w:eastAsia="Times New Roman" w:hAnsi="Times New Roman" w:cs="Times New Roman"/>
+                <w:color w:val="1F1F1F"/>
+                <w:sz w:val="24"/>
+                <w:szCs w:val="24"/>
+              </w:rPr>
+            </w:pPr>
+            <w:r>
+              <w:rPr>
+                <w:rFonts w:ascii="Times New Roman" w:eastAsia="Times New Roman" w:hAnsi="Times New Roman" w:cs="Times New Roman"/>
+                <w:color w:val="1F1F1F"/>
+                <w:sz w:val="24"/>
+                <w:szCs w:val="24"/>
+                <w:bdr w:val="none" w:sz="0" w:space="0" w:color="auto" w:frame="1"/>
+              </w:rPr>
+              <w:t>Should Have</w:t>
+            </w:r>
+          </w:p>
+        </w:tc>
+        <w:tc>
+          <w:tcPr>
+            <w:tcW w:w="0" w:type="auto"/>
+            <w:hideMark/>
+          </w:tcPr>
+          <w:p>
+            <w:pPr>
+              <w:widowControl/>
+              <w:rPr>
+                <w:rFonts w:ascii="Times New Roman" w:eastAsia="Times New Roman" w:hAnsi="Times New Roman" w:cs="Times New Roman"/>
+                <w:color w:val="1F1F1F"/>
+                <w:sz w:val="24"/>
+                <w:szCs w:val="24"/>
+              </w:rPr>
+            </w:pPr>
+            <w:r>
+              <w:rPr>
+                <w:rFonts w:ascii="Times New Roman" w:eastAsia="Times New Roman" w:hAnsi="Times New Roman" w:cs="Times New Roman"/>
+                <w:color w:val="1F1F1F"/>
+                <w:sz w:val="24"/>
+                <w:szCs w:val="24"/>
+                <w:bdr w:val="none" w:sz="0" w:space="0" w:color="auto" w:frame="1"/>
+              </w:rPr>
+              <w:t>Sprint 2</w:t>
+            </w:r>
+          </w:p>
+        </w:tc>
+      </w:tr>
+      <w:tr>
+        <w:tc>
+          <w:tcPr>
+            <w:tcW w:w="0" w:type="auto"/>
+            <w:hideMark/>
+          </w:tcPr>
+          <w:p>
+            <w:pPr>
+              <w:widowControl/>
+              <w:rPr>
+                <w:rFonts w:ascii="Times New Roman" w:eastAsia="Times New Roman" w:hAnsi="Times New Roman" w:cs="Times New Roman"/>
+                <w:color w:val="1F1F1F"/>
+                <w:sz w:val="24"/>
+                <w:szCs w:val="24"/>
+              </w:rPr>
+            </w:pPr>
+            <w:r>
+              <w:rPr>
+                <w:rFonts w:ascii="Times New Roman" w:eastAsia="Times New Roman" w:hAnsi="Times New Roman" w:cs="Times New Roman"/>
+                <w:color w:val="1F1F1F"/>
+                <w:sz w:val="24"/>
+                <w:szCs w:val="24"/>
+                <w:bdr w:val="none" w:sz="0" w:space="0" w:color="auto" w:frame="1"/>
+              </w:rPr>
+              <w:t>HU-11</w:t>
+            </w:r>
+          </w:p>
+        </w:tc>
+        <w:tc>
+          <w:tcPr>
+            <w:tcW w:w="0" w:type="auto"/>
+            <w:hideMark/>
+          </w:tcPr>
+          <w:p>
+            <w:pPr>
+              <w:widowControl/>
+              <w:rPr>
+                <w:rFonts w:ascii="Times New Roman" w:eastAsia="Times New Roman" w:hAnsi="Times New Roman" w:cs="Times New Roman"/>
+                <w:color w:val="1F1F1F"/>
+                <w:sz w:val="24"/>
+                <w:szCs w:val="24"/>
+              </w:rPr>
+            </w:pPr>
+            <w:r>
+              <w:rPr>
+                <w:rFonts w:ascii="Times New Roman" w:eastAsia="Times New Roman" w:hAnsi="Times New Roman" w:cs="Times New Roman"/>
+                <w:color w:val="1F1F1F"/>
+                <w:sz w:val="24"/>
+                <w:szCs w:val="24"/>
+                <w:bdr w:val="none" w:sz="0" w:space="0" w:color="auto" w:frame="1"/>
+              </w:rPr>
+              <w:t>E2. Clientes</w:t>
+            </w:r>
+          </w:p>
+        </w:tc>
+        <w:tc>
+          <w:tcPr>
+            <w:tcW w:w="0" w:type="auto"/>
+            <w:hideMark/>
+          </w:tcPr>
+          <w:p>
+            <w:pPr>
+              <w:widowControl/>
+              <w:rPr>
+                <w:rFonts w:ascii="Times New Roman" w:eastAsia="Times New Roman" w:hAnsi="Times New Roman" w:cs="Times New Roman"/>
+                <w:color w:val="1F1F1F"/>
+                <w:sz w:val="24"/>
+                <w:szCs w:val="24"/>
+              </w:rPr>
+            </w:pPr>
+            <w:r>
+              <w:rPr>
+                <w:rFonts w:ascii="Times New Roman" w:eastAsia="Times New Roman" w:hAnsi="Times New Roman" w:cs="Times New Roman"/>
+                <w:color w:val="1F1F1F"/>
+                <w:sz w:val="24"/>
+                <w:szCs w:val="24"/>
+                <w:bdr w:val="none" w:sz="0" w:space="0" w:color="auto" w:frame="1"/>
+              </w:rPr>
+              <w:t>Consultar el historial de alquileres de un cliente</w:t>
+            </w:r>
+          </w:p>
+        </w:tc>
+        <w:tc>
+          <w:tcPr>
+            <w:tcW w:w="0" w:type="auto"/>
+            <w:hideMark/>
+          </w:tcPr>
+          <w:p>
+            <w:pPr>
+              <w:widowControl/>
+              <w:rPr>
+                <w:rFonts w:ascii="Times New Roman" w:eastAsia="Times New Roman" w:hAnsi="Times New Roman" w:cs="Times New Roman"/>
+                <w:color w:val="1F1F1F"/>
+                <w:sz w:val="24"/>
+                <w:szCs w:val="24"/>
+              </w:rPr>
+            </w:pPr>
+            <w:r>
+              <w:rPr>
+                <w:rFonts w:ascii="Times New Roman" w:eastAsia="Times New Roman" w:hAnsi="Times New Roman" w:cs="Times New Roman"/>
+                <w:color w:val="1F1F1F"/>
+                <w:sz w:val="24"/>
+                <w:szCs w:val="24"/>
+                <w:bdr w:val="none" w:sz="0" w:space="0" w:color="auto" w:frame="1"/>
+              </w:rPr>
+              <w:t>Should Have</w:t>
+            </w:r>
+          </w:p>
+        </w:tc>
+        <w:tc>
+          <w:tcPr>
+            <w:tcW w:w="0" w:type="auto"/>
+            <w:hideMark/>
+          </w:tcPr>
+          <w:p>
+            <w:pPr>
+              <w:widowControl/>
+              <w:rPr>
+                <w:rFonts w:ascii="Times New Roman" w:eastAsia="Times New Roman" w:hAnsi="Times New Roman" w:cs="Times New Roman"/>
+                <w:color w:val="1F1F1F"/>
+                <w:sz w:val="24"/>
+                <w:szCs w:val="24"/>
+              </w:rPr>
+            </w:pPr>
+            <w:r>
+              <w:rPr>
+                <w:rFonts w:ascii="Times New Roman" w:eastAsia="Times New Roman" w:hAnsi="Times New Roman" w:cs="Times New Roman"/>
+                <w:color w:val="1F1F1F"/>
+                <w:sz w:val="24"/>
+                <w:szCs w:val="24"/>
+                <w:bdr w:val="none" w:sz="0" w:space="0" w:color="auto" w:frame="1"/>
+              </w:rPr>
+              <w:t>Sprint 2</w:t>
+            </w:r>
+          </w:p>
+        </w:tc>
+      </w:tr>
+      <w:tr>
+        <w:tc>
+          <w:tcPr>
+            <w:tcW w:w="0" w:type="auto"/>
+            <w:hideMark/>
+          </w:tcPr>
+          <w:p>
+            <w:pPr>
+              <w:widowControl/>
+              <w:rPr>
+                <w:rFonts w:ascii="Times New Roman" w:eastAsia="Times New Roman" w:hAnsi="Times New Roman" w:cs="Times New Roman"/>
+                <w:color w:val="1F1F1F"/>
+                <w:sz w:val="24"/>
+                <w:szCs w:val="24"/>
+              </w:rPr>
+            </w:pPr>
+            <w:r>
+              <w:rPr>
+                <w:rFonts w:ascii="Times New Roman" w:eastAsia="Times New Roman" w:hAnsi="Times New Roman" w:cs="Times New Roman"/>
+                <w:color w:val="1F1F1F"/>
+                <w:sz w:val="24"/>
+                <w:szCs w:val="24"/>
+                <w:bdr w:val="none" w:sz="0" w:space="0" w:color="auto" w:frame="1"/>
+              </w:rPr>
+              <w:lastRenderedPageBreak/>
+              <w:t>HU-03</w:t>
+            </w:r>
+          </w:p>
+        </w:tc>
+        <w:tc>
+          <w:tcPr>
+            <w:tcW w:w="0" w:type="auto"/>
+            <w:hideMark/>
+          </w:tcPr>
+          <w:p>
+            <w:pPr>
+              <w:widowControl/>
+              <w:rPr>
+                <w:rFonts w:ascii="Times New Roman" w:eastAsia="Times New Roman" w:hAnsi="Times New Roman" w:cs="Times New Roman"/>
+                <w:color w:val="1F1F1F"/>
+                <w:sz w:val="24"/>
+                <w:szCs w:val="24"/>
+              </w:rPr>
+            </w:pPr>
+            <w:r>
+              <w:rPr>
+                <w:rFonts w:ascii="Times New Roman" w:eastAsia="Times New Roman" w:hAnsi="Times New Roman" w:cs="Times New Roman"/>
+                <w:color w:val="1F1F1F"/>
+                <w:sz w:val="24"/>
+                <w:szCs w:val="24"/>
+                <w:bdr w:val="none" w:sz="0" w:space="0" w:color="auto" w:frame="1"/>
+              </w:rPr>
+              <w:t>E1. Flota</w:t>
+            </w:r>
+          </w:p>
+        </w:tc>
+        <w:tc>
+          <w:tcPr>
+            <w:tcW w:w="0" w:type="auto"/>
+            <w:hideMark/>
+          </w:tcPr>
+          <w:p>
+            <w:pPr>
+              <w:widowControl/>
+              <w:rPr>
+                <w:rFonts w:ascii="Times New Roman" w:eastAsia="Times New Roman" w:hAnsi="Times New Roman" w:cs="Times New Roman"/>
+                <w:color w:val="1F1F1F"/>
+                <w:sz w:val="24"/>
+                <w:szCs w:val="24"/>
+              </w:rPr>
+            </w:pPr>
+            <w:r>
+              <w:rPr>
+                <w:rFonts w:ascii="Times New Roman" w:eastAsia="Times New Roman" w:hAnsi="Times New Roman" w:cs="Times New Roman"/>
+                <w:color w:val="1F1F1F"/>
+                <w:sz w:val="24"/>
+                <w:szCs w:val="24"/>
+                <w:bdr w:val="none" w:sz="0" w:space="0" w:color="auto" w:frame="1"/>
+              </w:rPr>
+              <w:t>Retirar vehículos del inventario</w:t>
+            </w:r>
+          </w:p>
+        </w:tc>
+        <w:tc>
+          <w:tcPr>
+            <w:tcW w:w="0" w:type="auto"/>
+            <w:hideMark/>
+          </w:tcPr>
+          <w:p>
+            <w:pPr>
+              <w:widowControl/>
+              <w:rPr>
+                <w:rFonts w:ascii="Times New Roman" w:eastAsia="Times New Roman" w:hAnsi="Times New Roman" w:cs="Times New Roman"/>
+                <w:color w:val="1F1F1F"/>
+                <w:sz w:val="24"/>
+                <w:szCs w:val="24"/>
+              </w:rPr>
+            </w:pPr>
+            <w:r>
+              <w:rPr>
+                <w:rFonts w:ascii="Times New Roman" w:eastAsia="Times New Roman" w:hAnsi="Times New Roman" w:cs="Times New Roman"/>
+                <w:color w:val="1F1F1F"/>
+                <w:sz w:val="24"/>
+                <w:szCs w:val="24"/>
+                <w:bdr w:val="none" w:sz="0" w:space="0" w:color="auto" w:frame="1"/>
+              </w:rPr>
+              <w:t>Could Have</w:t>
+            </w:r>
+          </w:p>
+        </w:tc>
+        <w:tc>
+          <w:tcPr>
+            <w:tcW w:w="0" w:type="auto"/>
+            <w:hideMark/>
+          </w:tcPr>
+          <w:p>
+            <w:pPr>
+              <w:widowControl/>
+              <w:rPr>
+                <w:rFonts w:ascii="Times New Roman" w:eastAsia="Times New Roman" w:hAnsi="Times New Roman" w:cs="Times New Roman"/>
+                <w:color w:val="1F1F1F"/>
+                <w:sz w:val="24"/>
+                <w:szCs w:val="24"/>
+              </w:rPr>
+            </w:pPr>
+            <w:r>
+              <w:rPr>
+                <w:rFonts w:ascii="Times New Roman" w:eastAsia="Times New Roman" w:hAnsi="Times New Roman" w:cs="Times New Roman"/>
+                <w:color w:val="1F1F1F"/>
+                <w:sz w:val="24"/>
+                <w:szCs w:val="24"/>
+                <w:bdr w:val="none" w:sz="0" w:space="0" w:color="auto" w:frame="1"/>
+              </w:rPr>
+              <w:t>Sprint 3</w:t>
+            </w:r>
+          </w:p>
+        </w:tc>
+      </w:tr>
+      <w:tr>
+        <w:tc>
+          <w:tcPr>
+            <w:tcW w:w="0" w:type="auto"/>
+            <w:hideMark/>
+          </w:tcPr>
+          <w:p>
+            <w:pPr>
+              <w:widowControl/>
+              <w:rPr>
+                <w:rFonts w:ascii="Times New Roman" w:eastAsia="Times New Roman" w:hAnsi="Times New Roman" w:cs="Times New Roman"/>
+                <w:color w:val="1F1F1F"/>
+                <w:sz w:val="24"/>
+                <w:szCs w:val="24"/>
+              </w:rPr>
+            </w:pPr>
+            <w:r>
+              <w:rPr>
+                <w:rFonts w:ascii="Times New Roman" w:eastAsia="Times New Roman" w:hAnsi="Times New Roman" w:cs="Times New Roman"/>
+                <w:color w:val="1F1F1F"/>
+                <w:sz w:val="24"/>
+                <w:szCs w:val="24"/>
+                <w:bdr w:val="none" w:sz="0" w:space="0" w:color="auto" w:frame="1"/>
+              </w:rPr>
+              <w:t>HU-12</w:t>
+            </w:r>
+          </w:p>
+        </w:tc>
+        <w:tc>
+          <w:tcPr>
+            <w:tcW w:w="0" w:type="auto"/>
+            <w:hideMark/>
+          </w:tcPr>
+          <w:p>
+            <w:pPr>
+              <w:widowControl/>
+              <w:rPr>
+                <w:rFonts w:ascii="Times New Roman" w:eastAsia="Times New Roman" w:hAnsi="Times New Roman" w:cs="Times New Roman"/>
+                <w:color w:val="1F1F1F"/>
+                <w:sz w:val="24"/>
+                <w:szCs w:val="24"/>
+              </w:rPr>
+            </w:pPr>
+            <w:r>
+              <w:rPr>
+                <w:rFonts w:ascii="Times New Roman" w:eastAsia="Times New Roman" w:hAnsi="Times New Roman" w:cs="Times New Roman"/>
+                <w:color w:val="1F1F1F"/>
+                <w:sz w:val="24"/>
+                <w:szCs w:val="24"/>
+                <w:bdr w:val="none" w:sz="0" w:space="0" w:color="auto" w:frame="1"/>
+              </w:rPr>
+              <w:t>E2. Clientes</w:t>
+            </w:r>
+          </w:p>
+        </w:tc>
+        <w:tc>
+          <w:tcPr>
+            <w:tcW w:w="0" w:type="auto"/>
+            <w:hideMark/>
+          </w:tcPr>
+          <w:p>
+            <w:pPr>
+              <w:widowControl/>
+              <w:rPr>
+                <w:rFonts w:ascii="Times New Roman" w:eastAsia="Times New Roman" w:hAnsi="Times New Roman" w:cs="Times New Roman"/>
+                <w:color w:val="1F1F1F"/>
+                <w:sz w:val="24"/>
+                <w:szCs w:val="24"/>
+              </w:rPr>
+            </w:pPr>
+            <w:r>
+              <w:rPr>
+                <w:rFonts w:ascii="Times New Roman" w:eastAsia="Times New Roman" w:hAnsi="Times New Roman" w:cs="Times New Roman"/>
+                <w:color w:val="1F1F1F"/>
+                <w:sz w:val="24"/>
+                <w:szCs w:val="24"/>
+                <w:bdr w:val="none" w:sz="0" w:space="0" w:color="auto" w:frame="1"/>
+              </w:rPr>
+              <w:t>Inactivar o eliminar clientes del sistema</w:t>
+            </w:r>
+          </w:p>
+        </w:tc>
+        <w:tc>
+          <w:tcPr>
+            <w:tcW w:w="0" w:type="auto"/>
+            <w:hideMark/>
+          </w:tcPr>
+          <w:p>
+            <w:pPr>
+              <w:widowControl/>
+              <w:rPr>
+                <w:rFonts w:ascii="Times New Roman" w:eastAsia="Times New Roman" w:hAnsi="Times New Roman" w:cs="Times New Roman"/>
+                <w:color w:val="1F1F1F"/>
+                <w:sz w:val="24"/>
+                <w:szCs w:val="24"/>
+              </w:rPr>
+            </w:pPr>
+            <w:r>
+              <w:rPr>
+                <w:rFonts w:ascii="Times New Roman" w:eastAsia="Times New Roman" w:hAnsi="Times New Roman" w:cs="Times New Roman"/>
+                <w:color w:val="1F1F1F"/>
+                <w:sz w:val="24"/>
+                <w:szCs w:val="24"/>
+                <w:bdr w:val="none" w:sz="0" w:space="0" w:color="auto" w:frame="1"/>
+              </w:rPr>
+              <w:t>Could Have</w:t>
+            </w:r>
+          </w:p>
+        </w:tc>
+        <w:tc>
+          <w:tcPr>
+            <w:tcW w:w="0" w:type="auto"/>
+            <w:hideMark/>
+          </w:tcPr>
+          <w:p>
+            <w:pPr>
+              <w:widowControl/>
+              <w:rPr>
+                <w:rFonts w:ascii="Times New Roman" w:eastAsia="Times New Roman" w:hAnsi="Times New Roman" w:cs="Times New Roman"/>
+                <w:color w:val="1F1F1F"/>
+                <w:sz w:val="24"/>
+                <w:szCs w:val="24"/>
+              </w:rPr>
+            </w:pPr>
+            <w:r>
+              <w:rPr>
+                <w:rFonts w:ascii="Times New Roman" w:eastAsia="Times New Roman" w:hAnsi="Times New Roman" w:cs="Times New Roman"/>
+                <w:color w:val="1F1F1F"/>
+                <w:sz w:val="24"/>
+                <w:szCs w:val="24"/>
+                <w:bdr w:val="none" w:sz="0" w:space="0" w:color="auto" w:frame="1"/>
+              </w:rPr>
+              <w:t>Sprint 3</w:t>
+            </w:r>
+          </w:p>
+        </w:tc>
+      </w:tr>
+      <w:tr>
+        <w:tc>
+          <w:tcPr>
+            <w:tcW w:w="0" w:type="auto"/>
+            <w:hideMark/>
+          </w:tcPr>
+          <w:p>
+            <w:pPr>
+              <w:widowControl/>
+              <w:rPr>
+                <w:rFonts w:ascii="Times New Roman" w:eastAsia="Times New Roman" w:hAnsi="Times New Roman" w:cs="Times New Roman"/>
+                <w:color w:val="1F1F1F"/>
+                <w:sz w:val="24"/>
+                <w:szCs w:val="24"/>
+              </w:rPr>
+            </w:pPr>
+            <w:r>
+              <w:rPr>
+                <w:rFonts w:ascii="Times New Roman" w:eastAsia="Times New Roman" w:hAnsi="Times New Roman" w:cs="Times New Roman"/>
+                <w:color w:val="1F1F1F"/>
+                <w:sz w:val="24"/>
+                <w:szCs w:val="24"/>
+                <w:bdr w:val="none" w:sz="0" w:space="0" w:color="auto" w:frame="1"/>
+              </w:rPr>
+              <w:t>HU-13</w:t>
+            </w:r>
+          </w:p>
+        </w:tc>
+        <w:tc>
+          <w:tcPr>
+            <w:tcW w:w="0" w:type="auto"/>
+            <w:hideMark/>
+          </w:tcPr>
+          <w:p>
+            <w:pPr>
+              <w:widowControl/>
+              <w:rPr>
+                <w:rFonts w:ascii="Times New Roman" w:eastAsia="Times New Roman" w:hAnsi="Times New Roman" w:cs="Times New Roman"/>
+                <w:color w:val="1F1F1F"/>
+                <w:sz w:val="24"/>
+                <w:szCs w:val="24"/>
+              </w:rPr>
+            </w:pPr>
+            <w:r>
+              <w:rPr>
+                <w:rFonts w:ascii="Times New Roman" w:eastAsia="Times New Roman" w:hAnsi="Times New Roman" w:cs="Times New Roman"/>
+                <w:color w:val="1F1F1F"/>
+                <w:sz w:val="24"/>
+                <w:szCs w:val="24"/>
+                <w:bdr w:val="none" w:sz="0" w:space="0" w:color="auto" w:frame="1"/>
+              </w:rPr>
+              <w:t>E4. Facturación</w:t>
+            </w:r>
+          </w:p>
+        </w:tc>
+        <w:tc>
+          <w:tcPr>
+            <w:tcW w:w="0" w:type="auto"/>
+            <w:hideMark/>
+          </w:tcPr>
+          <w:p>
+            <w:pPr>
+              <w:widowControl/>
+              <w:rPr>
+                <w:rFonts w:ascii="Times New Roman" w:eastAsia="Times New Roman" w:hAnsi="Times New Roman" w:cs="Times New Roman"/>
+                <w:color w:val="1F1F1F"/>
+                <w:sz w:val="24"/>
+                <w:szCs w:val="24"/>
+              </w:rPr>
+            </w:pPr>
+            <w:r>
+              <w:rPr>
+                <w:rFonts w:ascii="Times New Roman" w:eastAsia="Times New Roman" w:hAnsi="Times New Roman" w:cs="Times New Roman"/>
+                <w:color w:val="1F1F1F"/>
+                <w:sz w:val="24"/>
+                <w:szCs w:val="24"/>
+                <w:bdr w:val="none" w:sz="0" w:space="0" w:color="auto" w:frame="1"/>
+              </w:rPr>
+              <w:t>Generar reportes de ingresos por sucursal</w:t>
+            </w:r>
+          </w:p>
+        </w:tc>
+        <w:tc>
+          <w:tcPr>
+            <w:tcW w:w="0" w:type="auto"/>
+            <w:hideMark/>
+          </w:tcPr>
+          <w:p>
+            <w:pPr>
+              <w:widowControl/>
+              <w:rPr>
+                <w:rFonts w:ascii="Times New Roman" w:eastAsia="Times New Roman" w:hAnsi="Times New Roman" w:cs="Times New Roman"/>
+                <w:color w:val="1F1F1F"/>
+                <w:sz w:val="24"/>
+                <w:szCs w:val="24"/>
+              </w:rPr>
+            </w:pPr>
+            <w:r>
+              <w:rPr>
+                <w:rFonts w:ascii="Times New Roman" w:eastAsia="Times New Roman" w:hAnsi="Times New Roman" w:cs="Times New Roman"/>
+                <w:color w:val="1F1F1F"/>
+                <w:sz w:val="24"/>
+                <w:szCs w:val="24"/>
+                <w:bdr w:val="none" w:sz="0" w:space="0" w:color="auto" w:frame="1"/>
+              </w:rPr>
+              <w:t>Could Have</w:t>
+            </w:r>
+          </w:p>
+        </w:tc>
+        <w:tc>
+          <w:tcPr>
+            <w:tcW w:w="0" w:type="auto"/>
+            <w:hideMark/>
+          </w:tcPr>
+          <w:p>
+            <w:pPr>
+              <w:widowControl/>
+              <w:rPr>
+                <w:rFonts w:ascii="Times New Roman" w:eastAsia="Times New Roman" w:hAnsi="Times New Roman" w:cs="Times New Roman"/>
+                <w:color w:val="1F1F1F"/>
+                <w:sz w:val="24"/>
+                <w:szCs w:val="24"/>
+              </w:rPr>
+            </w:pPr>
+            <w:r>
+              <w:rPr>
+                <w:rFonts w:ascii="Times New Roman" w:eastAsia="Times New Roman" w:hAnsi="Times New Roman" w:cs="Times New Roman"/>
+                <w:color w:val="1F1F1F"/>
+                <w:sz w:val="24"/>
+                <w:szCs w:val="24"/>
+                <w:bdr w:val="none" w:sz="0" w:space="0" w:color="auto" w:frame="1"/>
+              </w:rPr>
+              <w:t>Sprint 3</w:t>
+            </w:r>
+          </w:p>
+        </w:tc>
+      </w:tr>
+    </w:tbl>
     <w:p>
       <w:pPr>
         <w:pBdr>
@@ -1571,2099 +3361,338 @@
           <w:right w:val="nil"/>
           <w:between w:val="nil"/>
         </w:pBdr>
-        <w:rPr>
-          <w:rFonts w:ascii="Times New Roman" w:hAnsi="Times New Roman" w:cs="Times New Roman"/>
-          <w:color w:val="000000" w:themeColor="text1"/>
-          <w:sz w:val="28"/>
-          <w:szCs w:val="28"/>
-        </w:rPr>
-      </w:pPr>
-    </w:p>
-    <w:tbl>
-      <w:tblPr>
-        <w:tblW w:w="9360" w:type="dxa"/>
-        <w:tblBorders>
-          <w:top w:val="single" w:sz="6" w:space="0" w:color="000000"/>
-          <w:left w:val="single" w:sz="6" w:space="0" w:color="000000"/>
-          <w:bottom w:val="single" w:sz="6" w:space="0" w:color="000000"/>
-          <w:right w:val="single" w:sz="6" w:space="0" w:color="000000"/>
-          <w:insideH w:val="single" w:sz="6" w:space="0" w:color="000000"/>
-          <w:insideV w:val="single" w:sz="6" w:space="0" w:color="000000"/>
-        </w:tblBorders>
-        <w:tblLayout w:type="fixed"/>
-        <w:tblLook w:val="0600" w:firstRow="0" w:lastRow="0" w:firstColumn="0" w:lastColumn="0" w:noHBand="1" w:noVBand="1"/>
-      </w:tblPr>
-      <w:tblGrid>
-        <w:gridCol w:w="2340"/>
-        <w:gridCol w:w="2340"/>
-        <w:gridCol w:w="2340"/>
-        <w:gridCol w:w="2340"/>
-      </w:tblGrid>
-      <w:tr>
-        <w:trPr>
-          <w:tblHeader/>
-        </w:trPr>
-        <w:tc>
-          <w:tcPr>
-            <w:tcW w:w="2340" w:type="dxa"/>
-            <w:shd w:val="clear" w:color="auto" w:fill="ECF0F1"/>
-            <w:tcMar>
-              <w:top w:w="120" w:type="dxa"/>
-              <w:left w:w="120" w:type="dxa"/>
-              <w:bottom w:w="120" w:type="dxa"/>
-              <w:right w:w="120" w:type="dxa"/>
-            </w:tcMar>
-          </w:tcPr>
-          <w:p>
-            <w:pPr>
-              <w:pBdr>
-                <w:top w:val="nil"/>
-                <w:left w:val="nil"/>
-                <w:bottom w:val="nil"/>
-                <w:right w:val="nil"/>
-                <w:between w:val="nil"/>
-              </w:pBdr>
-              <w:spacing w:line="300" w:lineRule="auto"/>
-              <w:rPr>
-                <w:rFonts w:ascii="Times New Roman" w:hAnsi="Times New Roman" w:cs="Times New Roman"/>
-                <w:color w:val="000000" w:themeColor="text1"/>
-                <w:sz w:val="28"/>
-                <w:szCs w:val="28"/>
-              </w:rPr>
-            </w:pPr>
-            <w:r>
-              <w:rPr>
-                <w:rFonts w:ascii="Times New Roman" w:hAnsi="Times New Roman" w:cs="Times New Roman"/>
-                <w:color w:val="000000" w:themeColor="text1"/>
-                <w:sz w:val="28"/>
-                <w:szCs w:val="28"/>
-              </w:rPr>
-              <w:t>ID</w:t>
-            </w:r>
-          </w:p>
-        </w:tc>
-        <w:tc>
-          <w:tcPr>
-            <w:tcW w:w="2340" w:type="dxa"/>
-            <w:shd w:val="clear" w:color="auto" w:fill="ECF0F1"/>
-            <w:tcMar>
-              <w:top w:w="120" w:type="dxa"/>
-              <w:left w:w="120" w:type="dxa"/>
-              <w:bottom w:w="120" w:type="dxa"/>
-              <w:right w:w="120" w:type="dxa"/>
-            </w:tcMar>
-          </w:tcPr>
-          <w:p>
-            <w:pPr>
-              <w:pBdr>
-                <w:top w:val="nil"/>
-                <w:left w:val="nil"/>
-                <w:bottom w:val="nil"/>
-                <w:right w:val="nil"/>
-                <w:between w:val="nil"/>
-              </w:pBdr>
-              <w:spacing w:line="300" w:lineRule="auto"/>
-              <w:rPr>
-                <w:rFonts w:ascii="Times New Roman" w:hAnsi="Times New Roman" w:cs="Times New Roman"/>
-                <w:color w:val="000000" w:themeColor="text1"/>
-                <w:sz w:val="28"/>
-                <w:szCs w:val="28"/>
-              </w:rPr>
-            </w:pPr>
-            <w:r>
-              <w:rPr>
-                <w:rFonts w:ascii="Times New Roman" w:hAnsi="Times New Roman" w:cs="Times New Roman"/>
-                <w:color w:val="000000" w:themeColor="text1"/>
-                <w:sz w:val="28"/>
-                <w:szCs w:val="28"/>
-              </w:rPr>
-              <w:t>Épica</w:t>
-            </w:r>
-          </w:p>
-        </w:tc>
-        <w:tc>
-          <w:tcPr>
-            <w:tcW w:w="2340" w:type="dxa"/>
-            <w:shd w:val="clear" w:color="auto" w:fill="ECF0F1"/>
-            <w:tcMar>
-              <w:top w:w="120" w:type="dxa"/>
-              <w:left w:w="120" w:type="dxa"/>
-              <w:bottom w:w="120" w:type="dxa"/>
-              <w:right w:w="120" w:type="dxa"/>
-            </w:tcMar>
-          </w:tcPr>
-          <w:p>
-            <w:pPr>
-              <w:pBdr>
-                <w:top w:val="nil"/>
-                <w:left w:val="nil"/>
-                <w:bottom w:val="nil"/>
-                <w:right w:val="nil"/>
-                <w:between w:val="nil"/>
-              </w:pBdr>
-              <w:spacing w:line="300" w:lineRule="auto"/>
-              <w:rPr>
-                <w:rFonts w:ascii="Times New Roman" w:hAnsi="Times New Roman" w:cs="Times New Roman"/>
-                <w:color w:val="000000" w:themeColor="text1"/>
-                <w:sz w:val="28"/>
-                <w:szCs w:val="28"/>
-              </w:rPr>
-            </w:pPr>
-            <w:r>
-              <w:rPr>
-                <w:rFonts w:ascii="Times New Roman" w:hAnsi="Times New Roman" w:cs="Times New Roman"/>
-                <w:color w:val="000000" w:themeColor="text1"/>
-                <w:sz w:val="28"/>
-                <w:szCs w:val="28"/>
-              </w:rPr>
-              <w:t>Historia de Usuario</w:t>
-            </w:r>
-          </w:p>
-        </w:tc>
-        <w:tc>
-          <w:tcPr>
-            <w:tcW w:w="2340" w:type="dxa"/>
-            <w:shd w:val="clear" w:color="auto" w:fill="ECF0F1"/>
-            <w:tcMar>
-              <w:top w:w="120" w:type="dxa"/>
-              <w:left w:w="120" w:type="dxa"/>
-              <w:bottom w:w="120" w:type="dxa"/>
-              <w:right w:w="120" w:type="dxa"/>
-            </w:tcMar>
-          </w:tcPr>
-          <w:p>
-            <w:pPr>
-              <w:pBdr>
-                <w:top w:val="nil"/>
-                <w:left w:val="nil"/>
-                <w:bottom w:val="nil"/>
-                <w:right w:val="nil"/>
-                <w:between w:val="nil"/>
-              </w:pBdr>
-              <w:spacing w:line="300" w:lineRule="auto"/>
-              <w:rPr>
-                <w:rFonts w:ascii="Times New Roman" w:hAnsi="Times New Roman" w:cs="Times New Roman"/>
-                <w:color w:val="000000" w:themeColor="text1"/>
-                <w:sz w:val="28"/>
-                <w:szCs w:val="28"/>
-              </w:rPr>
-            </w:pPr>
-            <w:r>
-              <w:rPr>
-                <w:rFonts w:ascii="Times New Roman" w:hAnsi="Times New Roman" w:cs="Times New Roman"/>
-                <w:color w:val="000000" w:themeColor="text1"/>
-                <w:sz w:val="28"/>
-                <w:szCs w:val="28"/>
-              </w:rPr>
-              <w:t xml:space="preserve">Prioridad </w:t>
-            </w:r>
-            <w:proofErr w:type="spellStart"/>
-            <w:r>
-              <w:rPr>
-                <w:rFonts w:ascii="Times New Roman" w:hAnsi="Times New Roman" w:cs="Times New Roman"/>
-                <w:color w:val="000000" w:themeColor="text1"/>
-                <w:sz w:val="28"/>
-                <w:szCs w:val="28"/>
-              </w:rPr>
-              <w:t>MoSCoW</w:t>
-            </w:r>
-            <w:proofErr w:type="spellEnd"/>
-          </w:p>
-        </w:tc>
-      </w:tr>
-      <w:tr>
-        <w:tc>
-          <w:tcPr>
-            <w:tcW w:w="2340" w:type="dxa"/>
-            <w:shd w:val="clear" w:color="auto" w:fill="auto"/>
-            <w:tcMar>
-              <w:top w:w="120" w:type="dxa"/>
-              <w:left w:w="120" w:type="dxa"/>
-              <w:bottom w:w="120" w:type="dxa"/>
-              <w:right w:w="120" w:type="dxa"/>
-            </w:tcMar>
-          </w:tcPr>
-          <w:p>
-            <w:pPr>
-              <w:pBdr>
-                <w:top w:val="nil"/>
-                <w:left w:val="nil"/>
-                <w:bottom w:val="nil"/>
-                <w:right w:val="nil"/>
-                <w:between w:val="nil"/>
-              </w:pBdr>
-              <w:spacing w:line="300" w:lineRule="auto"/>
-              <w:rPr>
-                <w:rFonts w:ascii="Times New Roman" w:hAnsi="Times New Roman" w:cs="Times New Roman"/>
-                <w:color w:val="000000" w:themeColor="text1"/>
-                <w:sz w:val="28"/>
-                <w:szCs w:val="28"/>
-              </w:rPr>
-            </w:pPr>
-            <w:r>
-              <w:rPr>
-                <w:rFonts w:ascii="Times New Roman" w:hAnsi="Times New Roman" w:cs="Times New Roman"/>
-                <w:color w:val="000000" w:themeColor="text1"/>
-                <w:sz w:val="28"/>
-                <w:szCs w:val="28"/>
-              </w:rPr>
-              <w:t>HU-01</w:t>
-            </w:r>
-          </w:p>
-        </w:tc>
-        <w:tc>
-          <w:tcPr>
-            <w:tcW w:w="2340" w:type="dxa"/>
-            <w:shd w:val="clear" w:color="auto" w:fill="auto"/>
-            <w:tcMar>
-              <w:top w:w="120" w:type="dxa"/>
-              <w:left w:w="120" w:type="dxa"/>
-              <w:bottom w:w="120" w:type="dxa"/>
-              <w:right w:w="120" w:type="dxa"/>
-            </w:tcMar>
-          </w:tcPr>
-          <w:p>
-            <w:pPr>
-              <w:pBdr>
-                <w:top w:val="nil"/>
-                <w:left w:val="nil"/>
-                <w:bottom w:val="nil"/>
-                <w:right w:val="nil"/>
-                <w:between w:val="nil"/>
-              </w:pBdr>
-              <w:spacing w:line="300" w:lineRule="auto"/>
-              <w:rPr>
-                <w:rFonts w:ascii="Times New Roman" w:hAnsi="Times New Roman" w:cs="Times New Roman"/>
-                <w:color w:val="000000" w:themeColor="text1"/>
-                <w:sz w:val="28"/>
-                <w:szCs w:val="28"/>
-              </w:rPr>
-            </w:pPr>
-            <w:r>
-              <w:rPr>
-                <w:rFonts w:ascii="Times New Roman" w:hAnsi="Times New Roman" w:cs="Times New Roman"/>
-                <w:color w:val="000000" w:themeColor="text1"/>
-                <w:sz w:val="28"/>
-                <w:szCs w:val="28"/>
-              </w:rPr>
-              <w:t>E1. Flota</w:t>
-            </w:r>
-          </w:p>
-        </w:tc>
-        <w:tc>
-          <w:tcPr>
-            <w:tcW w:w="2340" w:type="dxa"/>
-            <w:shd w:val="clear" w:color="auto" w:fill="auto"/>
-            <w:tcMar>
-              <w:top w:w="120" w:type="dxa"/>
-              <w:left w:w="120" w:type="dxa"/>
-              <w:bottom w:w="120" w:type="dxa"/>
-              <w:right w:w="120" w:type="dxa"/>
-            </w:tcMar>
-          </w:tcPr>
-          <w:p>
-            <w:pPr>
-              <w:pBdr>
-                <w:top w:val="nil"/>
-                <w:left w:val="nil"/>
-                <w:bottom w:val="nil"/>
-                <w:right w:val="nil"/>
-                <w:between w:val="nil"/>
-              </w:pBdr>
-              <w:spacing w:line="300" w:lineRule="auto"/>
-              <w:rPr>
-                <w:rFonts w:ascii="Times New Roman" w:hAnsi="Times New Roman" w:cs="Times New Roman"/>
-                <w:color w:val="000000" w:themeColor="text1"/>
-                <w:sz w:val="28"/>
-                <w:szCs w:val="28"/>
-              </w:rPr>
-            </w:pPr>
-            <w:r>
-              <w:rPr>
-                <w:rFonts w:ascii="Times New Roman" w:hAnsi="Times New Roman" w:cs="Times New Roman"/>
-                <w:color w:val="000000" w:themeColor="text1"/>
-                <w:sz w:val="28"/>
-                <w:szCs w:val="28"/>
-              </w:rPr>
-              <w:t>Registrar nuevos vehículos en el inventario</w:t>
-            </w:r>
-          </w:p>
-        </w:tc>
-        <w:tc>
-          <w:tcPr>
-            <w:tcW w:w="2340" w:type="dxa"/>
-            <w:shd w:val="clear" w:color="auto" w:fill="auto"/>
-            <w:tcMar>
-              <w:top w:w="120" w:type="dxa"/>
-              <w:left w:w="120" w:type="dxa"/>
-              <w:bottom w:w="120" w:type="dxa"/>
-              <w:right w:w="120" w:type="dxa"/>
-            </w:tcMar>
-          </w:tcPr>
-          <w:p>
-            <w:pPr>
-              <w:pBdr>
-                <w:top w:val="nil"/>
-                <w:left w:val="nil"/>
-                <w:bottom w:val="nil"/>
-                <w:right w:val="nil"/>
-                <w:between w:val="nil"/>
-              </w:pBdr>
-              <w:spacing w:line="300" w:lineRule="auto"/>
-              <w:rPr>
-                <w:rFonts w:ascii="Times New Roman" w:hAnsi="Times New Roman" w:cs="Times New Roman"/>
-                <w:color w:val="000000" w:themeColor="text1"/>
-                <w:sz w:val="28"/>
-                <w:szCs w:val="28"/>
-              </w:rPr>
-            </w:pPr>
-            <w:proofErr w:type="spellStart"/>
-            <w:r>
-              <w:rPr>
-                <w:rFonts w:ascii="Times New Roman" w:hAnsi="Times New Roman" w:cs="Times New Roman"/>
-                <w:color w:val="000000" w:themeColor="text1"/>
-                <w:sz w:val="28"/>
-                <w:szCs w:val="28"/>
-              </w:rPr>
-              <w:t>Must</w:t>
-            </w:r>
-            <w:proofErr w:type="spellEnd"/>
-            <w:r>
-              <w:rPr>
-                <w:rFonts w:ascii="Times New Roman" w:hAnsi="Times New Roman" w:cs="Times New Roman"/>
-                <w:color w:val="000000" w:themeColor="text1"/>
-                <w:sz w:val="28"/>
-                <w:szCs w:val="28"/>
-              </w:rPr>
-              <w:t xml:space="preserve"> </w:t>
-            </w:r>
-            <w:proofErr w:type="spellStart"/>
-            <w:r>
-              <w:rPr>
-                <w:rFonts w:ascii="Times New Roman" w:hAnsi="Times New Roman" w:cs="Times New Roman"/>
-                <w:color w:val="000000" w:themeColor="text1"/>
-                <w:sz w:val="28"/>
-                <w:szCs w:val="28"/>
-              </w:rPr>
-              <w:t>Have</w:t>
-            </w:r>
-            <w:proofErr w:type="spellEnd"/>
-            <w:r>
-              <w:rPr>
-                <w:rFonts w:ascii="Times New Roman" w:hAnsi="Times New Roman" w:cs="Times New Roman"/>
-                <w:color w:val="000000" w:themeColor="text1"/>
-                <w:sz w:val="28"/>
-                <w:szCs w:val="28"/>
-              </w:rPr>
-              <w:t xml:space="preserve"> </w:t>
-            </w:r>
-          </w:p>
-        </w:tc>
-      </w:tr>
-      <w:tr>
-        <w:tc>
-          <w:tcPr>
-            <w:tcW w:w="2340" w:type="dxa"/>
-            <w:shd w:val="clear" w:color="auto" w:fill="auto"/>
-            <w:tcMar>
-              <w:top w:w="120" w:type="dxa"/>
-              <w:left w:w="120" w:type="dxa"/>
-              <w:bottom w:w="120" w:type="dxa"/>
-              <w:right w:w="120" w:type="dxa"/>
-            </w:tcMar>
-          </w:tcPr>
-          <w:p>
-            <w:pPr>
-              <w:pBdr>
-                <w:top w:val="nil"/>
-                <w:left w:val="nil"/>
-                <w:bottom w:val="nil"/>
-                <w:right w:val="nil"/>
-                <w:between w:val="nil"/>
-              </w:pBdr>
-              <w:spacing w:line="300" w:lineRule="auto"/>
-              <w:rPr>
-                <w:rFonts w:ascii="Times New Roman" w:hAnsi="Times New Roman" w:cs="Times New Roman"/>
-                <w:color w:val="000000" w:themeColor="text1"/>
-                <w:sz w:val="28"/>
-                <w:szCs w:val="28"/>
-              </w:rPr>
-            </w:pPr>
-            <w:r>
-              <w:rPr>
-                <w:rFonts w:ascii="Times New Roman" w:hAnsi="Times New Roman" w:cs="Times New Roman"/>
-                <w:color w:val="000000" w:themeColor="text1"/>
-                <w:sz w:val="28"/>
-                <w:szCs w:val="28"/>
-              </w:rPr>
-              <w:t>HU-02</w:t>
-            </w:r>
-          </w:p>
-        </w:tc>
-        <w:tc>
-          <w:tcPr>
-            <w:tcW w:w="2340" w:type="dxa"/>
-            <w:shd w:val="clear" w:color="auto" w:fill="auto"/>
-            <w:tcMar>
-              <w:top w:w="120" w:type="dxa"/>
-              <w:left w:w="120" w:type="dxa"/>
-              <w:bottom w:w="120" w:type="dxa"/>
-              <w:right w:w="120" w:type="dxa"/>
-            </w:tcMar>
-          </w:tcPr>
-          <w:p>
-            <w:pPr>
-              <w:pBdr>
-                <w:top w:val="nil"/>
-                <w:left w:val="nil"/>
-                <w:bottom w:val="nil"/>
-                <w:right w:val="nil"/>
-                <w:between w:val="nil"/>
-              </w:pBdr>
-              <w:spacing w:line="300" w:lineRule="auto"/>
-              <w:rPr>
-                <w:rFonts w:ascii="Times New Roman" w:hAnsi="Times New Roman" w:cs="Times New Roman"/>
-                <w:color w:val="000000" w:themeColor="text1"/>
-                <w:sz w:val="28"/>
-                <w:szCs w:val="28"/>
-              </w:rPr>
-            </w:pPr>
-            <w:r>
-              <w:rPr>
-                <w:rFonts w:ascii="Times New Roman" w:hAnsi="Times New Roman" w:cs="Times New Roman"/>
-                <w:color w:val="000000" w:themeColor="text1"/>
-                <w:sz w:val="28"/>
-                <w:szCs w:val="28"/>
-              </w:rPr>
-              <w:t>E1. Flota</w:t>
-            </w:r>
-          </w:p>
-        </w:tc>
-        <w:tc>
-          <w:tcPr>
-            <w:tcW w:w="2340" w:type="dxa"/>
-            <w:shd w:val="clear" w:color="auto" w:fill="auto"/>
-            <w:tcMar>
-              <w:top w:w="120" w:type="dxa"/>
-              <w:left w:w="120" w:type="dxa"/>
-              <w:bottom w:w="120" w:type="dxa"/>
-              <w:right w:w="120" w:type="dxa"/>
-            </w:tcMar>
-          </w:tcPr>
-          <w:p>
-            <w:pPr>
-              <w:pBdr>
-                <w:top w:val="nil"/>
-                <w:left w:val="nil"/>
-                <w:bottom w:val="nil"/>
-                <w:right w:val="nil"/>
-                <w:between w:val="nil"/>
-              </w:pBdr>
-              <w:spacing w:line="300" w:lineRule="auto"/>
-              <w:rPr>
-                <w:rFonts w:ascii="Times New Roman" w:hAnsi="Times New Roman" w:cs="Times New Roman"/>
-                <w:color w:val="000000" w:themeColor="text1"/>
-                <w:sz w:val="28"/>
-                <w:szCs w:val="28"/>
-              </w:rPr>
-            </w:pPr>
-            <w:r>
-              <w:rPr>
-                <w:rFonts w:ascii="Times New Roman" w:hAnsi="Times New Roman" w:cs="Times New Roman"/>
-                <w:color w:val="000000" w:themeColor="text1"/>
-                <w:sz w:val="28"/>
-                <w:szCs w:val="28"/>
-              </w:rPr>
-              <w:t>Consultar vehículos disponibles para alquiler</w:t>
-            </w:r>
-          </w:p>
-        </w:tc>
-        <w:tc>
-          <w:tcPr>
-            <w:tcW w:w="2340" w:type="dxa"/>
-            <w:shd w:val="clear" w:color="auto" w:fill="auto"/>
-            <w:tcMar>
-              <w:top w:w="120" w:type="dxa"/>
-              <w:left w:w="120" w:type="dxa"/>
-              <w:bottom w:w="120" w:type="dxa"/>
-              <w:right w:w="120" w:type="dxa"/>
-            </w:tcMar>
-          </w:tcPr>
-          <w:p>
-            <w:pPr>
-              <w:pBdr>
-                <w:top w:val="nil"/>
-                <w:left w:val="nil"/>
-                <w:bottom w:val="nil"/>
-                <w:right w:val="nil"/>
-                <w:between w:val="nil"/>
-              </w:pBdr>
-              <w:spacing w:line="300" w:lineRule="auto"/>
-              <w:rPr>
-                <w:rFonts w:ascii="Times New Roman" w:hAnsi="Times New Roman" w:cs="Times New Roman"/>
-                <w:color w:val="000000" w:themeColor="text1"/>
-                <w:sz w:val="28"/>
-                <w:szCs w:val="28"/>
-              </w:rPr>
-            </w:pPr>
-            <w:proofErr w:type="spellStart"/>
-            <w:r>
-              <w:rPr>
-                <w:rFonts w:ascii="Times New Roman" w:hAnsi="Times New Roman" w:cs="Times New Roman"/>
-                <w:color w:val="000000" w:themeColor="text1"/>
-                <w:sz w:val="28"/>
-                <w:szCs w:val="28"/>
-              </w:rPr>
-              <w:t>Should</w:t>
-            </w:r>
-            <w:proofErr w:type="spellEnd"/>
-            <w:r>
-              <w:rPr>
-                <w:rFonts w:ascii="Times New Roman" w:hAnsi="Times New Roman" w:cs="Times New Roman"/>
-                <w:color w:val="000000" w:themeColor="text1"/>
-                <w:sz w:val="28"/>
-                <w:szCs w:val="28"/>
-              </w:rPr>
-              <w:t xml:space="preserve"> </w:t>
-            </w:r>
-            <w:proofErr w:type="spellStart"/>
-            <w:r>
-              <w:rPr>
-                <w:rFonts w:ascii="Times New Roman" w:hAnsi="Times New Roman" w:cs="Times New Roman"/>
-                <w:color w:val="000000" w:themeColor="text1"/>
-                <w:sz w:val="28"/>
-                <w:szCs w:val="28"/>
-              </w:rPr>
-              <w:t>Have</w:t>
-            </w:r>
-            <w:proofErr w:type="spellEnd"/>
-          </w:p>
-        </w:tc>
-      </w:tr>
-      <w:tr>
-        <w:tc>
-          <w:tcPr>
-            <w:tcW w:w="2340" w:type="dxa"/>
-            <w:shd w:val="clear" w:color="auto" w:fill="F9F9F9"/>
-            <w:tcMar>
-              <w:top w:w="120" w:type="dxa"/>
-              <w:left w:w="120" w:type="dxa"/>
-              <w:bottom w:w="120" w:type="dxa"/>
-              <w:right w:w="120" w:type="dxa"/>
-            </w:tcMar>
-          </w:tcPr>
-          <w:p>
-            <w:pPr>
-              <w:pBdr>
-                <w:top w:val="nil"/>
-                <w:left w:val="nil"/>
-                <w:bottom w:val="nil"/>
-                <w:right w:val="nil"/>
-                <w:between w:val="nil"/>
-              </w:pBdr>
-              <w:spacing w:line="300" w:lineRule="auto"/>
-              <w:rPr>
-                <w:rFonts w:ascii="Times New Roman" w:hAnsi="Times New Roman" w:cs="Times New Roman"/>
-                <w:color w:val="000000" w:themeColor="text1"/>
-                <w:sz w:val="28"/>
-                <w:szCs w:val="28"/>
-              </w:rPr>
-            </w:pPr>
-            <w:r>
-              <w:rPr>
-                <w:rFonts w:ascii="Times New Roman" w:hAnsi="Times New Roman" w:cs="Times New Roman"/>
-                <w:color w:val="000000" w:themeColor="text1"/>
-                <w:sz w:val="28"/>
-                <w:szCs w:val="28"/>
-              </w:rPr>
-              <w:t>HU-03</w:t>
-            </w:r>
-          </w:p>
-        </w:tc>
-        <w:tc>
-          <w:tcPr>
-            <w:tcW w:w="2340" w:type="dxa"/>
-            <w:shd w:val="clear" w:color="auto" w:fill="F9F9F9"/>
-            <w:tcMar>
-              <w:top w:w="120" w:type="dxa"/>
-              <w:left w:w="120" w:type="dxa"/>
-              <w:bottom w:w="120" w:type="dxa"/>
-              <w:right w:w="120" w:type="dxa"/>
-            </w:tcMar>
-          </w:tcPr>
-          <w:p>
-            <w:pPr>
-              <w:pBdr>
-                <w:top w:val="nil"/>
-                <w:left w:val="nil"/>
-                <w:bottom w:val="nil"/>
-                <w:right w:val="nil"/>
-                <w:between w:val="nil"/>
-              </w:pBdr>
-              <w:spacing w:line="300" w:lineRule="auto"/>
-              <w:rPr>
-                <w:rFonts w:ascii="Times New Roman" w:hAnsi="Times New Roman" w:cs="Times New Roman"/>
-                <w:color w:val="000000" w:themeColor="text1"/>
-                <w:sz w:val="28"/>
-                <w:szCs w:val="28"/>
-              </w:rPr>
-            </w:pPr>
-            <w:r>
-              <w:rPr>
-                <w:rFonts w:ascii="Times New Roman" w:hAnsi="Times New Roman" w:cs="Times New Roman"/>
-                <w:color w:val="000000" w:themeColor="text1"/>
-                <w:sz w:val="28"/>
-                <w:szCs w:val="28"/>
-              </w:rPr>
-              <w:t>E1. Flota</w:t>
-            </w:r>
-          </w:p>
-        </w:tc>
-        <w:tc>
-          <w:tcPr>
-            <w:tcW w:w="2340" w:type="dxa"/>
-            <w:shd w:val="clear" w:color="auto" w:fill="F9F9F9"/>
-            <w:tcMar>
-              <w:top w:w="120" w:type="dxa"/>
-              <w:left w:w="120" w:type="dxa"/>
-              <w:bottom w:w="120" w:type="dxa"/>
-              <w:right w:w="120" w:type="dxa"/>
-            </w:tcMar>
-          </w:tcPr>
-          <w:p>
-            <w:pPr>
-              <w:pBdr>
-                <w:top w:val="nil"/>
-                <w:left w:val="nil"/>
-                <w:bottom w:val="nil"/>
-                <w:right w:val="nil"/>
-                <w:between w:val="nil"/>
-              </w:pBdr>
-              <w:spacing w:line="300" w:lineRule="auto"/>
-              <w:rPr>
-                <w:rFonts w:ascii="Times New Roman" w:hAnsi="Times New Roman" w:cs="Times New Roman"/>
-                <w:color w:val="000000" w:themeColor="text1"/>
-                <w:sz w:val="28"/>
-                <w:szCs w:val="28"/>
-              </w:rPr>
-            </w:pPr>
-            <w:r>
-              <w:rPr>
-                <w:rFonts w:ascii="Times New Roman" w:hAnsi="Times New Roman" w:cs="Times New Roman"/>
-                <w:color w:val="000000" w:themeColor="text1"/>
-                <w:sz w:val="28"/>
-                <w:szCs w:val="28"/>
-              </w:rPr>
-              <w:t>Retirar vehículos del inventario</w:t>
-            </w:r>
-          </w:p>
-        </w:tc>
-        <w:tc>
-          <w:tcPr>
-            <w:tcW w:w="2340" w:type="dxa"/>
-            <w:shd w:val="clear" w:color="auto" w:fill="F9F9F9"/>
-            <w:tcMar>
-              <w:top w:w="120" w:type="dxa"/>
-              <w:left w:w="120" w:type="dxa"/>
-              <w:bottom w:w="120" w:type="dxa"/>
-              <w:right w:w="120" w:type="dxa"/>
-            </w:tcMar>
-          </w:tcPr>
-          <w:p>
-            <w:pPr>
-              <w:pBdr>
-                <w:top w:val="nil"/>
-                <w:left w:val="nil"/>
-                <w:bottom w:val="nil"/>
-                <w:right w:val="nil"/>
-                <w:between w:val="nil"/>
-              </w:pBdr>
-              <w:spacing w:line="300" w:lineRule="auto"/>
-              <w:rPr>
-                <w:rFonts w:ascii="Times New Roman" w:hAnsi="Times New Roman" w:cs="Times New Roman"/>
-                <w:color w:val="000000" w:themeColor="text1"/>
-                <w:sz w:val="28"/>
-                <w:szCs w:val="28"/>
-              </w:rPr>
-            </w:pPr>
-            <w:proofErr w:type="spellStart"/>
-            <w:r>
-              <w:rPr>
-                <w:rFonts w:ascii="Times New Roman" w:hAnsi="Times New Roman" w:cs="Times New Roman"/>
-                <w:color w:val="000000" w:themeColor="text1"/>
-                <w:sz w:val="28"/>
-                <w:szCs w:val="28"/>
-              </w:rPr>
-              <w:t>Could</w:t>
-            </w:r>
-            <w:proofErr w:type="spellEnd"/>
-            <w:r>
-              <w:rPr>
-                <w:rFonts w:ascii="Times New Roman" w:hAnsi="Times New Roman" w:cs="Times New Roman"/>
-                <w:color w:val="000000" w:themeColor="text1"/>
-                <w:sz w:val="28"/>
-                <w:szCs w:val="28"/>
-              </w:rPr>
-              <w:t xml:space="preserve"> </w:t>
-            </w:r>
-            <w:proofErr w:type="spellStart"/>
-            <w:r>
-              <w:rPr>
-                <w:rFonts w:ascii="Times New Roman" w:hAnsi="Times New Roman" w:cs="Times New Roman"/>
-                <w:color w:val="000000" w:themeColor="text1"/>
-                <w:sz w:val="28"/>
-                <w:szCs w:val="28"/>
-              </w:rPr>
-              <w:t>Have</w:t>
-            </w:r>
-            <w:proofErr w:type="spellEnd"/>
-            <w:r>
-              <w:rPr>
-                <w:rFonts w:ascii="Times New Roman" w:hAnsi="Times New Roman" w:cs="Times New Roman"/>
-                <w:color w:val="000000" w:themeColor="text1"/>
-                <w:sz w:val="28"/>
-                <w:szCs w:val="28"/>
-              </w:rPr>
-              <w:t xml:space="preserve"> </w:t>
-            </w:r>
-          </w:p>
-        </w:tc>
-      </w:tr>
-      <w:tr>
-        <w:tc>
-          <w:tcPr>
-            <w:tcW w:w="2340" w:type="dxa"/>
-            <w:shd w:val="clear" w:color="auto" w:fill="auto"/>
-            <w:tcMar>
-              <w:top w:w="120" w:type="dxa"/>
-              <w:left w:w="120" w:type="dxa"/>
-              <w:bottom w:w="120" w:type="dxa"/>
-              <w:right w:w="120" w:type="dxa"/>
-            </w:tcMar>
-          </w:tcPr>
-          <w:p>
-            <w:pPr>
-              <w:pBdr>
-                <w:top w:val="nil"/>
-                <w:left w:val="nil"/>
-                <w:bottom w:val="nil"/>
-                <w:right w:val="nil"/>
-                <w:between w:val="nil"/>
-              </w:pBdr>
-              <w:spacing w:line="300" w:lineRule="auto"/>
-              <w:rPr>
-                <w:rFonts w:ascii="Times New Roman" w:hAnsi="Times New Roman" w:cs="Times New Roman"/>
-                <w:color w:val="000000" w:themeColor="text1"/>
-                <w:sz w:val="28"/>
-                <w:szCs w:val="28"/>
-              </w:rPr>
-            </w:pPr>
-            <w:r>
-              <w:rPr>
-                <w:rFonts w:ascii="Times New Roman" w:hAnsi="Times New Roman" w:cs="Times New Roman"/>
-                <w:color w:val="000000" w:themeColor="text1"/>
-                <w:sz w:val="28"/>
-                <w:szCs w:val="28"/>
-              </w:rPr>
-              <w:t>HU-04</w:t>
-            </w:r>
-          </w:p>
-        </w:tc>
-        <w:tc>
-          <w:tcPr>
-            <w:tcW w:w="2340" w:type="dxa"/>
-            <w:shd w:val="clear" w:color="auto" w:fill="auto"/>
-            <w:tcMar>
-              <w:top w:w="120" w:type="dxa"/>
-              <w:left w:w="120" w:type="dxa"/>
-              <w:bottom w:w="120" w:type="dxa"/>
-              <w:right w:w="120" w:type="dxa"/>
-            </w:tcMar>
-          </w:tcPr>
-          <w:p>
-            <w:pPr>
-              <w:pBdr>
-                <w:top w:val="nil"/>
-                <w:left w:val="nil"/>
-                <w:bottom w:val="nil"/>
-                <w:right w:val="nil"/>
-                <w:between w:val="nil"/>
-              </w:pBdr>
-              <w:spacing w:line="300" w:lineRule="auto"/>
-              <w:rPr>
-                <w:rFonts w:ascii="Times New Roman" w:hAnsi="Times New Roman" w:cs="Times New Roman"/>
-                <w:color w:val="000000" w:themeColor="text1"/>
-                <w:sz w:val="28"/>
-                <w:szCs w:val="28"/>
-              </w:rPr>
-            </w:pPr>
-            <w:r>
-              <w:rPr>
-                <w:rFonts w:ascii="Times New Roman" w:hAnsi="Times New Roman" w:cs="Times New Roman"/>
-                <w:color w:val="000000" w:themeColor="text1"/>
-                <w:sz w:val="28"/>
-                <w:szCs w:val="28"/>
-              </w:rPr>
-              <w:t>E2. Clientes</w:t>
-            </w:r>
-          </w:p>
-        </w:tc>
-        <w:tc>
-          <w:tcPr>
-            <w:tcW w:w="2340" w:type="dxa"/>
-            <w:shd w:val="clear" w:color="auto" w:fill="auto"/>
-            <w:tcMar>
-              <w:top w:w="120" w:type="dxa"/>
-              <w:left w:w="120" w:type="dxa"/>
-              <w:bottom w:w="120" w:type="dxa"/>
-              <w:right w:w="120" w:type="dxa"/>
-            </w:tcMar>
-          </w:tcPr>
-          <w:p>
-            <w:pPr>
-              <w:pBdr>
-                <w:top w:val="nil"/>
-                <w:left w:val="nil"/>
-                <w:bottom w:val="nil"/>
-                <w:right w:val="nil"/>
-                <w:between w:val="nil"/>
-              </w:pBdr>
-              <w:spacing w:line="300" w:lineRule="auto"/>
-              <w:rPr>
-                <w:rFonts w:ascii="Times New Roman" w:hAnsi="Times New Roman" w:cs="Times New Roman"/>
-                <w:color w:val="000000" w:themeColor="text1"/>
-                <w:sz w:val="28"/>
-                <w:szCs w:val="28"/>
-              </w:rPr>
-            </w:pPr>
-            <w:r>
-              <w:rPr>
-                <w:rFonts w:ascii="Times New Roman" w:hAnsi="Times New Roman" w:cs="Times New Roman"/>
-                <w:color w:val="000000" w:themeColor="text1"/>
-                <w:sz w:val="28"/>
-                <w:szCs w:val="28"/>
-              </w:rPr>
-              <w:t xml:space="preserve">Registrar datos personales de </w:t>
-            </w:r>
-            <w:r>
-              <w:rPr>
-                <w:rFonts w:ascii="Times New Roman" w:hAnsi="Times New Roman" w:cs="Times New Roman"/>
-                <w:color w:val="000000" w:themeColor="text1"/>
-                <w:sz w:val="28"/>
-                <w:szCs w:val="28"/>
-              </w:rPr>
-              <w:lastRenderedPageBreak/>
-              <w:t>nuevos clientes</w:t>
-            </w:r>
-          </w:p>
-        </w:tc>
-        <w:tc>
-          <w:tcPr>
-            <w:tcW w:w="2340" w:type="dxa"/>
-            <w:shd w:val="clear" w:color="auto" w:fill="auto"/>
-            <w:tcMar>
-              <w:top w:w="120" w:type="dxa"/>
-              <w:left w:w="120" w:type="dxa"/>
-              <w:bottom w:w="120" w:type="dxa"/>
-              <w:right w:w="120" w:type="dxa"/>
-            </w:tcMar>
-          </w:tcPr>
-          <w:p>
-            <w:pPr>
-              <w:pBdr>
-                <w:top w:val="nil"/>
-                <w:left w:val="nil"/>
-                <w:bottom w:val="nil"/>
-                <w:right w:val="nil"/>
-                <w:between w:val="nil"/>
-              </w:pBdr>
-              <w:spacing w:line="300" w:lineRule="auto"/>
-              <w:rPr>
-                <w:rFonts w:ascii="Times New Roman" w:hAnsi="Times New Roman" w:cs="Times New Roman"/>
-                <w:color w:val="000000" w:themeColor="text1"/>
-                <w:sz w:val="28"/>
-                <w:szCs w:val="28"/>
-              </w:rPr>
-            </w:pPr>
-            <w:proofErr w:type="spellStart"/>
-            <w:r>
-              <w:rPr>
-                <w:rFonts w:ascii="Times New Roman" w:hAnsi="Times New Roman" w:cs="Times New Roman"/>
-                <w:color w:val="000000" w:themeColor="text1"/>
-                <w:sz w:val="28"/>
-                <w:szCs w:val="28"/>
-              </w:rPr>
-              <w:lastRenderedPageBreak/>
-              <w:t>Must</w:t>
-            </w:r>
-            <w:proofErr w:type="spellEnd"/>
-            <w:r>
-              <w:rPr>
-                <w:rFonts w:ascii="Times New Roman" w:hAnsi="Times New Roman" w:cs="Times New Roman"/>
-                <w:color w:val="000000" w:themeColor="text1"/>
-                <w:sz w:val="28"/>
-                <w:szCs w:val="28"/>
-              </w:rPr>
-              <w:t xml:space="preserve"> </w:t>
-            </w:r>
-            <w:proofErr w:type="spellStart"/>
-            <w:r>
-              <w:rPr>
-                <w:rFonts w:ascii="Times New Roman" w:hAnsi="Times New Roman" w:cs="Times New Roman"/>
-                <w:color w:val="000000" w:themeColor="text1"/>
-                <w:sz w:val="28"/>
-                <w:szCs w:val="28"/>
-              </w:rPr>
-              <w:t>Have</w:t>
-            </w:r>
-            <w:proofErr w:type="spellEnd"/>
-            <w:r>
-              <w:rPr>
-                <w:rFonts w:ascii="Times New Roman" w:hAnsi="Times New Roman" w:cs="Times New Roman"/>
-                <w:color w:val="000000" w:themeColor="text1"/>
-                <w:sz w:val="28"/>
-                <w:szCs w:val="28"/>
-              </w:rPr>
-              <w:t xml:space="preserve"> </w:t>
-            </w:r>
-          </w:p>
-        </w:tc>
-      </w:tr>
-      <w:tr>
-        <w:tc>
-          <w:tcPr>
-            <w:tcW w:w="2340" w:type="dxa"/>
-            <w:shd w:val="clear" w:color="auto" w:fill="auto"/>
-            <w:tcMar>
-              <w:top w:w="120" w:type="dxa"/>
-              <w:left w:w="120" w:type="dxa"/>
-              <w:bottom w:w="120" w:type="dxa"/>
-              <w:right w:w="120" w:type="dxa"/>
-            </w:tcMar>
-          </w:tcPr>
-          <w:p>
-            <w:pPr>
-              <w:pBdr>
-                <w:top w:val="nil"/>
-                <w:left w:val="nil"/>
-                <w:bottom w:val="nil"/>
-                <w:right w:val="nil"/>
-                <w:between w:val="nil"/>
-              </w:pBdr>
-              <w:spacing w:line="300" w:lineRule="auto"/>
-              <w:rPr>
-                <w:rFonts w:ascii="Times New Roman" w:hAnsi="Times New Roman" w:cs="Times New Roman"/>
-                <w:color w:val="000000" w:themeColor="text1"/>
-                <w:sz w:val="28"/>
-                <w:szCs w:val="28"/>
-              </w:rPr>
-            </w:pPr>
-            <w:r>
-              <w:rPr>
-                <w:rFonts w:ascii="Times New Roman" w:hAnsi="Times New Roman" w:cs="Times New Roman"/>
-                <w:color w:val="000000" w:themeColor="text1"/>
-                <w:sz w:val="28"/>
-                <w:szCs w:val="28"/>
-              </w:rPr>
-              <w:t>HU-05</w:t>
-            </w:r>
-          </w:p>
-        </w:tc>
-        <w:tc>
-          <w:tcPr>
-            <w:tcW w:w="2340" w:type="dxa"/>
-            <w:shd w:val="clear" w:color="auto" w:fill="auto"/>
-            <w:tcMar>
-              <w:top w:w="120" w:type="dxa"/>
-              <w:left w:w="120" w:type="dxa"/>
-              <w:bottom w:w="120" w:type="dxa"/>
-              <w:right w:w="120" w:type="dxa"/>
-            </w:tcMar>
-          </w:tcPr>
-          <w:p>
-            <w:pPr>
-              <w:pBdr>
-                <w:top w:val="nil"/>
-                <w:left w:val="nil"/>
-                <w:bottom w:val="nil"/>
-                <w:right w:val="nil"/>
-                <w:between w:val="nil"/>
-              </w:pBdr>
-              <w:spacing w:line="300" w:lineRule="auto"/>
-              <w:rPr>
-                <w:rFonts w:ascii="Times New Roman" w:hAnsi="Times New Roman" w:cs="Times New Roman"/>
-                <w:color w:val="000000" w:themeColor="text1"/>
-                <w:sz w:val="28"/>
-                <w:szCs w:val="28"/>
-              </w:rPr>
-            </w:pPr>
-            <w:r>
-              <w:rPr>
-                <w:rFonts w:ascii="Times New Roman" w:hAnsi="Times New Roman" w:cs="Times New Roman"/>
-                <w:color w:val="000000" w:themeColor="text1"/>
-                <w:sz w:val="28"/>
-                <w:szCs w:val="28"/>
-              </w:rPr>
-              <w:t>E2. Clientes</w:t>
-            </w:r>
-          </w:p>
-        </w:tc>
-        <w:tc>
-          <w:tcPr>
-            <w:tcW w:w="2340" w:type="dxa"/>
-            <w:shd w:val="clear" w:color="auto" w:fill="auto"/>
-            <w:tcMar>
-              <w:top w:w="120" w:type="dxa"/>
-              <w:left w:w="120" w:type="dxa"/>
-              <w:bottom w:w="120" w:type="dxa"/>
-              <w:right w:w="120" w:type="dxa"/>
-            </w:tcMar>
-          </w:tcPr>
-          <w:p>
-            <w:pPr>
-              <w:pBdr>
-                <w:top w:val="nil"/>
-                <w:left w:val="nil"/>
-                <w:bottom w:val="nil"/>
-                <w:right w:val="nil"/>
-                <w:between w:val="nil"/>
-              </w:pBdr>
-              <w:spacing w:line="300" w:lineRule="auto"/>
-              <w:rPr>
-                <w:rFonts w:ascii="Times New Roman" w:hAnsi="Times New Roman" w:cs="Times New Roman"/>
-                <w:color w:val="000000" w:themeColor="text1"/>
-                <w:sz w:val="28"/>
-                <w:szCs w:val="28"/>
-              </w:rPr>
-            </w:pPr>
-            <w:r>
-              <w:rPr>
-                <w:rFonts w:ascii="Times New Roman" w:hAnsi="Times New Roman" w:cs="Times New Roman"/>
-                <w:color w:val="000000" w:themeColor="text1"/>
-                <w:sz w:val="28"/>
-                <w:szCs w:val="28"/>
-              </w:rPr>
-              <w:t>Actualizar información de contacto de clientes</w:t>
-            </w:r>
-          </w:p>
-        </w:tc>
-        <w:tc>
-          <w:tcPr>
-            <w:tcW w:w="2340" w:type="dxa"/>
-            <w:shd w:val="clear" w:color="auto" w:fill="auto"/>
-            <w:tcMar>
-              <w:top w:w="120" w:type="dxa"/>
-              <w:left w:w="120" w:type="dxa"/>
-              <w:bottom w:w="120" w:type="dxa"/>
-              <w:right w:w="120" w:type="dxa"/>
-            </w:tcMar>
-          </w:tcPr>
-          <w:p>
-            <w:pPr>
-              <w:pBdr>
-                <w:top w:val="nil"/>
-                <w:left w:val="nil"/>
-                <w:bottom w:val="nil"/>
-                <w:right w:val="nil"/>
-                <w:between w:val="nil"/>
-              </w:pBdr>
-              <w:spacing w:line="300" w:lineRule="auto"/>
-              <w:rPr>
-                <w:rFonts w:ascii="Times New Roman" w:hAnsi="Times New Roman" w:cs="Times New Roman"/>
-                <w:color w:val="000000" w:themeColor="text1"/>
-                <w:sz w:val="28"/>
-                <w:szCs w:val="28"/>
-              </w:rPr>
-            </w:pPr>
-            <w:proofErr w:type="spellStart"/>
-            <w:r>
-              <w:rPr>
-                <w:rFonts w:ascii="Times New Roman" w:hAnsi="Times New Roman" w:cs="Times New Roman"/>
-                <w:color w:val="000000" w:themeColor="text1"/>
-                <w:sz w:val="28"/>
-                <w:szCs w:val="28"/>
-              </w:rPr>
-              <w:t>Should</w:t>
-            </w:r>
-            <w:proofErr w:type="spellEnd"/>
-            <w:r>
-              <w:rPr>
-                <w:rFonts w:ascii="Times New Roman" w:hAnsi="Times New Roman" w:cs="Times New Roman"/>
-                <w:color w:val="000000" w:themeColor="text1"/>
-                <w:sz w:val="28"/>
-                <w:szCs w:val="28"/>
-              </w:rPr>
-              <w:t xml:space="preserve"> </w:t>
-            </w:r>
-            <w:proofErr w:type="spellStart"/>
-            <w:r>
-              <w:rPr>
-                <w:rFonts w:ascii="Times New Roman" w:hAnsi="Times New Roman" w:cs="Times New Roman"/>
-                <w:color w:val="000000" w:themeColor="text1"/>
-                <w:sz w:val="28"/>
-                <w:szCs w:val="28"/>
-              </w:rPr>
-              <w:t>Have</w:t>
-            </w:r>
-            <w:proofErr w:type="spellEnd"/>
-            <w:r>
-              <w:rPr>
-                <w:rFonts w:ascii="Times New Roman" w:hAnsi="Times New Roman" w:cs="Times New Roman"/>
-                <w:color w:val="000000" w:themeColor="text1"/>
-                <w:sz w:val="28"/>
-                <w:szCs w:val="28"/>
-              </w:rPr>
-              <w:t xml:space="preserve"> </w:t>
-            </w:r>
-          </w:p>
-        </w:tc>
-      </w:tr>
-      <w:tr>
-        <w:tc>
-          <w:tcPr>
-            <w:tcW w:w="2340" w:type="dxa"/>
-            <w:shd w:val="clear" w:color="auto" w:fill="F9F9F9"/>
-            <w:tcMar>
-              <w:top w:w="120" w:type="dxa"/>
-              <w:left w:w="120" w:type="dxa"/>
-              <w:bottom w:w="120" w:type="dxa"/>
-              <w:right w:w="120" w:type="dxa"/>
-            </w:tcMar>
-          </w:tcPr>
-          <w:p>
-            <w:pPr>
-              <w:pBdr>
-                <w:top w:val="nil"/>
-                <w:left w:val="nil"/>
-                <w:bottom w:val="nil"/>
-                <w:right w:val="nil"/>
-                <w:between w:val="nil"/>
-              </w:pBdr>
-              <w:spacing w:line="300" w:lineRule="auto"/>
-              <w:rPr>
-                <w:rFonts w:ascii="Times New Roman" w:hAnsi="Times New Roman" w:cs="Times New Roman"/>
-                <w:color w:val="000000" w:themeColor="text1"/>
-                <w:sz w:val="28"/>
-                <w:szCs w:val="28"/>
-              </w:rPr>
-            </w:pPr>
-            <w:r>
-              <w:rPr>
-                <w:rFonts w:ascii="Times New Roman" w:hAnsi="Times New Roman" w:cs="Times New Roman"/>
-                <w:color w:val="000000" w:themeColor="text1"/>
-                <w:sz w:val="28"/>
-                <w:szCs w:val="28"/>
-              </w:rPr>
-              <w:t>HU-06</w:t>
-            </w:r>
-          </w:p>
-        </w:tc>
-        <w:tc>
-          <w:tcPr>
-            <w:tcW w:w="2340" w:type="dxa"/>
-            <w:shd w:val="clear" w:color="auto" w:fill="F9F9F9"/>
-            <w:tcMar>
-              <w:top w:w="120" w:type="dxa"/>
-              <w:left w:w="120" w:type="dxa"/>
-              <w:bottom w:w="120" w:type="dxa"/>
-              <w:right w:w="120" w:type="dxa"/>
-            </w:tcMar>
-          </w:tcPr>
-          <w:p>
-            <w:pPr>
-              <w:pBdr>
-                <w:top w:val="nil"/>
-                <w:left w:val="nil"/>
-                <w:bottom w:val="nil"/>
-                <w:right w:val="nil"/>
-                <w:between w:val="nil"/>
-              </w:pBdr>
-              <w:spacing w:line="300" w:lineRule="auto"/>
-              <w:rPr>
-                <w:rFonts w:ascii="Times New Roman" w:hAnsi="Times New Roman" w:cs="Times New Roman"/>
-                <w:color w:val="000000" w:themeColor="text1"/>
-                <w:sz w:val="28"/>
-                <w:szCs w:val="28"/>
-              </w:rPr>
-            </w:pPr>
-            <w:r>
-              <w:rPr>
-                <w:rFonts w:ascii="Times New Roman" w:hAnsi="Times New Roman" w:cs="Times New Roman"/>
-                <w:color w:val="000000" w:themeColor="text1"/>
-                <w:sz w:val="28"/>
-                <w:szCs w:val="28"/>
-              </w:rPr>
-              <w:t>E3. Alquiler</w:t>
-            </w:r>
-          </w:p>
-        </w:tc>
-        <w:tc>
-          <w:tcPr>
-            <w:tcW w:w="2340" w:type="dxa"/>
-            <w:shd w:val="clear" w:color="auto" w:fill="F9F9F9"/>
-            <w:tcMar>
-              <w:top w:w="120" w:type="dxa"/>
-              <w:left w:w="120" w:type="dxa"/>
-              <w:bottom w:w="120" w:type="dxa"/>
-              <w:right w:w="120" w:type="dxa"/>
-            </w:tcMar>
-          </w:tcPr>
-          <w:p>
-            <w:pPr>
-              <w:pBdr>
-                <w:top w:val="nil"/>
-                <w:left w:val="nil"/>
-                <w:bottom w:val="nil"/>
-                <w:right w:val="nil"/>
-                <w:between w:val="nil"/>
-              </w:pBdr>
-              <w:spacing w:line="300" w:lineRule="auto"/>
-              <w:rPr>
-                <w:rFonts w:ascii="Times New Roman" w:hAnsi="Times New Roman" w:cs="Times New Roman"/>
-                <w:color w:val="000000" w:themeColor="text1"/>
-                <w:sz w:val="28"/>
-                <w:szCs w:val="28"/>
-              </w:rPr>
-            </w:pPr>
-            <w:r>
-              <w:rPr>
-                <w:rFonts w:ascii="Times New Roman" w:hAnsi="Times New Roman" w:cs="Times New Roman"/>
-                <w:color w:val="000000" w:themeColor="text1"/>
-                <w:sz w:val="28"/>
-                <w:szCs w:val="28"/>
-              </w:rPr>
-              <w:t>Registrar un nuevo contrato de alquiler</w:t>
-            </w:r>
-          </w:p>
-        </w:tc>
-        <w:tc>
-          <w:tcPr>
-            <w:tcW w:w="2340" w:type="dxa"/>
-            <w:shd w:val="clear" w:color="auto" w:fill="F9F9F9"/>
-            <w:tcMar>
-              <w:top w:w="120" w:type="dxa"/>
-              <w:left w:w="120" w:type="dxa"/>
-              <w:bottom w:w="120" w:type="dxa"/>
-              <w:right w:w="120" w:type="dxa"/>
-            </w:tcMar>
-          </w:tcPr>
-          <w:p>
-            <w:pPr>
-              <w:pBdr>
-                <w:top w:val="nil"/>
-                <w:left w:val="nil"/>
-                <w:bottom w:val="nil"/>
-                <w:right w:val="nil"/>
-                <w:between w:val="nil"/>
-              </w:pBdr>
-              <w:spacing w:line="300" w:lineRule="auto"/>
-              <w:rPr>
-                <w:rFonts w:ascii="Times New Roman" w:hAnsi="Times New Roman" w:cs="Times New Roman"/>
-                <w:color w:val="000000" w:themeColor="text1"/>
-                <w:sz w:val="28"/>
-                <w:szCs w:val="28"/>
-              </w:rPr>
-            </w:pPr>
-            <w:proofErr w:type="spellStart"/>
-            <w:r>
-              <w:rPr>
-                <w:rFonts w:ascii="Times New Roman" w:hAnsi="Times New Roman" w:cs="Times New Roman"/>
-                <w:color w:val="000000" w:themeColor="text1"/>
-                <w:sz w:val="28"/>
-                <w:szCs w:val="28"/>
-              </w:rPr>
-              <w:t>Must</w:t>
-            </w:r>
-            <w:proofErr w:type="spellEnd"/>
-            <w:r>
-              <w:rPr>
-                <w:rFonts w:ascii="Times New Roman" w:hAnsi="Times New Roman" w:cs="Times New Roman"/>
-                <w:color w:val="000000" w:themeColor="text1"/>
-                <w:sz w:val="28"/>
-                <w:szCs w:val="28"/>
-              </w:rPr>
-              <w:t xml:space="preserve"> </w:t>
-            </w:r>
-            <w:proofErr w:type="spellStart"/>
-            <w:r>
-              <w:rPr>
-                <w:rFonts w:ascii="Times New Roman" w:hAnsi="Times New Roman" w:cs="Times New Roman"/>
-                <w:color w:val="000000" w:themeColor="text1"/>
-                <w:sz w:val="28"/>
-                <w:szCs w:val="28"/>
-              </w:rPr>
-              <w:t>Have</w:t>
-            </w:r>
-            <w:proofErr w:type="spellEnd"/>
-            <w:r>
-              <w:rPr>
-                <w:rFonts w:ascii="Times New Roman" w:hAnsi="Times New Roman" w:cs="Times New Roman"/>
-                <w:color w:val="000000" w:themeColor="text1"/>
-                <w:sz w:val="28"/>
-                <w:szCs w:val="28"/>
-              </w:rPr>
-              <w:t xml:space="preserve"> </w:t>
-            </w:r>
-          </w:p>
-        </w:tc>
-      </w:tr>
-      <w:tr>
-        <w:tc>
-          <w:tcPr>
-            <w:tcW w:w="2340" w:type="dxa"/>
-            <w:shd w:val="clear" w:color="auto" w:fill="auto"/>
-            <w:tcMar>
-              <w:top w:w="120" w:type="dxa"/>
-              <w:left w:w="120" w:type="dxa"/>
-              <w:bottom w:w="120" w:type="dxa"/>
-              <w:right w:w="120" w:type="dxa"/>
-            </w:tcMar>
-          </w:tcPr>
-          <w:p>
-            <w:pPr>
-              <w:pBdr>
-                <w:top w:val="nil"/>
-                <w:left w:val="nil"/>
-                <w:bottom w:val="nil"/>
-                <w:right w:val="nil"/>
-                <w:between w:val="nil"/>
-              </w:pBdr>
-              <w:spacing w:line="300" w:lineRule="auto"/>
-              <w:rPr>
-                <w:rFonts w:ascii="Times New Roman" w:hAnsi="Times New Roman" w:cs="Times New Roman"/>
-                <w:color w:val="000000" w:themeColor="text1"/>
-                <w:sz w:val="28"/>
-                <w:szCs w:val="28"/>
-              </w:rPr>
-            </w:pPr>
-            <w:r>
-              <w:rPr>
-                <w:rFonts w:ascii="Times New Roman" w:hAnsi="Times New Roman" w:cs="Times New Roman"/>
-                <w:color w:val="000000" w:themeColor="text1"/>
-                <w:sz w:val="28"/>
-                <w:szCs w:val="28"/>
-              </w:rPr>
-              <w:t>HU-07</w:t>
-            </w:r>
-          </w:p>
-        </w:tc>
-        <w:tc>
-          <w:tcPr>
-            <w:tcW w:w="2340" w:type="dxa"/>
-            <w:shd w:val="clear" w:color="auto" w:fill="auto"/>
-            <w:tcMar>
-              <w:top w:w="120" w:type="dxa"/>
-              <w:left w:w="120" w:type="dxa"/>
-              <w:bottom w:w="120" w:type="dxa"/>
-              <w:right w:w="120" w:type="dxa"/>
-            </w:tcMar>
-          </w:tcPr>
-          <w:p>
-            <w:pPr>
-              <w:pBdr>
-                <w:top w:val="nil"/>
-                <w:left w:val="nil"/>
-                <w:bottom w:val="nil"/>
-                <w:right w:val="nil"/>
-                <w:between w:val="nil"/>
-              </w:pBdr>
-              <w:spacing w:line="300" w:lineRule="auto"/>
-              <w:rPr>
-                <w:rFonts w:ascii="Times New Roman" w:hAnsi="Times New Roman" w:cs="Times New Roman"/>
-                <w:color w:val="000000" w:themeColor="text1"/>
-                <w:sz w:val="28"/>
-                <w:szCs w:val="28"/>
-              </w:rPr>
-            </w:pPr>
-            <w:r>
-              <w:rPr>
-                <w:rFonts w:ascii="Times New Roman" w:hAnsi="Times New Roman" w:cs="Times New Roman"/>
-                <w:color w:val="000000" w:themeColor="text1"/>
-                <w:sz w:val="28"/>
-                <w:szCs w:val="28"/>
-              </w:rPr>
-              <w:t>E3. Alquiler</w:t>
-            </w:r>
-          </w:p>
-        </w:tc>
-        <w:tc>
-          <w:tcPr>
-            <w:tcW w:w="2340" w:type="dxa"/>
-            <w:shd w:val="clear" w:color="auto" w:fill="auto"/>
-            <w:tcMar>
-              <w:top w:w="120" w:type="dxa"/>
-              <w:left w:w="120" w:type="dxa"/>
-              <w:bottom w:w="120" w:type="dxa"/>
-              <w:right w:w="120" w:type="dxa"/>
-            </w:tcMar>
-          </w:tcPr>
-          <w:p>
-            <w:pPr>
-              <w:pBdr>
-                <w:top w:val="nil"/>
-                <w:left w:val="nil"/>
-                <w:bottom w:val="nil"/>
-                <w:right w:val="nil"/>
-                <w:between w:val="nil"/>
-              </w:pBdr>
-              <w:spacing w:line="300" w:lineRule="auto"/>
-              <w:rPr>
-                <w:rFonts w:ascii="Times New Roman" w:hAnsi="Times New Roman" w:cs="Times New Roman"/>
-                <w:color w:val="000000" w:themeColor="text1"/>
-                <w:sz w:val="28"/>
-                <w:szCs w:val="28"/>
-              </w:rPr>
-            </w:pPr>
-            <w:r>
-              <w:rPr>
-                <w:rFonts w:ascii="Times New Roman" w:hAnsi="Times New Roman" w:cs="Times New Roman"/>
-                <w:color w:val="000000" w:themeColor="text1"/>
-                <w:sz w:val="28"/>
-                <w:szCs w:val="28"/>
-              </w:rPr>
-              <w:t>Extender los días de un alquiler activo</w:t>
-            </w:r>
-          </w:p>
-        </w:tc>
-        <w:tc>
-          <w:tcPr>
-            <w:tcW w:w="2340" w:type="dxa"/>
-            <w:shd w:val="clear" w:color="auto" w:fill="auto"/>
-            <w:tcMar>
-              <w:top w:w="120" w:type="dxa"/>
-              <w:left w:w="120" w:type="dxa"/>
-              <w:bottom w:w="120" w:type="dxa"/>
-              <w:right w:w="120" w:type="dxa"/>
-            </w:tcMar>
-          </w:tcPr>
-          <w:p>
-            <w:pPr>
-              <w:pBdr>
-                <w:top w:val="nil"/>
-                <w:left w:val="nil"/>
-                <w:bottom w:val="nil"/>
-                <w:right w:val="nil"/>
-                <w:between w:val="nil"/>
-              </w:pBdr>
-              <w:spacing w:line="300" w:lineRule="auto"/>
-              <w:rPr>
-                <w:rFonts w:ascii="Times New Roman" w:hAnsi="Times New Roman" w:cs="Times New Roman"/>
-                <w:color w:val="000000" w:themeColor="text1"/>
-                <w:sz w:val="28"/>
-                <w:szCs w:val="28"/>
-              </w:rPr>
-            </w:pPr>
-            <w:proofErr w:type="spellStart"/>
-            <w:r>
-              <w:rPr>
-                <w:rFonts w:ascii="Times New Roman" w:hAnsi="Times New Roman" w:cs="Times New Roman"/>
-                <w:color w:val="000000" w:themeColor="text1"/>
-                <w:sz w:val="28"/>
-                <w:szCs w:val="28"/>
-              </w:rPr>
-              <w:t>Should</w:t>
-            </w:r>
-            <w:proofErr w:type="spellEnd"/>
-            <w:r>
-              <w:rPr>
-                <w:rFonts w:ascii="Times New Roman" w:hAnsi="Times New Roman" w:cs="Times New Roman"/>
-                <w:color w:val="000000" w:themeColor="text1"/>
-                <w:sz w:val="28"/>
-                <w:szCs w:val="28"/>
-              </w:rPr>
-              <w:t xml:space="preserve"> </w:t>
-            </w:r>
-            <w:proofErr w:type="spellStart"/>
-            <w:r>
-              <w:rPr>
-                <w:rFonts w:ascii="Times New Roman" w:hAnsi="Times New Roman" w:cs="Times New Roman"/>
-                <w:color w:val="000000" w:themeColor="text1"/>
-                <w:sz w:val="28"/>
-                <w:szCs w:val="28"/>
-              </w:rPr>
-              <w:t>Have</w:t>
-            </w:r>
-            <w:proofErr w:type="spellEnd"/>
-            <w:r>
-              <w:rPr>
-                <w:rFonts w:ascii="Times New Roman" w:hAnsi="Times New Roman" w:cs="Times New Roman"/>
-                <w:color w:val="000000" w:themeColor="text1"/>
-                <w:sz w:val="28"/>
-                <w:szCs w:val="28"/>
-              </w:rPr>
-              <w:t xml:space="preserve"> </w:t>
-            </w:r>
-          </w:p>
-        </w:tc>
-      </w:tr>
-      <w:tr>
-        <w:tc>
-          <w:tcPr>
-            <w:tcW w:w="2340" w:type="dxa"/>
-            <w:shd w:val="clear" w:color="auto" w:fill="auto"/>
-            <w:tcMar>
-              <w:top w:w="120" w:type="dxa"/>
-              <w:left w:w="120" w:type="dxa"/>
-              <w:bottom w:w="120" w:type="dxa"/>
-              <w:right w:w="120" w:type="dxa"/>
-            </w:tcMar>
-          </w:tcPr>
-          <w:p>
-            <w:pPr>
-              <w:pBdr>
-                <w:top w:val="nil"/>
-                <w:left w:val="nil"/>
-                <w:bottom w:val="nil"/>
-                <w:right w:val="nil"/>
-                <w:between w:val="nil"/>
-              </w:pBdr>
-              <w:spacing w:line="300" w:lineRule="auto"/>
-              <w:rPr>
-                <w:rFonts w:ascii="Times New Roman" w:hAnsi="Times New Roman" w:cs="Times New Roman"/>
-                <w:color w:val="000000" w:themeColor="text1"/>
-                <w:sz w:val="28"/>
-                <w:szCs w:val="28"/>
-              </w:rPr>
-            </w:pPr>
-            <w:r>
-              <w:rPr>
-                <w:rFonts w:ascii="Times New Roman" w:hAnsi="Times New Roman" w:cs="Times New Roman"/>
-                <w:color w:val="000000" w:themeColor="text1"/>
-                <w:sz w:val="28"/>
-                <w:szCs w:val="28"/>
-              </w:rPr>
-              <w:t>HU-08</w:t>
-            </w:r>
-          </w:p>
-        </w:tc>
-        <w:tc>
-          <w:tcPr>
-            <w:tcW w:w="2340" w:type="dxa"/>
-            <w:shd w:val="clear" w:color="auto" w:fill="auto"/>
-            <w:tcMar>
-              <w:top w:w="120" w:type="dxa"/>
-              <w:left w:w="120" w:type="dxa"/>
-              <w:bottom w:w="120" w:type="dxa"/>
-              <w:right w:w="120" w:type="dxa"/>
-            </w:tcMar>
-          </w:tcPr>
-          <w:p>
-            <w:pPr>
-              <w:pBdr>
-                <w:top w:val="nil"/>
-                <w:left w:val="nil"/>
-                <w:bottom w:val="nil"/>
-                <w:right w:val="nil"/>
-                <w:between w:val="nil"/>
-              </w:pBdr>
-              <w:spacing w:line="300" w:lineRule="auto"/>
-              <w:rPr>
-                <w:rFonts w:ascii="Times New Roman" w:hAnsi="Times New Roman" w:cs="Times New Roman"/>
-                <w:color w:val="000000" w:themeColor="text1"/>
-                <w:sz w:val="28"/>
-                <w:szCs w:val="28"/>
-              </w:rPr>
-            </w:pPr>
-            <w:r>
-              <w:rPr>
-                <w:rFonts w:ascii="Times New Roman" w:hAnsi="Times New Roman" w:cs="Times New Roman"/>
-                <w:color w:val="000000" w:themeColor="text1"/>
-                <w:sz w:val="28"/>
-                <w:szCs w:val="28"/>
-              </w:rPr>
-              <w:t>E3. Alquiler</w:t>
-            </w:r>
-          </w:p>
-        </w:tc>
-        <w:tc>
-          <w:tcPr>
-            <w:tcW w:w="2340" w:type="dxa"/>
-            <w:shd w:val="clear" w:color="auto" w:fill="auto"/>
-            <w:tcMar>
-              <w:top w:w="120" w:type="dxa"/>
-              <w:left w:w="120" w:type="dxa"/>
-              <w:bottom w:w="120" w:type="dxa"/>
-              <w:right w:w="120" w:type="dxa"/>
-            </w:tcMar>
-          </w:tcPr>
-          <w:p>
-            <w:pPr>
-              <w:pBdr>
-                <w:top w:val="nil"/>
-                <w:left w:val="nil"/>
-                <w:bottom w:val="nil"/>
-                <w:right w:val="nil"/>
-                <w:between w:val="nil"/>
-              </w:pBdr>
-              <w:spacing w:line="300" w:lineRule="auto"/>
-              <w:rPr>
-                <w:rFonts w:ascii="Times New Roman" w:hAnsi="Times New Roman" w:cs="Times New Roman"/>
-                <w:color w:val="000000" w:themeColor="text1"/>
-                <w:sz w:val="28"/>
-                <w:szCs w:val="28"/>
-              </w:rPr>
-            </w:pPr>
-            <w:r>
-              <w:rPr>
-                <w:rFonts w:ascii="Times New Roman" w:hAnsi="Times New Roman" w:cs="Times New Roman"/>
-                <w:color w:val="000000" w:themeColor="text1"/>
-                <w:sz w:val="28"/>
-                <w:szCs w:val="28"/>
-              </w:rPr>
-              <w:t>Registrar la devolución de un vehículo</w:t>
-            </w:r>
-          </w:p>
-        </w:tc>
-        <w:tc>
-          <w:tcPr>
-            <w:tcW w:w="2340" w:type="dxa"/>
-            <w:shd w:val="clear" w:color="auto" w:fill="auto"/>
-            <w:tcMar>
-              <w:top w:w="120" w:type="dxa"/>
-              <w:left w:w="120" w:type="dxa"/>
-              <w:bottom w:w="120" w:type="dxa"/>
-              <w:right w:w="120" w:type="dxa"/>
-            </w:tcMar>
-          </w:tcPr>
-          <w:p>
-            <w:pPr>
-              <w:pBdr>
-                <w:top w:val="nil"/>
-                <w:left w:val="nil"/>
-                <w:bottom w:val="nil"/>
-                <w:right w:val="nil"/>
-                <w:between w:val="nil"/>
-              </w:pBdr>
-              <w:spacing w:line="300" w:lineRule="auto"/>
-              <w:rPr>
-                <w:rFonts w:ascii="Times New Roman" w:hAnsi="Times New Roman" w:cs="Times New Roman"/>
-                <w:color w:val="000000" w:themeColor="text1"/>
-                <w:sz w:val="28"/>
-                <w:szCs w:val="28"/>
-              </w:rPr>
-            </w:pPr>
-            <w:proofErr w:type="spellStart"/>
-            <w:r>
-              <w:rPr>
-                <w:rFonts w:ascii="Times New Roman" w:hAnsi="Times New Roman" w:cs="Times New Roman"/>
-                <w:color w:val="000000" w:themeColor="text1"/>
-                <w:sz w:val="28"/>
-                <w:szCs w:val="28"/>
-              </w:rPr>
-              <w:t>Must</w:t>
-            </w:r>
-            <w:proofErr w:type="spellEnd"/>
-            <w:r>
-              <w:rPr>
-                <w:rFonts w:ascii="Times New Roman" w:hAnsi="Times New Roman" w:cs="Times New Roman"/>
-                <w:color w:val="000000" w:themeColor="text1"/>
-                <w:sz w:val="28"/>
-                <w:szCs w:val="28"/>
-              </w:rPr>
-              <w:t xml:space="preserve"> </w:t>
-            </w:r>
-            <w:proofErr w:type="spellStart"/>
-            <w:r>
-              <w:rPr>
-                <w:rFonts w:ascii="Times New Roman" w:hAnsi="Times New Roman" w:cs="Times New Roman"/>
-                <w:color w:val="000000" w:themeColor="text1"/>
-                <w:sz w:val="28"/>
-                <w:szCs w:val="28"/>
-              </w:rPr>
-              <w:t>Have</w:t>
-            </w:r>
-            <w:proofErr w:type="spellEnd"/>
-            <w:r>
-              <w:rPr>
-                <w:rFonts w:ascii="Times New Roman" w:hAnsi="Times New Roman" w:cs="Times New Roman"/>
-                <w:color w:val="000000" w:themeColor="text1"/>
-                <w:sz w:val="28"/>
-                <w:szCs w:val="28"/>
-              </w:rPr>
-              <w:t xml:space="preserve"> </w:t>
-            </w:r>
-          </w:p>
-        </w:tc>
-      </w:tr>
-      <w:tr>
-        <w:tc>
-          <w:tcPr>
-            <w:tcW w:w="2340" w:type="dxa"/>
-            <w:shd w:val="clear" w:color="auto" w:fill="F9F9F9"/>
-            <w:tcMar>
-              <w:top w:w="120" w:type="dxa"/>
-              <w:left w:w="120" w:type="dxa"/>
-              <w:bottom w:w="120" w:type="dxa"/>
-              <w:right w:w="120" w:type="dxa"/>
-            </w:tcMar>
-          </w:tcPr>
-          <w:p>
-            <w:pPr>
-              <w:pBdr>
-                <w:top w:val="nil"/>
-                <w:left w:val="nil"/>
-                <w:bottom w:val="nil"/>
-                <w:right w:val="nil"/>
-                <w:between w:val="nil"/>
-              </w:pBdr>
-              <w:spacing w:line="300" w:lineRule="auto"/>
-              <w:rPr>
-                <w:rFonts w:ascii="Times New Roman" w:hAnsi="Times New Roman" w:cs="Times New Roman"/>
-                <w:color w:val="000000" w:themeColor="text1"/>
-                <w:sz w:val="28"/>
-                <w:szCs w:val="28"/>
-              </w:rPr>
-            </w:pPr>
-            <w:r>
-              <w:rPr>
-                <w:rFonts w:ascii="Times New Roman" w:hAnsi="Times New Roman" w:cs="Times New Roman"/>
-                <w:color w:val="000000" w:themeColor="text1"/>
-                <w:sz w:val="28"/>
-                <w:szCs w:val="28"/>
-              </w:rPr>
-              <w:t>HU-09</w:t>
-            </w:r>
-          </w:p>
-        </w:tc>
-        <w:tc>
-          <w:tcPr>
-            <w:tcW w:w="2340" w:type="dxa"/>
-            <w:shd w:val="clear" w:color="auto" w:fill="F9F9F9"/>
-            <w:tcMar>
-              <w:top w:w="120" w:type="dxa"/>
-              <w:left w:w="120" w:type="dxa"/>
-              <w:bottom w:w="120" w:type="dxa"/>
-              <w:right w:w="120" w:type="dxa"/>
-            </w:tcMar>
-          </w:tcPr>
-          <w:p>
-            <w:pPr>
-              <w:pBdr>
-                <w:top w:val="nil"/>
-                <w:left w:val="nil"/>
-                <w:bottom w:val="nil"/>
-                <w:right w:val="nil"/>
-                <w:between w:val="nil"/>
-              </w:pBdr>
-              <w:spacing w:line="300" w:lineRule="auto"/>
-              <w:rPr>
-                <w:rFonts w:ascii="Times New Roman" w:hAnsi="Times New Roman" w:cs="Times New Roman"/>
-                <w:color w:val="000000" w:themeColor="text1"/>
-                <w:sz w:val="28"/>
-                <w:szCs w:val="28"/>
-              </w:rPr>
-            </w:pPr>
-            <w:r>
-              <w:rPr>
-                <w:rFonts w:ascii="Times New Roman" w:hAnsi="Times New Roman" w:cs="Times New Roman"/>
-                <w:color w:val="000000" w:themeColor="text1"/>
-                <w:sz w:val="28"/>
-                <w:szCs w:val="28"/>
-              </w:rPr>
-              <w:t>E4. Facturación</w:t>
-            </w:r>
-          </w:p>
-        </w:tc>
-        <w:tc>
-          <w:tcPr>
-            <w:tcW w:w="2340" w:type="dxa"/>
-            <w:shd w:val="clear" w:color="auto" w:fill="F9F9F9"/>
-            <w:tcMar>
-              <w:top w:w="120" w:type="dxa"/>
-              <w:left w:w="120" w:type="dxa"/>
-              <w:bottom w:w="120" w:type="dxa"/>
-              <w:right w:w="120" w:type="dxa"/>
-            </w:tcMar>
-          </w:tcPr>
-          <w:p>
-            <w:pPr>
-              <w:pBdr>
-                <w:top w:val="nil"/>
-                <w:left w:val="nil"/>
-                <w:bottom w:val="nil"/>
-                <w:right w:val="nil"/>
-                <w:between w:val="nil"/>
-              </w:pBdr>
-              <w:spacing w:line="300" w:lineRule="auto"/>
-              <w:rPr>
-                <w:rFonts w:ascii="Times New Roman" w:hAnsi="Times New Roman" w:cs="Times New Roman"/>
-                <w:color w:val="000000" w:themeColor="text1"/>
-                <w:sz w:val="28"/>
-                <w:szCs w:val="28"/>
-              </w:rPr>
-            </w:pPr>
-            <w:r>
-              <w:rPr>
-                <w:rFonts w:ascii="Times New Roman" w:hAnsi="Times New Roman" w:cs="Times New Roman"/>
-                <w:color w:val="000000" w:themeColor="text1"/>
-                <w:sz w:val="28"/>
-                <w:szCs w:val="28"/>
-              </w:rPr>
-              <w:t>Calcular multas por días de retraso</w:t>
-            </w:r>
-          </w:p>
-        </w:tc>
-        <w:tc>
-          <w:tcPr>
-            <w:tcW w:w="2340" w:type="dxa"/>
-            <w:shd w:val="clear" w:color="auto" w:fill="F9F9F9"/>
-            <w:tcMar>
-              <w:top w:w="120" w:type="dxa"/>
-              <w:left w:w="120" w:type="dxa"/>
-              <w:bottom w:w="120" w:type="dxa"/>
-              <w:right w:w="120" w:type="dxa"/>
-            </w:tcMar>
-          </w:tcPr>
-          <w:p>
-            <w:pPr>
-              <w:pBdr>
-                <w:top w:val="nil"/>
-                <w:left w:val="nil"/>
-                <w:bottom w:val="nil"/>
-                <w:right w:val="nil"/>
-                <w:between w:val="nil"/>
-              </w:pBdr>
-              <w:spacing w:line="300" w:lineRule="auto"/>
-              <w:rPr>
-                <w:rFonts w:ascii="Times New Roman" w:hAnsi="Times New Roman" w:cs="Times New Roman"/>
-                <w:color w:val="000000" w:themeColor="text1"/>
-                <w:sz w:val="28"/>
-                <w:szCs w:val="28"/>
-              </w:rPr>
-            </w:pPr>
-            <w:proofErr w:type="spellStart"/>
-            <w:r>
-              <w:rPr>
-                <w:rFonts w:ascii="Times New Roman" w:hAnsi="Times New Roman" w:cs="Times New Roman"/>
-                <w:color w:val="000000" w:themeColor="text1"/>
-                <w:sz w:val="28"/>
-                <w:szCs w:val="28"/>
-              </w:rPr>
-              <w:t>Should</w:t>
-            </w:r>
-            <w:proofErr w:type="spellEnd"/>
-            <w:r>
-              <w:rPr>
-                <w:rFonts w:ascii="Times New Roman" w:hAnsi="Times New Roman" w:cs="Times New Roman"/>
-                <w:color w:val="000000" w:themeColor="text1"/>
-                <w:sz w:val="28"/>
-                <w:szCs w:val="28"/>
-              </w:rPr>
-              <w:t xml:space="preserve"> </w:t>
-            </w:r>
-            <w:proofErr w:type="spellStart"/>
-            <w:r>
-              <w:rPr>
-                <w:rFonts w:ascii="Times New Roman" w:hAnsi="Times New Roman" w:cs="Times New Roman"/>
-                <w:color w:val="000000" w:themeColor="text1"/>
-                <w:sz w:val="28"/>
-                <w:szCs w:val="28"/>
-              </w:rPr>
-              <w:t>Have</w:t>
-            </w:r>
-            <w:proofErr w:type="spellEnd"/>
-            <w:r>
-              <w:rPr>
-                <w:rFonts w:ascii="Times New Roman" w:hAnsi="Times New Roman" w:cs="Times New Roman"/>
-                <w:color w:val="000000" w:themeColor="text1"/>
-                <w:sz w:val="28"/>
-                <w:szCs w:val="28"/>
-              </w:rPr>
-              <w:t xml:space="preserve"> </w:t>
-            </w:r>
-          </w:p>
-        </w:tc>
-      </w:tr>
-      <w:tr>
-        <w:tc>
-          <w:tcPr>
-            <w:tcW w:w="2340" w:type="dxa"/>
-            <w:shd w:val="clear" w:color="auto" w:fill="auto"/>
-            <w:tcMar>
-              <w:top w:w="120" w:type="dxa"/>
-              <w:left w:w="120" w:type="dxa"/>
-              <w:bottom w:w="120" w:type="dxa"/>
-              <w:right w:w="120" w:type="dxa"/>
-            </w:tcMar>
-          </w:tcPr>
-          <w:p>
-            <w:pPr>
-              <w:pBdr>
-                <w:top w:val="nil"/>
-                <w:left w:val="nil"/>
-                <w:bottom w:val="nil"/>
-                <w:right w:val="nil"/>
-                <w:between w:val="nil"/>
-              </w:pBdr>
-              <w:spacing w:line="300" w:lineRule="auto"/>
-              <w:rPr>
-                <w:rFonts w:ascii="Times New Roman" w:hAnsi="Times New Roman" w:cs="Times New Roman"/>
-                <w:color w:val="000000" w:themeColor="text1"/>
-                <w:sz w:val="28"/>
-                <w:szCs w:val="28"/>
-              </w:rPr>
-            </w:pPr>
-            <w:r>
-              <w:rPr>
-                <w:rFonts w:ascii="Times New Roman" w:hAnsi="Times New Roman" w:cs="Times New Roman"/>
-                <w:color w:val="000000" w:themeColor="text1"/>
-                <w:sz w:val="28"/>
-                <w:szCs w:val="28"/>
-              </w:rPr>
-              <w:t>HU-10</w:t>
-            </w:r>
-          </w:p>
-        </w:tc>
-        <w:tc>
-          <w:tcPr>
-            <w:tcW w:w="2340" w:type="dxa"/>
-            <w:shd w:val="clear" w:color="auto" w:fill="auto"/>
-            <w:tcMar>
-              <w:top w:w="120" w:type="dxa"/>
-              <w:left w:w="120" w:type="dxa"/>
-              <w:bottom w:w="120" w:type="dxa"/>
-              <w:right w:w="120" w:type="dxa"/>
-            </w:tcMar>
-          </w:tcPr>
-          <w:p>
-            <w:pPr>
-              <w:pBdr>
-                <w:top w:val="nil"/>
-                <w:left w:val="nil"/>
-                <w:bottom w:val="nil"/>
-                <w:right w:val="nil"/>
-                <w:between w:val="nil"/>
-              </w:pBdr>
-              <w:spacing w:line="300" w:lineRule="auto"/>
-              <w:rPr>
-                <w:rFonts w:ascii="Times New Roman" w:hAnsi="Times New Roman" w:cs="Times New Roman"/>
-                <w:color w:val="000000" w:themeColor="text1"/>
-                <w:sz w:val="28"/>
-                <w:szCs w:val="28"/>
-              </w:rPr>
-            </w:pPr>
-            <w:r>
-              <w:rPr>
-                <w:rFonts w:ascii="Times New Roman" w:hAnsi="Times New Roman" w:cs="Times New Roman"/>
-                <w:color w:val="000000" w:themeColor="text1"/>
-                <w:sz w:val="28"/>
-                <w:szCs w:val="28"/>
-              </w:rPr>
-              <w:t>E4. Facturación</w:t>
-            </w:r>
-          </w:p>
-        </w:tc>
-        <w:tc>
-          <w:tcPr>
-            <w:tcW w:w="2340" w:type="dxa"/>
-            <w:shd w:val="clear" w:color="auto" w:fill="auto"/>
-            <w:tcMar>
-              <w:top w:w="120" w:type="dxa"/>
-              <w:left w:w="120" w:type="dxa"/>
-              <w:bottom w:w="120" w:type="dxa"/>
-              <w:right w:w="120" w:type="dxa"/>
-            </w:tcMar>
-          </w:tcPr>
-          <w:p>
-            <w:pPr>
-              <w:pBdr>
-                <w:top w:val="nil"/>
-                <w:left w:val="nil"/>
-                <w:bottom w:val="nil"/>
-                <w:right w:val="nil"/>
-                <w:between w:val="nil"/>
-              </w:pBdr>
-              <w:spacing w:line="300" w:lineRule="auto"/>
-              <w:rPr>
-                <w:rFonts w:ascii="Times New Roman" w:hAnsi="Times New Roman" w:cs="Times New Roman"/>
-                <w:color w:val="000000" w:themeColor="text1"/>
-                <w:sz w:val="28"/>
-                <w:szCs w:val="28"/>
-              </w:rPr>
-            </w:pPr>
-            <w:r>
-              <w:rPr>
-                <w:rFonts w:ascii="Times New Roman" w:hAnsi="Times New Roman" w:cs="Times New Roman"/>
-                <w:color w:val="000000" w:themeColor="text1"/>
-                <w:sz w:val="28"/>
-                <w:szCs w:val="28"/>
-              </w:rPr>
-              <w:t>Generar la factura final de cobro</w:t>
-            </w:r>
-          </w:p>
-        </w:tc>
-        <w:tc>
-          <w:tcPr>
-            <w:tcW w:w="2340" w:type="dxa"/>
-            <w:shd w:val="clear" w:color="auto" w:fill="auto"/>
-            <w:tcMar>
-              <w:top w:w="120" w:type="dxa"/>
-              <w:left w:w="120" w:type="dxa"/>
-              <w:bottom w:w="120" w:type="dxa"/>
-              <w:right w:w="120" w:type="dxa"/>
-            </w:tcMar>
-          </w:tcPr>
-          <w:p>
-            <w:pPr>
-              <w:pBdr>
-                <w:top w:val="nil"/>
-                <w:left w:val="nil"/>
-                <w:bottom w:val="nil"/>
-                <w:right w:val="nil"/>
-                <w:between w:val="nil"/>
-              </w:pBdr>
-              <w:spacing w:line="300" w:lineRule="auto"/>
-              <w:rPr>
-                <w:rFonts w:ascii="Times New Roman" w:hAnsi="Times New Roman" w:cs="Times New Roman"/>
-                <w:color w:val="000000" w:themeColor="text1"/>
-                <w:sz w:val="28"/>
-                <w:szCs w:val="28"/>
-              </w:rPr>
-            </w:pPr>
-            <w:proofErr w:type="spellStart"/>
-            <w:r>
-              <w:rPr>
-                <w:rFonts w:ascii="Times New Roman" w:hAnsi="Times New Roman" w:cs="Times New Roman"/>
-                <w:color w:val="000000" w:themeColor="text1"/>
-                <w:sz w:val="28"/>
-                <w:szCs w:val="28"/>
-              </w:rPr>
-              <w:t>Must</w:t>
-            </w:r>
-            <w:proofErr w:type="spellEnd"/>
-            <w:r>
-              <w:rPr>
-                <w:rFonts w:ascii="Times New Roman" w:hAnsi="Times New Roman" w:cs="Times New Roman"/>
-                <w:color w:val="000000" w:themeColor="text1"/>
-                <w:sz w:val="28"/>
-                <w:szCs w:val="28"/>
-              </w:rPr>
-              <w:t xml:space="preserve"> </w:t>
-            </w:r>
-            <w:proofErr w:type="spellStart"/>
-            <w:r>
-              <w:rPr>
-                <w:rFonts w:ascii="Times New Roman" w:hAnsi="Times New Roman" w:cs="Times New Roman"/>
-                <w:color w:val="000000" w:themeColor="text1"/>
-                <w:sz w:val="28"/>
-                <w:szCs w:val="28"/>
-              </w:rPr>
-              <w:t>Have</w:t>
-            </w:r>
-            <w:proofErr w:type="spellEnd"/>
-            <w:r>
-              <w:rPr>
-                <w:rFonts w:ascii="Times New Roman" w:hAnsi="Times New Roman" w:cs="Times New Roman"/>
-                <w:color w:val="000000" w:themeColor="text1"/>
-                <w:sz w:val="28"/>
-                <w:szCs w:val="28"/>
-              </w:rPr>
-              <w:t xml:space="preserve"> </w:t>
-            </w:r>
-          </w:p>
-        </w:tc>
-      </w:tr>
-    </w:tbl>
+        <w:spacing w:line="300" w:lineRule="auto"/>
+        <w:rPr>
+          <w:rFonts w:ascii="Times New Roman" w:hAnsi="Times New Roman" w:cs="Times New Roman"/>
+          <w:color w:val="000000" w:themeColor="text1"/>
+          <w:sz w:val="28"/>
+          <w:szCs w:val="28"/>
+        </w:rPr>
+      </w:pPr>
+    </w:p>
+    <w:p>
+      <w:pPr>
+        <w:pBdr>
+          <w:top w:val="nil"/>
+          <w:left w:val="nil"/>
+          <w:bottom w:val="nil"/>
+          <w:right w:val="nil"/>
+          <w:between w:val="nil"/>
+        </w:pBdr>
+        <w:rPr>
+          <w:rFonts w:ascii="Times New Roman" w:hAnsi="Times New Roman" w:cs="Times New Roman"/>
+          <w:color w:val="000000" w:themeColor="text1"/>
+          <w:sz w:val="28"/>
+          <w:szCs w:val="28"/>
+        </w:rPr>
+      </w:pPr>
+    </w:p>
+    <w:p>
+      <w:pPr>
+        <w:pBdr>
+          <w:top w:val="nil"/>
+          <w:left w:val="nil"/>
+          <w:bottom w:val="nil"/>
+          <w:right w:val="nil"/>
+          <w:between w:val="nil"/>
+        </w:pBdr>
+        <w:rPr>
+          <w:rFonts w:ascii="Times New Roman" w:hAnsi="Times New Roman" w:cs="Times New Roman"/>
+          <w:color w:val="000000" w:themeColor="text1"/>
+          <w:sz w:val="28"/>
+          <w:szCs w:val="28"/>
+        </w:rPr>
+      </w:pPr>
+    </w:p>
+    <w:p>
+      <w:pPr>
+        <w:pBdr>
+          <w:top w:val="nil"/>
+          <w:left w:val="nil"/>
+          <w:bottom w:val="nil"/>
+          <w:right w:val="nil"/>
+          <w:between w:val="nil"/>
+        </w:pBdr>
+        <w:rPr>
+          <w:rFonts w:ascii="Times New Roman" w:hAnsi="Times New Roman" w:cs="Times New Roman"/>
+          <w:color w:val="000000" w:themeColor="text1"/>
+          <w:sz w:val="28"/>
+          <w:szCs w:val="28"/>
+        </w:rPr>
+      </w:pPr>
+    </w:p>
+    <w:p>
+      <w:pPr>
+        <w:pBdr>
+          <w:top w:val="nil"/>
+          <w:left w:val="nil"/>
+          <w:bottom w:val="nil"/>
+          <w:right w:val="nil"/>
+          <w:between w:val="nil"/>
+        </w:pBdr>
+        <w:rPr>
+          <w:rFonts w:ascii="Times New Roman" w:hAnsi="Times New Roman" w:cs="Times New Roman"/>
+          <w:color w:val="000000" w:themeColor="text1"/>
+          <w:sz w:val="28"/>
+          <w:szCs w:val="28"/>
+        </w:rPr>
+      </w:pPr>
+    </w:p>
+    <w:p>
+      <w:pPr>
+        <w:pBdr>
+          <w:top w:val="nil"/>
+          <w:left w:val="nil"/>
+          <w:bottom w:val="nil"/>
+          <w:right w:val="nil"/>
+          <w:between w:val="nil"/>
+        </w:pBdr>
+        <w:rPr>
+          <w:rFonts w:ascii="Times New Roman" w:hAnsi="Times New Roman" w:cs="Times New Roman"/>
+          <w:color w:val="000000" w:themeColor="text1"/>
+          <w:sz w:val="28"/>
+          <w:szCs w:val="28"/>
+        </w:rPr>
+      </w:pPr>
+    </w:p>
+    <w:p>
+      <w:pPr>
+        <w:pBdr>
+          <w:top w:val="nil"/>
+          <w:left w:val="nil"/>
+          <w:bottom w:val="nil"/>
+          <w:right w:val="nil"/>
+          <w:between w:val="nil"/>
+        </w:pBdr>
+        <w:rPr>
+          <w:rFonts w:ascii="Times New Roman" w:hAnsi="Times New Roman" w:cs="Times New Roman"/>
+          <w:color w:val="000000" w:themeColor="text1"/>
+          <w:sz w:val="28"/>
+          <w:szCs w:val="28"/>
+        </w:rPr>
+      </w:pPr>
+    </w:p>
+    <w:p>
+      <w:pPr>
+        <w:pBdr>
+          <w:top w:val="nil"/>
+          <w:left w:val="nil"/>
+          <w:bottom w:val="nil"/>
+          <w:right w:val="nil"/>
+          <w:between w:val="nil"/>
+        </w:pBdr>
+        <w:rPr>
+          <w:rFonts w:ascii="Times New Roman" w:hAnsi="Times New Roman" w:cs="Times New Roman"/>
+          <w:color w:val="000000" w:themeColor="text1"/>
+          <w:sz w:val="28"/>
+          <w:szCs w:val="28"/>
+        </w:rPr>
+      </w:pPr>
+    </w:p>
+    <w:p>
+      <w:pPr>
+        <w:pBdr>
+          <w:top w:val="nil"/>
+          <w:left w:val="nil"/>
+          <w:bottom w:val="nil"/>
+          <w:right w:val="nil"/>
+          <w:between w:val="nil"/>
+        </w:pBdr>
+        <w:rPr>
+          <w:rFonts w:ascii="Times New Roman" w:hAnsi="Times New Roman" w:cs="Times New Roman"/>
+          <w:color w:val="000000" w:themeColor="text1"/>
+          <w:sz w:val="28"/>
+          <w:szCs w:val="28"/>
+        </w:rPr>
+      </w:pPr>
+    </w:p>
+    <w:p>
+      <w:pPr>
+        <w:pBdr>
+          <w:top w:val="nil"/>
+          <w:left w:val="nil"/>
+          <w:bottom w:val="nil"/>
+          <w:right w:val="nil"/>
+          <w:between w:val="nil"/>
+        </w:pBdr>
+        <w:rPr>
+          <w:rFonts w:ascii="Times New Roman" w:hAnsi="Times New Roman" w:cs="Times New Roman"/>
+          <w:color w:val="000000" w:themeColor="text1"/>
+          <w:sz w:val="28"/>
+          <w:szCs w:val="28"/>
+        </w:rPr>
+      </w:pPr>
+    </w:p>
+    <w:p>
+      <w:pPr>
+        <w:pBdr>
+          <w:top w:val="nil"/>
+          <w:left w:val="nil"/>
+          <w:bottom w:val="nil"/>
+          <w:right w:val="nil"/>
+          <w:between w:val="nil"/>
+        </w:pBdr>
+        <w:rPr>
+          <w:rFonts w:ascii="Times New Roman" w:hAnsi="Times New Roman" w:cs="Times New Roman"/>
+          <w:color w:val="000000" w:themeColor="text1"/>
+          <w:sz w:val="28"/>
+          <w:szCs w:val="28"/>
+        </w:rPr>
+      </w:pPr>
+    </w:p>
+    <w:p>
+      <w:pPr>
+        <w:pBdr>
+          <w:top w:val="nil"/>
+          <w:left w:val="nil"/>
+          <w:bottom w:val="nil"/>
+          <w:right w:val="nil"/>
+          <w:between w:val="nil"/>
+        </w:pBdr>
+        <w:rPr>
+          <w:rFonts w:ascii="Times New Roman" w:hAnsi="Times New Roman" w:cs="Times New Roman"/>
+          <w:color w:val="000000" w:themeColor="text1"/>
+          <w:sz w:val="28"/>
+          <w:szCs w:val="28"/>
+        </w:rPr>
+      </w:pPr>
+    </w:p>
+    <w:p>
+      <w:pPr>
+        <w:pBdr>
+          <w:top w:val="nil"/>
+          <w:left w:val="nil"/>
+          <w:bottom w:val="nil"/>
+          <w:right w:val="nil"/>
+          <w:between w:val="nil"/>
+        </w:pBdr>
+        <w:rPr>
+          <w:rFonts w:ascii="Times New Roman" w:hAnsi="Times New Roman" w:cs="Times New Roman"/>
+          <w:color w:val="000000" w:themeColor="text1"/>
+          <w:sz w:val="28"/>
+          <w:szCs w:val="28"/>
+        </w:rPr>
+      </w:pPr>
+    </w:p>
+    <w:p>
+      <w:pPr>
+        <w:pBdr>
+          <w:top w:val="nil"/>
+          <w:left w:val="nil"/>
+          <w:bottom w:val="nil"/>
+          <w:right w:val="nil"/>
+          <w:between w:val="nil"/>
+        </w:pBdr>
+        <w:rPr>
+          <w:rFonts w:ascii="Times New Roman" w:hAnsi="Times New Roman" w:cs="Times New Roman"/>
+          <w:color w:val="000000" w:themeColor="text1"/>
+          <w:sz w:val="28"/>
+          <w:szCs w:val="28"/>
+        </w:rPr>
+      </w:pPr>
+    </w:p>
+    <w:p>
+      <w:pPr>
+        <w:pBdr>
+          <w:top w:val="nil"/>
+          <w:left w:val="nil"/>
+          <w:bottom w:val="nil"/>
+          <w:right w:val="nil"/>
+          <w:between w:val="nil"/>
+        </w:pBdr>
+        <w:rPr>
+          <w:rFonts w:ascii="Times New Roman" w:hAnsi="Times New Roman" w:cs="Times New Roman"/>
+          <w:color w:val="000000" w:themeColor="text1"/>
+          <w:sz w:val="28"/>
+          <w:szCs w:val="28"/>
+        </w:rPr>
+      </w:pPr>
+    </w:p>
+    <w:p>
+      <w:pPr>
+        <w:pBdr>
+          <w:top w:val="nil"/>
+          <w:left w:val="nil"/>
+          <w:bottom w:val="nil"/>
+          <w:right w:val="nil"/>
+          <w:between w:val="nil"/>
+        </w:pBdr>
+        <w:rPr>
+          <w:rFonts w:ascii="Times New Roman" w:hAnsi="Times New Roman" w:cs="Times New Roman"/>
+          <w:color w:val="000000" w:themeColor="text1"/>
+          <w:sz w:val="28"/>
+          <w:szCs w:val="28"/>
+        </w:rPr>
+      </w:pPr>
+    </w:p>
+    <w:p>
+      <w:pPr>
+        <w:pBdr>
+          <w:top w:val="nil"/>
+          <w:left w:val="nil"/>
+          <w:bottom w:val="nil"/>
+          <w:right w:val="nil"/>
+          <w:between w:val="nil"/>
+        </w:pBdr>
+        <w:rPr>
+          <w:rFonts w:ascii="Times New Roman" w:hAnsi="Times New Roman" w:cs="Times New Roman"/>
+          <w:color w:val="000000" w:themeColor="text1"/>
+          <w:sz w:val="28"/>
+          <w:szCs w:val="28"/>
+        </w:rPr>
+      </w:pPr>
+    </w:p>
+    <w:p>
+      <w:pPr>
+        <w:pBdr>
+          <w:top w:val="nil"/>
+          <w:left w:val="nil"/>
+          <w:bottom w:val="nil"/>
+          <w:right w:val="nil"/>
+          <w:between w:val="nil"/>
+        </w:pBdr>
+        <w:rPr>
+          <w:rFonts w:ascii="Times New Roman" w:hAnsi="Times New Roman" w:cs="Times New Roman"/>
+          <w:color w:val="000000" w:themeColor="text1"/>
+          <w:sz w:val="28"/>
+          <w:szCs w:val="28"/>
+        </w:rPr>
+      </w:pPr>
+    </w:p>
+    <w:p>
+      <w:pPr>
+        <w:pBdr>
+          <w:top w:val="nil"/>
+          <w:left w:val="nil"/>
+          <w:bottom w:val="nil"/>
+          <w:right w:val="nil"/>
+          <w:between w:val="nil"/>
+        </w:pBdr>
+        <w:rPr>
+          <w:rFonts w:ascii="Times New Roman" w:hAnsi="Times New Roman" w:cs="Times New Roman"/>
+          <w:color w:val="000000" w:themeColor="text1"/>
+          <w:sz w:val="28"/>
+          <w:szCs w:val="28"/>
+        </w:rPr>
+      </w:pPr>
+    </w:p>
+    <w:p>
+      <w:pPr>
+        <w:pBdr>
+          <w:top w:val="nil"/>
+          <w:left w:val="nil"/>
+          <w:bottom w:val="nil"/>
+          <w:right w:val="nil"/>
+          <w:between w:val="nil"/>
+        </w:pBdr>
+        <w:rPr>
+          <w:rFonts w:ascii="Times New Roman" w:hAnsi="Times New Roman" w:cs="Times New Roman"/>
+          <w:color w:val="000000" w:themeColor="text1"/>
+          <w:sz w:val="28"/>
+          <w:szCs w:val="28"/>
+        </w:rPr>
+      </w:pPr>
+    </w:p>
     <w:p>
       <w:pPr>
         <w:pBdr>
@@ -3763,7 +3792,6 @@
           <w:sz w:val="28"/>
           <w:szCs w:val="28"/>
         </w:rPr>
-        <w:lastRenderedPageBreak/>
         <w:t>3. DETALLE DE HISTORIAS DE USUARIO</w:t>
       </w:r>
     </w:p>
@@ -3798,16 +3826,12 @@
         <w:spacing w:before="0" w:line="300" w:lineRule="auto"/>
         <w:rPr>
           <w:rFonts w:ascii="Times New Roman" w:hAnsi="Times New Roman" w:cs="Times New Roman"/>
-          <w:b w:val="0"/>
-          <w:bCs w:val="0"/>
-          <w:color w:val="000000" w:themeColor="text1"/>
-        </w:rPr>
-      </w:pPr>
-      <w:r>
-        <w:rPr>
-          <w:rFonts w:ascii="Times New Roman" w:hAnsi="Times New Roman" w:cs="Times New Roman"/>
-          <w:b w:val="0"/>
-          <w:bCs w:val="0"/>
+          <w:color w:val="000000" w:themeColor="text1"/>
+        </w:rPr>
+      </w:pPr>
+      <w:r>
+        <w:rPr>
+          <w:rFonts w:ascii="Times New Roman" w:hAnsi="Times New Roman" w:cs="Times New Roman"/>
           <w:color w:val="000000" w:themeColor="text1"/>
         </w:rPr>
         <w:t>HU-01: Registrar nuevos vehículos en el inventario</w:t>
@@ -3841,6 +3865,7 @@
           <w:sz w:val="28"/>
           <w:szCs w:val="28"/>
         </w:rPr>
+        <w:lastRenderedPageBreak/>
         <w:t>Rol: Administrador</w:t>
       </w:r>
     </w:p>
@@ -4027,7 +4052,7 @@
           <w:sz w:val="28"/>
           <w:szCs w:val="28"/>
         </w:rPr>
-        <w:t>Escenario 1 (Flujo feliz): Dado que se ingresan datos válidos para un vehículo no registrado, cuando el administrador confirma la acción, entonces el sistema almacena el vehículo y lo marca como "Disponible".</w:t>
+        <w:t>Escenario 1 Flujo feliz: Dado que se ingresan datos válidos para un vehículo no registrado, cuando el administrador confirma la acción, entonces el sistema almacena el vehículo y lo marca como "Disponible".</w:t>
       </w:r>
     </w:p>
     <w:p>
@@ -4058,7 +4083,7 @@
           <w:sz w:val="28"/>
           <w:szCs w:val="28"/>
         </w:rPr>
-        <w:t>Escenario 2 (Validación de tarifa): Dado que se intenta registrar un vehículo, cuando el administrador ingresa un valor de "0" o negativo en la tarifa, entonces el sistema bloquea el registro y solicita una tarifa válida mayor a cero.</w:t>
+        <w:t>Escenario 2 Validación de tarifa: Dado que se intenta registrar un vehículo, cuando el administrador ingresa un valor de "0" o negativo en la tarifa, entonces el sistema bloquea el registro y solicita una tarifa válida mayor a cero.</w:t>
       </w:r>
     </w:p>
     <w:p>
@@ -4067,16 +4092,12 @@
         <w:spacing w:before="300" w:line="300" w:lineRule="auto"/>
         <w:rPr>
           <w:rFonts w:ascii="Times New Roman" w:hAnsi="Times New Roman" w:cs="Times New Roman"/>
-          <w:b w:val="0"/>
-          <w:bCs w:val="0"/>
-          <w:color w:val="000000" w:themeColor="text1"/>
-        </w:rPr>
-      </w:pPr>
-      <w:r>
-        <w:rPr>
-          <w:rFonts w:ascii="Times New Roman" w:hAnsi="Times New Roman" w:cs="Times New Roman"/>
-          <w:b w:val="0"/>
-          <w:bCs w:val="0"/>
+          <w:color w:val="000000" w:themeColor="text1"/>
+        </w:rPr>
+      </w:pPr>
+      <w:r>
+        <w:rPr>
+          <w:rFonts w:ascii="Times New Roman" w:hAnsi="Times New Roman" w:cs="Times New Roman"/>
           <w:color w:val="000000" w:themeColor="text1"/>
         </w:rPr>
         <w:t>HU-02: Consultar vehículos disponibles para alquiler</w:t>
@@ -4265,17 +4286,7 @@
           <w:sz w:val="28"/>
           <w:szCs w:val="28"/>
         </w:rPr>
-        <w:t xml:space="preserve">Escenario 1 (Consulta exitosa): Dado que existen autos en la sucursal sin contratos activos, cuando el empleado ingresa al módulo de consulta, entonces el sistema despliega una lista detallando placa, marca y precio </w:t>
-      </w:r>
-      <w:r>
-        <w:rPr>
-          <w:rFonts w:ascii="Times New Roman" w:hAnsi="Times New Roman" w:cs="Times New Roman"/>
-          <w:color w:val="000000" w:themeColor="text1"/>
-          <w:sz w:val="28"/>
-          <w:szCs w:val="28"/>
-        </w:rPr>
-        <w:lastRenderedPageBreak/>
-        <w:t>por día.</w:t>
+        <w:t>Escenario 1 (Consulta exitosa): Dado que existen autos en la sucursal sin contratos activos, cuando el empleado ingresa al módulo de consulta, entonces el sistema despliega una lista detallando placa, marca y precio por día.</w:t>
       </w:r>
     </w:p>
     <w:p>
@@ -4315,18 +4326,15 @@
         <w:spacing w:before="300" w:line="300" w:lineRule="auto"/>
         <w:rPr>
           <w:rFonts w:ascii="Times New Roman" w:hAnsi="Times New Roman" w:cs="Times New Roman"/>
-          <w:b w:val="0"/>
-          <w:bCs w:val="0"/>
-          <w:color w:val="000000" w:themeColor="text1"/>
-        </w:rPr>
-      </w:pPr>
-      <w:r>
-        <w:rPr>
-          <w:rFonts w:ascii="Times New Roman" w:hAnsi="Times New Roman" w:cs="Times New Roman"/>
-          <w:b w:val="0"/>
-          <w:bCs w:val="0"/>
-          <w:color w:val="000000" w:themeColor="text1"/>
-        </w:rPr>
+          <w:color w:val="000000" w:themeColor="text1"/>
+        </w:rPr>
+      </w:pPr>
+      <w:r>
+        <w:rPr>
+          <w:rFonts w:ascii="Times New Roman" w:hAnsi="Times New Roman" w:cs="Times New Roman"/>
+          <w:color w:val="000000" w:themeColor="text1"/>
+        </w:rPr>
+        <w:lastRenderedPageBreak/>
         <w:t>HU-03: Retirar vehículos del inventario</w:t>
       </w:r>
     </w:p>
@@ -4578,16 +4586,12 @@
         <w:spacing w:before="0" w:line="300" w:lineRule="auto"/>
         <w:rPr>
           <w:rFonts w:ascii="Times New Roman" w:hAnsi="Times New Roman" w:cs="Times New Roman"/>
-          <w:b w:val="0"/>
-          <w:bCs w:val="0"/>
-          <w:color w:val="000000" w:themeColor="text1"/>
-        </w:rPr>
-      </w:pPr>
-      <w:r>
-        <w:rPr>
-          <w:rFonts w:ascii="Times New Roman" w:hAnsi="Times New Roman" w:cs="Times New Roman"/>
-          <w:b w:val="0"/>
-          <w:bCs w:val="0"/>
+          <w:color w:val="000000" w:themeColor="text1"/>
+        </w:rPr>
+      </w:pPr>
+      <w:r>
+        <w:rPr>
+          <w:rFonts w:ascii="Times New Roman" w:hAnsi="Times New Roman" w:cs="Times New Roman"/>
           <w:color w:val="000000" w:themeColor="text1"/>
         </w:rPr>
         <w:t>HU-04: Registrar datos personales de nuevos clientes</w:t>
@@ -4807,7 +4811,6 @@
           <w:sz w:val="28"/>
           <w:szCs w:val="28"/>
         </w:rPr>
-        <w:lastRenderedPageBreak/>
         <w:t xml:space="preserve">Escenario 1 </w:t>
       </w:r>
       <w:r>
@@ -4857,7 +4860,17 @@
           <w:sz w:val="28"/>
           <w:szCs w:val="28"/>
         </w:rPr>
-        <w:t>Escenario 2: Dado que un cliente ya fue registrado previamente, cuando se intenta crear un nuevo perfil con el mismo documento, entonces el sistema despliega una alerta indicando que el cliente ya existe en la base de datos.</w:t>
+        <w:t xml:space="preserve">Escenario 2: Dado que un cliente ya fue registrado previamente, cuando </w:t>
+      </w:r>
+      <w:r>
+        <w:rPr>
+          <w:rFonts w:ascii="Times New Roman" w:hAnsi="Times New Roman" w:cs="Times New Roman"/>
+          <w:color w:val="000000" w:themeColor="text1"/>
+          <w:sz w:val="28"/>
+          <w:szCs w:val="28"/>
+        </w:rPr>
+        <w:lastRenderedPageBreak/>
+        <w:t>se intenta crear un nuevo perfil con el mismo documento, entonces el sistema despliega una alerta indicando que el cliente ya existe en la base de datos.</w:t>
       </w:r>
     </w:p>
     <w:p>
@@ -4866,16 +4879,12 @@
         <w:spacing w:before="300" w:line="300" w:lineRule="auto"/>
         <w:rPr>
           <w:rFonts w:ascii="Times New Roman" w:hAnsi="Times New Roman" w:cs="Times New Roman"/>
-          <w:b w:val="0"/>
-          <w:bCs w:val="0"/>
-          <w:color w:val="000000" w:themeColor="text1"/>
-        </w:rPr>
-      </w:pPr>
-      <w:r>
-        <w:rPr>
-          <w:rFonts w:ascii="Times New Roman" w:hAnsi="Times New Roman" w:cs="Times New Roman"/>
-          <w:b w:val="0"/>
-          <w:bCs w:val="0"/>
+          <w:color w:val="000000" w:themeColor="text1"/>
+        </w:rPr>
+      </w:pPr>
+      <w:r>
+        <w:rPr>
+          <w:rFonts w:ascii="Times New Roman" w:hAnsi="Times New Roman" w:cs="Times New Roman"/>
           <w:color w:val="000000" w:themeColor="text1"/>
         </w:rPr>
         <w:t>HU-05: Actualizar información de contacto de clientes</w:t>
@@ -5129,16 +5138,12 @@
         <w:spacing w:before="0" w:line="300" w:lineRule="auto"/>
         <w:rPr>
           <w:rFonts w:ascii="Times New Roman" w:hAnsi="Times New Roman" w:cs="Times New Roman"/>
-          <w:b w:val="0"/>
-          <w:bCs w:val="0"/>
-          <w:color w:val="000000" w:themeColor="text1"/>
-        </w:rPr>
-      </w:pPr>
-      <w:r>
-        <w:rPr>
-          <w:rFonts w:ascii="Times New Roman" w:hAnsi="Times New Roman" w:cs="Times New Roman"/>
-          <w:b w:val="0"/>
-          <w:bCs w:val="0"/>
+          <w:color w:val="000000" w:themeColor="text1"/>
+        </w:rPr>
+      </w:pPr>
+      <w:r>
+        <w:rPr>
+          <w:rFonts w:ascii="Times New Roman" w:hAnsi="Times New Roman" w:cs="Times New Roman"/>
           <w:color w:val="000000" w:themeColor="text1"/>
         </w:rPr>
         <w:t>HU-06: Registrar un nuevo contrato de alquiler</w:t>
@@ -5296,7 +5301,6 @@
           <w:sz w:val="28"/>
           <w:szCs w:val="28"/>
         </w:rPr>
-        <w:lastRenderedPageBreak/>
         <w:t>El tiempo mínimo de alquiler es de 1 día.</w:t>
       </w:r>
     </w:p>
@@ -5359,7 +5363,17 @@
           <w:sz w:val="28"/>
           <w:szCs w:val="28"/>
         </w:rPr>
-        <w:t>Escenario 1: Dado que el vehículo está disponible y se ingresa un mínimo de 1 día, cuando se procesa la solicitud, entonces el sistema descuenta el auto de la lista de disponibles y registra la fecha límite de entrega.</w:t>
+        <w:t xml:space="preserve">Escenario 1: Dado que el vehículo está disponible y se ingresa un mínimo de 1 día, cuando se procesa la solicitud, entonces el sistema </w:t>
+      </w:r>
+      <w:r>
+        <w:rPr>
+          <w:rFonts w:ascii="Times New Roman" w:hAnsi="Times New Roman" w:cs="Times New Roman"/>
+          <w:color w:val="000000" w:themeColor="text1"/>
+          <w:sz w:val="28"/>
+          <w:szCs w:val="28"/>
+        </w:rPr>
+        <w:lastRenderedPageBreak/>
+        <w:t>descuenta el auto de la lista de disponibles y registra la fecha límite de entrega.</w:t>
       </w:r>
     </w:p>
     <w:p>
@@ -5399,16 +5413,12 @@
         <w:spacing w:before="300" w:line="300" w:lineRule="auto"/>
         <w:rPr>
           <w:rFonts w:ascii="Times New Roman" w:hAnsi="Times New Roman" w:cs="Times New Roman"/>
-          <w:b w:val="0"/>
-          <w:bCs w:val="0"/>
-          <w:color w:val="000000" w:themeColor="text1"/>
-        </w:rPr>
-      </w:pPr>
-      <w:r>
-        <w:rPr>
-          <w:rFonts w:ascii="Times New Roman" w:hAnsi="Times New Roman" w:cs="Times New Roman"/>
-          <w:b w:val="0"/>
-          <w:bCs w:val="0"/>
+          <w:color w:val="000000" w:themeColor="text1"/>
+        </w:rPr>
+      </w:pPr>
+      <w:r>
+        <w:rPr>
+          <w:rFonts w:ascii="Times New Roman" w:hAnsi="Times New Roman" w:cs="Times New Roman"/>
           <w:color w:val="000000" w:themeColor="text1"/>
         </w:rPr>
         <w:t>HU-07: Extender los días de un alquiler activo</w:t>
@@ -5655,16 +5665,12 @@
         <w:spacing w:before="300" w:line="300" w:lineRule="auto"/>
         <w:rPr>
           <w:rFonts w:ascii="Times New Roman" w:hAnsi="Times New Roman" w:cs="Times New Roman"/>
-          <w:b w:val="0"/>
-          <w:bCs w:val="0"/>
-          <w:color w:val="000000" w:themeColor="text1"/>
-        </w:rPr>
-      </w:pPr>
-      <w:r>
-        <w:rPr>
-          <w:rFonts w:ascii="Times New Roman" w:hAnsi="Times New Roman" w:cs="Times New Roman"/>
-          <w:b w:val="0"/>
-          <w:bCs w:val="0"/>
+          <w:color w:val="000000" w:themeColor="text1"/>
+        </w:rPr>
+      </w:pPr>
+      <w:r>
+        <w:rPr>
+          <w:rFonts w:ascii="Times New Roman" w:hAnsi="Times New Roman" w:cs="Times New Roman"/>
           <w:color w:val="000000" w:themeColor="text1"/>
         </w:rPr>
         <w:t>HU-08: Registrar la devolución de un vehículo</w:t>
@@ -5791,7 +5797,6 @@
           <w:sz w:val="28"/>
           <w:szCs w:val="28"/>
         </w:rPr>
-        <w:lastRenderedPageBreak/>
         <w:t>La placa ingresada debe pertenecer a un auto actualmente alquilado.</w:t>
       </w:r>
     </w:p>
@@ -5872,7 +5877,17 @@
           <w:sz w:val="28"/>
           <w:szCs w:val="28"/>
         </w:rPr>
-        <w:t>: Dado que el auto tiene un contrato activo, cuando el cajero registra la placa, entonces el sistema cambia el estado del auto a "Disponible" y cierra el tiempo del contrato.</w:t>
+        <w:t xml:space="preserve">: Dado que el auto tiene un contrato activo, cuando el cajero registra la placa, entonces el sistema cambia el estado del auto a </w:t>
+      </w:r>
+      <w:r>
+        <w:rPr>
+          <w:rFonts w:ascii="Times New Roman" w:hAnsi="Times New Roman" w:cs="Times New Roman"/>
+          <w:color w:val="000000" w:themeColor="text1"/>
+          <w:sz w:val="28"/>
+          <w:szCs w:val="28"/>
+        </w:rPr>
+        <w:lastRenderedPageBreak/>
+        <w:t>"Disponible" y cierra el tiempo del contrato.</w:t>
       </w:r>
     </w:p>
     <w:p>
@@ -5937,16 +5952,12 @@
         <w:spacing w:before="0" w:line="300" w:lineRule="auto"/>
         <w:rPr>
           <w:rFonts w:ascii="Times New Roman" w:hAnsi="Times New Roman" w:cs="Times New Roman"/>
-          <w:b w:val="0"/>
-          <w:bCs w:val="0"/>
-          <w:color w:val="000000" w:themeColor="text1"/>
-        </w:rPr>
-      </w:pPr>
-      <w:r>
-        <w:rPr>
-          <w:rFonts w:ascii="Times New Roman" w:hAnsi="Times New Roman" w:cs="Times New Roman"/>
-          <w:b w:val="0"/>
-          <w:bCs w:val="0"/>
+          <w:color w:val="000000" w:themeColor="text1"/>
+        </w:rPr>
+      </w:pPr>
+      <w:r>
+        <w:rPr>
+          <w:rFonts w:ascii="Times New Roman" w:hAnsi="Times New Roman" w:cs="Times New Roman"/>
           <w:color w:val="000000" w:themeColor="text1"/>
         </w:rPr>
         <w:t>HU-09: Calcular multas por días de retraso</w:t>
@@ -6193,16 +6204,12 @@
         <w:spacing w:before="300" w:line="300" w:lineRule="auto"/>
         <w:rPr>
           <w:rFonts w:ascii="Times New Roman" w:hAnsi="Times New Roman" w:cs="Times New Roman"/>
-          <w:b w:val="0"/>
-          <w:bCs w:val="0"/>
-          <w:color w:val="000000" w:themeColor="text1"/>
-        </w:rPr>
-      </w:pPr>
-      <w:r>
-        <w:rPr>
-          <w:rFonts w:ascii="Times New Roman" w:hAnsi="Times New Roman" w:cs="Times New Roman"/>
-          <w:b w:val="0"/>
-          <w:bCs w:val="0"/>
+          <w:color w:val="000000" w:themeColor="text1"/>
+        </w:rPr>
+      </w:pPr>
+      <w:r>
+        <w:rPr>
+          <w:rFonts w:ascii="Times New Roman" w:hAnsi="Times New Roman" w:cs="Times New Roman"/>
           <w:color w:val="000000" w:themeColor="text1"/>
         </w:rPr>
         <w:t>HU-10: Generar la factura final de cobro</w:t>
@@ -6329,7 +6336,6 @@
           <w:sz w:val="28"/>
           <w:szCs w:val="28"/>
         </w:rPr>
-        <w:lastRenderedPageBreak/>
         <w:t>La factura debe desglosar el precio base y los sobrecargos si es un vehículo de lujo.</w:t>
       </w:r>
     </w:p>
@@ -6392,7 +6398,17 @@
           <w:sz w:val="28"/>
           <w:szCs w:val="28"/>
         </w:rPr>
-        <w:t>Escenario 1: Dado que la devolución se registró con éxito, cuando el cajero solicita la facturación, entonces el sistema imprime en pantalla un desglose con los datos del cliente, la placa, el subtotal y el gran total.</w:t>
+        <w:t xml:space="preserve">Escenario 1: Dado que la devolución se registró con éxito, cuando el </w:t>
+      </w:r>
+      <w:r>
+        <w:rPr>
+          <w:rFonts w:ascii="Times New Roman" w:hAnsi="Times New Roman" w:cs="Times New Roman"/>
+          <w:color w:val="000000" w:themeColor="text1"/>
+          <w:sz w:val="28"/>
+          <w:szCs w:val="28"/>
+        </w:rPr>
+        <w:lastRenderedPageBreak/>
+        <w:t>cajero solicita la facturación, entonces el sistema imprime en pantalla un desglose con los datos del cliente, la placa, el subtotal y el gran total.</w:t>
       </w:r>
     </w:p>
     <w:p>
@@ -6426,7 +6442,641 @@
         <w:t>Escenario 2: Dado que el vehículo entregado pertenece a la categoría de lujo, cuando se genera la factura, entonces el sistema incluye una línea visible detallando el valor extra por recargo de categoría.</w:t>
       </w:r>
     </w:p>
-    <w:p/>
+    <w:p>
+      <w:pPr>
+        <w:rPr>
+          <w:rFonts w:ascii="Times New Roman" w:hAnsi="Times New Roman" w:cs="Times New Roman"/>
+          <w:b/>
+          <w:bCs/>
+          <w:sz w:val="28"/>
+          <w:szCs w:val="28"/>
+        </w:rPr>
+      </w:pPr>
+      <w:r>
+        <w:rPr>
+          <w:rFonts w:ascii="Times New Roman" w:hAnsi="Times New Roman" w:cs="Times New Roman"/>
+          <w:b/>
+          <w:bCs/>
+          <w:sz w:val="28"/>
+          <w:szCs w:val="28"/>
+        </w:rPr>
+        <w:t>HU-11: Consultar el historial de alquileres de un cliente</w:t>
+      </w:r>
+    </w:p>
+    <w:p>
+      <w:pPr>
+        <w:rPr>
+          <w:rFonts w:ascii="Times New Roman" w:hAnsi="Times New Roman" w:cs="Times New Roman"/>
+          <w:sz w:val="28"/>
+          <w:szCs w:val="28"/>
+        </w:rPr>
+      </w:pPr>
+    </w:p>
+    <w:p>
+      <w:pPr>
+        <w:pStyle w:val="Prrafodelista"/>
+        <w:numPr>
+          <w:ilvl w:val="0"/>
+          <w:numId w:val="35"/>
+        </w:numPr>
+        <w:rPr>
+          <w:rFonts w:ascii="Times New Roman" w:hAnsi="Times New Roman" w:cs="Times New Roman"/>
+          <w:sz w:val="28"/>
+          <w:szCs w:val="28"/>
+        </w:rPr>
+      </w:pPr>
+      <w:r>
+        <w:rPr>
+          <w:rFonts w:ascii="Times New Roman" w:hAnsi="Times New Roman" w:cs="Times New Roman"/>
+          <w:color w:val="000000" w:themeColor="text1"/>
+          <w:sz w:val="28"/>
+          <w:szCs w:val="28"/>
+        </w:rPr>
+        <w:t xml:space="preserve">Épica </w:t>
+      </w:r>
+      <w:r>
+        <w:rPr>
+          <w:rFonts w:ascii="Times New Roman" w:hAnsi="Times New Roman" w:cs="Times New Roman"/>
+          <w:sz w:val="28"/>
+          <w:szCs w:val="28"/>
+        </w:rPr>
+        <w:t>E2. Gestión de Clientes</w:t>
+      </w:r>
+    </w:p>
+    <w:p>
+      <w:pPr>
+        <w:rPr>
+          <w:rFonts w:ascii="Times New Roman" w:hAnsi="Times New Roman" w:cs="Times New Roman"/>
+          <w:sz w:val="28"/>
+          <w:szCs w:val="28"/>
+        </w:rPr>
+      </w:pPr>
+    </w:p>
+    <w:p>
+      <w:pPr>
+        <w:pStyle w:val="Prrafodelista"/>
+        <w:numPr>
+          <w:ilvl w:val="0"/>
+          <w:numId w:val="35"/>
+        </w:numPr>
+        <w:rPr>
+          <w:rFonts w:ascii="Times New Roman" w:hAnsi="Times New Roman" w:cs="Times New Roman"/>
+          <w:sz w:val="28"/>
+          <w:szCs w:val="28"/>
+        </w:rPr>
+      </w:pPr>
+      <w:r>
+        <w:rPr>
+          <w:rFonts w:ascii="Times New Roman" w:hAnsi="Times New Roman" w:cs="Times New Roman"/>
+          <w:sz w:val="28"/>
+          <w:szCs w:val="28"/>
+        </w:rPr>
+        <w:t>Rol: Empleado</w:t>
+      </w:r>
+    </w:p>
+    <w:p>
+      <w:pPr>
+        <w:rPr>
+          <w:rFonts w:ascii="Times New Roman" w:hAnsi="Times New Roman" w:cs="Times New Roman"/>
+          <w:sz w:val="28"/>
+          <w:szCs w:val="28"/>
+        </w:rPr>
+      </w:pPr>
+    </w:p>
+    <w:p>
+      <w:pPr>
+        <w:pStyle w:val="Prrafodelista"/>
+        <w:numPr>
+          <w:ilvl w:val="0"/>
+          <w:numId w:val="35"/>
+        </w:numPr>
+        <w:rPr>
+          <w:rFonts w:ascii="Times New Roman" w:hAnsi="Times New Roman" w:cs="Times New Roman"/>
+          <w:sz w:val="28"/>
+          <w:szCs w:val="28"/>
+        </w:rPr>
+      </w:pPr>
+      <w:r>
+        <w:rPr>
+          <w:rFonts w:ascii="Times New Roman" w:hAnsi="Times New Roman" w:cs="Times New Roman"/>
+          <w:sz w:val="28"/>
+          <w:szCs w:val="28"/>
+        </w:rPr>
+        <w:t>Descripción: Como empleado, quiero consultar el historial de servicios de un cliente con su número de documento, para verificar si tiene alquileres activos, multas previas o es un cliente frecuente.</w:t>
+      </w:r>
+    </w:p>
+    <w:p>
+      <w:pPr>
+        <w:rPr>
+          <w:rFonts w:ascii="Times New Roman" w:hAnsi="Times New Roman" w:cs="Times New Roman"/>
+          <w:sz w:val="28"/>
+          <w:szCs w:val="28"/>
+        </w:rPr>
+      </w:pPr>
+    </w:p>
+    <w:p>
+      <w:pPr>
+        <w:pStyle w:val="Prrafodelista"/>
+        <w:numPr>
+          <w:ilvl w:val="0"/>
+          <w:numId w:val="35"/>
+        </w:numPr>
+        <w:rPr>
+          <w:rFonts w:ascii="Times New Roman" w:hAnsi="Times New Roman" w:cs="Times New Roman"/>
+          <w:sz w:val="28"/>
+          <w:szCs w:val="28"/>
+        </w:rPr>
+      </w:pPr>
+      <w:r>
+        <w:rPr>
+          <w:rFonts w:ascii="Times New Roman" w:hAnsi="Times New Roman" w:cs="Times New Roman"/>
+          <w:sz w:val="28"/>
+          <w:szCs w:val="28"/>
+        </w:rPr>
+        <w:t>Criterios de Aceptación:</w:t>
+      </w:r>
+    </w:p>
+    <w:p>
+      <w:pPr>
+        <w:rPr>
+          <w:rFonts w:ascii="Times New Roman" w:hAnsi="Times New Roman" w:cs="Times New Roman"/>
+          <w:sz w:val="28"/>
+          <w:szCs w:val="28"/>
+        </w:rPr>
+      </w:pPr>
+    </w:p>
+    <w:p>
+      <w:pPr>
+        <w:pStyle w:val="Prrafodelista"/>
+        <w:numPr>
+          <w:ilvl w:val="0"/>
+          <w:numId w:val="35"/>
+        </w:numPr>
+        <w:rPr>
+          <w:rFonts w:ascii="Times New Roman" w:hAnsi="Times New Roman" w:cs="Times New Roman"/>
+          <w:sz w:val="28"/>
+          <w:szCs w:val="28"/>
+        </w:rPr>
+      </w:pPr>
+      <w:r>
+        <w:rPr>
+          <w:rFonts w:ascii="Times New Roman" w:hAnsi="Times New Roman" w:cs="Times New Roman"/>
+          <w:sz w:val="28"/>
+          <w:szCs w:val="28"/>
+        </w:rPr>
+        <w:t>Escenario 1 Cliente con historial: Dado que el cliente tiene registros previos en el sistema, cuando el empleado ingresa su documento en el buscador, entonces el sistema despliega una lista cronológica con los vehículos alquilados y su estado devuelto/activo.</w:t>
+      </w:r>
+    </w:p>
+    <w:p>
+      <w:pPr>
+        <w:rPr>
+          <w:rFonts w:ascii="Times New Roman" w:hAnsi="Times New Roman" w:cs="Times New Roman"/>
+          <w:sz w:val="28"/>
+          <w:szCs w:val="28"/>
+        </w:rPr>
+      </w:pPr>
+    </w:p>
+    <w:p>
+      <w:pPr>
+        <w:pStyle w:val="Prrafodelista"/>
+        <w:numPr>
+          <w:ilvl w:val="0"/>
+          <w:numId w:val="35"/>
+        </w:numPr>
+        <w:rPr>
+          <w:rFonts w:ascii="Times New Roman" w:hAnsi="Times New Roman" w:cs="Times New Roman"/>
+          <w:sz w:val="28"/>
+          <w:szCs w:val="28"/>
+        </w:rPr>
+      </w:pPr>
+      <w:r>
+        <w:rPr>
+          <w:rFonts w:ascii="Times New Roman" w:hAnsi="Times New Roman" w:cs="Times New Roman"/>
+          <w:sz w:val="28"/>
+          <w:szCs w:val="28"/>
+        </w:rPr>
+        <w:t>Escenario 2 Cliente sin registros: Dado que el cliente es nuevo o no ha alquilado antes, cuando el empleado ingresa el documento, entonces el sistema muestra el mensaje "No existen contratos asociados a este documento".</w:t>
+      </w:r>
+    </w:p>
+    <w:p>
+      <w:pPr>
+        <w:rPr>
+          <w:rFonts w:ascii="Times New Roman" w:hAnsi="Times New Roman" w:cs="Times New Roman"/>
+          <w:sz w:val="28"/>
+          <w:szCs w:val="28"/>
+        </w:rPr>
+      </w:pPr>
+    </w:p>
+    <w:p>
+      <w:pPr>
+        <w:pStyle w:val="Prrafodelista"/>
+        <w:rPr>
+          <w:rFonts w:ascii="Times New Roman" w:hAnsi="Times New Roman" w:cs="Times New Roman"/>
+          <w:b/>
+          <w:bCs/>
+          <w:sz w:val="28"/>
+          <w:szCs w:val="28"/>
+        </w:rPr>
+      </w:pPr>
+      <w:r>
+        <w:rPr>
+          <w:rFonts w:ascii="Times New Roman" w:hAnsi="Times New Roman" w:cs="Times New Roman"/>
+          <w:b/>
+          <w:bCs/>
+          <w:sz w:val="28"/>
+          <w:szCs w:val="28"/>
+        </w:rPr>
+        <w:t>HU-12: Inactivar clientes del sistema</w:t>
+      </w:r>
+    </w:p>
+    <w:p>
+      <w:pPr>
+        <w:rPr>
+          <w:rFonts w:ascii="Times New Roman" w:hAnsi="Times New Roman" w:cs="Times New Roman"/>
+          <w:sz w:val="28"/>
+          <w:szCs w:val="28"/>
+        </w:rPr>
+      </w:pPr>
+    </w:p>
+    <w:p>
+      <w:pPr>
+        <w:pStyle w:val="Prrafodelista"/>
+        <w:numPr>
+          <w:ilvl w:val="0"/>
+          <w:numId w:val="35"/>
+        </w:numPr>
+        <w:rPr>
+          <w:rFonts w:ascii="Times New Roman" w:hAnsi="Times New Roman" w:cs="Times New Roman"/>
+          <w:sz w:val="28"/>
+          <w:szCs w:val="28"/>
+        </w:rPr>
+      </w:pPr>
+      <w:r>
+        <w:rPr>
+          <w:rFonts w:ascii="Times New Roman" w:hAnsi="Times New Roman" w:cs="Times New Roman"/>
+          <w:sz w:val="28"/>
+          <w:szCs w:val="28"/>
+        </w:rPr>
+        <w:t xml:space="preserve"> </w:t>
+      </w:r>
+      <w:r>
+        <w:rPr>
+          <w:rFonts w:ascii="Times New Roman" w:hAnsi="Times New Roman" w:cs="Times New Roman"/>
+          <w:color w:val="000000" w:themeColor="text1"/>
+          <w:sz w:val="28"/>
+          <w:szCs w:val="28"/>
+        </w:rPr>
+        <w:t xml:space="preserve">Épica </w:t>
+      </w:r>
+      <w:r>
+        <w:rPr>
+          <w:rFonts w:ascii="Times New Roman" w:hAnsi="Times New Roman" w:cs="Times New Roman"/>
+          <w:sz w:val="28"/>
+          <w:szCs w:val="28"/>
+        </w:rPr>
+        <w:t>E2. Gestión de Clientes</w:t>
+      </w:r>
+    </w:p>
+    <w:p>
+      <w:pPr>
+        <w:rPr>
+          <w:rFonts w:ascii="Times New Roman" w:hAnsi="Times New Roman" w:cs="Times New Roman"/>
+          <w:sz w:val="28"/>
+          <w:szCs w:val="28"/>
+        </w:rPr>
+      </w:pPr>
+    </w:p>
+    <w:p>
+      <w:pPr>
+        <w:pStyle w:val="Prrafodelista"/>
+        <w:numPr>
+          <w:ilvl w:val="0"/>
+          <w:numId w:val="35"/>
+        </w:numPr>
+        <w:rPr>
+          <w:rFonts w:ascii="Times New Roman" w:hAnsi="Times New Roman" w:cs="Times New Roman"/>
+          <w:sz w:val="28"/>
+          <w:szCs w:val="28"/>
+        </w:rPr>
+      </w:pPr>
+      <w:r>
+        <w:rPr>
+          <w:rFonts w:ascii="Times New Roman" w:hAnsi="Times New Roman" w:cs="Times New Roman"/>
+          <w:sz w:val="28"/>
+          <w:szCs w:val="28"/>
+        </w:rPr>
+        <w:t>Rol: Administrador</w:t>
+      </w:r>
+    </w:p>
+    <w:p>
+      <w:pPr>
+        <w:rPr>
+          <w:rFonts w:ascii="Times New Roman" w:hAnsi="Times New Roman" w:cs="Times New Roman"/>
+          <w:sz w:val="28"/>
+          <w:szCs w:val="28"/>
+        </w:rPr>
+      </w:pPr>
+    </w:p>
+    <w:p>
+      <w:pPr>
+        <w:pStyle w:val="Prrafodelista"/>
+        <w:numPr>
+          <w:ilvl w:val="0"/>
+          <w:numId w:val="35"/>
+        </w:numPr>
+        <w:rPr>
+          <w:rFonts w:ascii="Times New Roman" w:hAnsi="Times New Roman" w:cs="Times New Roman"/>
+          <w:sz w:val="28"/>
+          <w:szCs w:val="28"/>
+        </w:rPr>
+      </w:pPr>
+      <w:r>
+        <w:rPr>
+          <w:rFonts w:ascii="Times New Roman" w:hAnsi="Times New Roman" w:cs="Times New Roman"/>
+          <w:sz w:val="28"/>
+          <w:szCs w:val="28"/>
+        </w:rPr>
+        <w:t>Descripción: Como administrador, quiero cambiar el estado de un cliente a inactivo, para restringirle futuros alquileres en caso de fraude o mal comportamiento.</w:t>
+      </w:r>
+    </w:p>
+    <w:p>
+      <w:pPr>
+        <w:rPr>
+          <w:rFonts w:ascii="Times New Roman" w:hAnsi="Times New Roman" w:cs="Times New Roman"/>
+          <w:sz w:val="28"/>
+          <w:szCs w:val="28"/>
+        </w:rPr>
+      </w:pPr>
+    </w:p>
+    <w:p>
+      <w:pPr>
+        <w:pStyle w:val="Prrafodelista"/>
+        <w:numPr>
+          <w:ilvl w:val="0"/>
+          <w:numId w:val="35"/>
+        </w:numPr>
+        <w:rPr>
+          <w:rFonts w:ascii="Times New Roman" w:hAnsi="Times New Roman" w:cs="Times New Roman"/>
+          <w:sz w:val="28"/>
+          <w:szCs w:val="28"/>
+        </w:rPr>
+      </w:pPr>
+      <w:r>
+        <w:rPr>
+          <w:rFonts w:ascii="Times New Roman" w:hAnsi="Times New Roman" w:cs="Times New Roman"/>
+          <w:sz w:val="28"/>
+          <w:szCs w:val="28"/>
+        </w:rPr>
+        <w:t>Criterios de Aceptación:</w:t>
+      </w:r>
+    </w:p>
+    <w:p>
+      <w:pPr>
+        <w:rPr>
+          <w:rFonts w:ascii="Times New Roman" w:hAnsi="Times New Roman" w:cs="Times New Roman"/>
+          <w:sz w:val="28"/>
+          <w:szCs w:val="28"/>
+        </w:rPr>
+      </w:pPr>
+    </w:p>
+    <w:p>
+      <w:pPr>
+        <w:pStyle w:val="Prrafodelista"/>
+        <w:numPr>
+          <w:ilvl w:val="0"/>
+          <w:numId w:val="35"/>
+        </w:numPr>
+        <w:rPr>
+          <w:rFonts w:ascii="Times New Roman" w:hAnsi="Times New Roman" w:cs="Times New Roman"/>
+          <w:sz w:val="28"/>
+          <w:szCs w:val="28"/>
+        </w:rPr>
+      </w:pPr>
+      <w:r>
+        <w:rPr>
+          <w:rFonts w:ascii="Times New Roman" w:hAnsi="Times New Roman" w:cs="Times New Roman"/>
+          <w:sz w:val="28"/>
+          <w:szCs w:val="28"/>
+        </w:rPr>
+        <w:t>Escenario 1 Inactivación exitosa: Dado que el cliente no tiene contratos activos en curso, cuando el administrador selecciona la opción inactivar, entonces el sistema cambia su estado y bloquea la creación de nuevos alquileres a su nombre.</w:t>
+      </w:r>
+    </w:p>
+    <w:p>
+      <w:pPr>
+        <w:rPr>
+          <w:rFonts w:ascii="Times New Roman" w:hAnsi="Times New Roman" w:cs="Times New Roman"/>
+          <w:sz w:val="28"/>
+          <w:szCs w:val="28"/>
+        </w:rPr>
+      </w:pPr>
+    </w:p>
+    <w:p>
+      <w:pPr>
+        <w:pStyle w:val="Prrafodelista"/>
+        <w:numPr>
+          <w:ilvl w:val="0"/>
+          <w:numId w:val="35"/>
+        </w:numPr>
+        <w:rPr>
+          <w:rFonts w:ascii="Times New Roman" w:hAnsi="Times New Roman" w:cs="Times New Roman"/>
+          <w:sz w:val="28"/>
+          <w:szCs w:val="28"/>
+        </w:rPr>
+      </w:pPr>
+      <w:r>
+        <w:rPr>
+          <w:rFonts w:ascii="Times New Roman" w:hAnsi="Times New Roman" w:cs="Times New Roman"/>
+          <w:sz w:val="28"/>
+          <w:szCs w:val="28"/>
+        </w:rPr>
+        <w:t>Escenario 2 Bloqueo por contrato activo: Dado que el cliente tiene un vehículo sin devolver, cuando el administrador intenta inactivarlo, entonces el sistema arroja el error "No se puede inactivar un cliente con alquileres en curso".</w:t>
+      </w:r>
+    </w:p>
+    <w:p>
+      <w:pPr>
+        <w:rPr>
+          <w:rFonts w:ascii="Times New Roman" w:hAnsi="Times New Roman" w:cs="Times New Roman"/>
+          <w:sz w:val="28"/>
+          <w:szCs w:val="28"/>
+        </w:rPr>
+      </w:pPr>
+    </w:p>
+    <w:p>
+      <w:pPr>
+        <w:rPr>
+          <w:rFonts w:ascii="Times New Roman" w:hAnsi="Times New Roman" w:cs="Times New Roman"/>
+          <w:b/>
+          <w:bCs/>
+          <w:sz w:val="28"/>
+          <w:szCs w:val="28"/>
+        </w:rPr>
+      </w:pPr>
+      <w:r>
+        <w:rPr>
+          <w:rFonts w:ascii="Times New Roman" w:hAnsi="Times New Roman" w:cs="Times New Roman"/>
+          <w:b/>
+          <w:bCs/>
+          <w:sz w:val="28"/>
+          <w:szCs w:val="28"/>
+        </w:rPr>
+        <w:t>HU-13: Generar reportes de ingresos por sucursal</w:t>
+      </w:r>
+    </w:p>
+    <w:p>
+      <w:pPr>
+        <w:rPr>
+          <w:rFonts w:ascii="Times New Roman" w:hAnsi="Times New Roman" w:cs="Times New Roman"/>
+          <w:sz w:val="28"/>
+          <w:szCs w:val="28"/>
+        </w:rPr>
+      </w:pPr>
+    </w:p>
+    <w:p>
+      <w:pPr>
+        <w:rPr>
+          <w:rFonts w:ascii="Times New Roman" w:hAnsi="Times New Roman" w:cs="Times New Roman"/>
+          <w:sz w:val="28"/>
+          <w:szCs w:val="28"/>
+        </w:rPr>
+      </w:pPr>
+      <w:r>
+        <w:rPr>
+          <w:rFonts w:ascii="Times New Roman" w:hAnsi="Times New Roman" w:cs="Times New Roman"/>
+          <w:sz w:val="28"/>
+          <w:szCs w:val="28"/>
+        </w:rPr>
+        <w:t>Épica: E4. Facturación y Reportes</w:t>
+      </w:r>
+    </w:p>
+    <w:p>
+      <w:pPr>
+        <w:rPr>
+          <w:rFonts w:ascii="Times New Roman" w:hAnsi="Times New Roman" w:cs="Times New Roman"/>
+          <w:sz w:val="28"/>
+          <w:szCs w:val="28"/>
+        </w:rPr>
+      </w:pPr>
+    </w:p>
+    <w:p>
+      <w:pPr>
+        <w:rPr>
+          <w:rFonts w:ascii="Times New Roman" w:hAnsi="Times New Roman" w:cs="Times New Roman"/>
+          <w:sz w:val="28"/>
+          <w:szCs w:val="28"/>
+        </w:rPr>
+      </w:pPr>
+      <w:r>
+        <w:rPr>
+          <w:rFonts w:ascii="Times New Roman" w:hAnsi="Times New Roman" w:cs="Times New Roman"/>
+          <w:sz w:val="28"/>
+          <w:szCs w:val="28"/>
+        </w:rPr>
+        <w:t>Rol: Administrador</w:t>
+      </w:r>
+    </w:p>
+    <w:p>
+      <w:pPr>
+        <w:rPr>
+          <w:rFonts w:ascii="Times New Roman" w:hAnsi="Times New Roman" w:cs="Times New Roman"/>
+          <w:sz w:val="28"/>
+          <w:szCs w:val="28"/>
+        </w:rPr>
+      </w:pPr>
+    </w:p>
+    <w:p>
+      <w:pPr>
+        <w:rPr>
+          <w:rFonts w:ascii="Times New Roman" w:hAnsi="Times New Roman" w:cs="Times New Roman"/>
+          <w:sz w:val="28"/>
+          <w:szCs w:val="28"/>
+        </w:rPr>
+      </w:pPr>
+      <w:r>
+        <w:rPr>
+          <w:rFonts w:ascii="Times New Roman" w:hAnsi="Times New Roman" w:cs="Times New Roman"/>
+          <w:sz w:val="28"/>
+          <w:szCs w:val="28"/>
+        </w:rPr>
+        <w:t>Descripción: Como administrador, quiero generar un reporte totalizado de facturación en un rango de fechas, para analizar la rentabilidad financiera del negocio.</w:t>
+      </w:r>
+    </w:p>
+    <w:p>
+      <w:pPr>
+        <w:rPr>
+          <w:rFonts w:ascii="Times New Roman" w:hAnsi="Times New Roman" w:cs="Times New Roman"/>
+          <w:sz w:val="28"/>
+          <w:szCs w:val="28"/>
+        </w:rPr>
+      </w:pPr>
+    </w:p>
+    <w:p>
+      <w:pPr>
+        <w:rPr>
+          <w:rFonts w:ascii="Times New Roman" w:hAnsi="Times New Roman" w:cs="Times New Roman"/>
+          <w:sz w:val="28"/>
+          <w:szCs w:val="28"/>
+        </w:rPr>
+      </w:pPr>
+      <w:r>
+        <w:rPr>
+          <w:rFonts w:ascii="Times New Roman" w:hAnsi="Times New Roman" w:cs="Times New Roman"/>
+          <w:sz w:val="28"/>
+          <w:szCs w:val="28"/>
+        </w:rPr>
+        <w:t>Criterios de Aceptación:</w:t>
+      </w:r>
+    </w:p>
+    <w:p>
+      <w:pPr>
+        <w:rPr>
+          <w:rFonts w:ascii="Times New Roman" w:hAnsi="Times New Roman" w:cs="Times New Roman"/>
+          <w:sz w:val="28"/>
+          <w:szCs w:val="28"/>
+        </w:rPr>
+      </w:pPr>
+    </w:p>
+    <w:p>
+      <w:pPr>
+        <w:rPr>
+          <w:rFonts w:ascii="Times New Roman" w:hAnsi="Times New Roman" w:cs="Times New Roman"/>
+          <w:sz w:val="28"/>
+          <w:szCs w:val="28"/>
+        </w:rPr>
+      </w:pPr>
+      <w:r>
+        <w:rPr>
+          <w:rFonts w:ascii="Times New Roman" w:hAnsi="Times New Roman" w:cs="Times New Roman"/>
+          <w:sz w:val="28"/>
+          <w:szCs w:val="28"/>
+        </w:rPr>
+        <w:t>Escenario 1 Generación de reporte: Dado que existen facturas pagadas en el mes actual, cuando el administrador solicita el reporte mensual, entonces el sistema calcula y muestra la sumatoria total de ingresos base y multas cobradas.</w:t>
+      </w:r>
+    </w:p>
+    <w:p>
+      <w:pPr>
+        <w:rPr>
+          <w:b/>
+          <w:bCs/>
+        </w:rPr>
+      </w:pPr>
+    </w:p>
+    <w:p>
+      <w:pPr>
+        <w:rPr>
+          <w:rFonts w:ascii="Times New Roman" w:hAnsi="Times New Roman" w:cs="Times New Roman"/>
+          <w:sz w:val="28"/>
+          <w:szCs w:val="28"/>
+        </w:rPr>
+      </w:pPr>
+      <w:r>
+        <w:rPr>
+          <w:rFonts w:ascii="Times New Roman" w:hAnsi="Times New Roman" w:cs="Times New Roman"/>
+          <w:sz w:val="28"/>
+          <w:szCs w:val="28"/>
+        </w:rPr>
+        <w:t>Escenario 2 Sin datos para el reporte: Dado que no existen alquileres finalizados ni facturas pagadas en el mes seleccionado, cuando el administrador solicita el reporte mensual, entonces el sistema muestra el mensaje "No hay ingresos registrados en este periodo" y el total se refleja en $0.</w:t>
+      </w:r>
+    </w:p>
     <w:sectPr>
       <w:pgSz w:w="12240" w:h="15840"/>
       <w:pgMar w:top="1440" w:right="1440" w:bottom="1440" w:left="1440" w:header="0" w:footer="720" w:gutter="0"/>
@@ -7987,6 +8637,119 @@
     </w:lvl>
   </w:abstractNum>
   <w:abstractNum w:abstractNumId="7" w15:restartNumberingAfterBreak="0">
+    <w:nsid w:val="2B440173"/>
+    <w:multiLevelType w:val="hybridMultilevel"/>
+    <w:tmpl w:val="712AC736"/>
+    <w:lvl w:ilvl="0" w:tplc="240A0001">
+      <w:start w:val="1"/>
+      <w:numFmt w:val="bullet"/>
+      <w:lvlText w:val=""/>
+      <w:lvlJc w:val="left"/>
+      <w:pPr>
+        <w:ind w:left="720" w:hanging="360"/>
+      </w:pPr>
+      <w:rPr>
+        <w:rFonts w:ascii="Symbol" w:hAnsi="Symbol" w:hint="default"/>
+      </w:rPr>
+    </w:lvl>
+    <w:lvl w:ilvl="1" w:tplc="240A0003" w:tentative="1">
+      <w:start w:val="1"/>
+      <w:numFmt w:val="bullet"/>
+      <w:lvlText w:val="o"/>
+      <w:lvlJc w:val="left"/>
+      <w:pPr>
+        <w:ind w:left="1440" w:hanging="360"/>
+      </w:pPr>
+      <w:rPr>
+        <w:rFonts w:ascii="Courier New" w:hAnsi="Courier New" w:cs="Courier New" w:hint="default"/>
+      </w:rPr>
+    </w:lvl>
+    <w:lvl w:ilvl="2" w:tplc="240A0005" w:tentative="1">
+      <w:start w:val="1"/>
+      <w:numFmt w:val="bullet"/>
+      <w:lvlText w:val=""/>
+      <w:lvlJc w:val="left"/>
+      <w:pPr>
+        <w:ind w:left="2160" w:hanging="360"/>
+      </w:pPr>
+      <w:rPr>
+        <w:rFonts w:ascii="Wingdings" w:hAnsi="Wingdings" w:hint="default"/>
+      </w:rPr>
+    </w:lvl>
+    <w:lvl w:ilvl="3" w:tplc="240A0001" w:tentative="1">
+      <w:start w:val="1"/>
+      <w:numFmt w:val="bullet"/>
+      <w:lvlText w:val=""/>
+      <w:lvlJc w:val="left"/>
+      <w:pPr>
+        <w:ind w:left="2880" w:hanging="360"/>
+      </w:pPr>
+      <w:rPr>
+        <w:rFonts w:ascii="Symbol" w:hAnsi="Symbol" w:hint="default"/>
+      </w:rPr>
+    </w:lvl>
+    <w:lvl w:ilvl="4" w:tplc="240A0003" w:tentative="1">
+      <w:start w:val="1"/>
+      <w:numFmt w:val="bullet"/>
+      <w:lvlText w:val="o"/>
+      <w:lvlJc w:val="left"/>
+      <w:pPr>
+        <w:ind w:left="3600" w:hanging="360"/>
+      </w:pPr>
+      <w:rPr>
+        <w:rFonts w:ascii="Courier New" w:hAnsi="Courier New" w:cs="Courier New" w:hint="default"/>
+      </w:rPr>
+    </w:lvl>
+    <w:lvl w:ilvl="5" w:tplc="240A0005" w:tentative="1">
+      <w:start w:val="1"/>
+      <w:numFmt w:val="bullet"/>
+      <w:lvlText w:val=""/>
+      <w:lvlJc w:val="left"/>
+      <w:pPr>
+        <w:ind w:left="4320" w:hanging="360"/>
+      </w:pPr>
+      <w:rPr>
+        <w:rFonts w:ascii="Wingdings" w:hAnsi="Wingdings" w:hint="default"/>
+      </w:rPr>
+    </w:lvl>
+    <w:lvl w:ilvl="6" w:tplc="240A0001" w:tentative="1">
+      <w:start w:val="1"/>
+      <w:numFmt w:val="bullet"/>
+      <w:lvlText w:val=""/>
+      <w:lvlJc w:val="left"/>
+      <w:pPr>
+        <w:ind w:left="5040" w:hanging="360"/>
+      </w:pPr>
+      <w:rPr>
+        <w:rFonts w:ascii="Symbol" w:hAnsi="Symbol" w:hint="default"/>
+      </w:rPr>
+    </w:lvl>
+    <w:lvl w:ilvl="7" w:tplc="240A0003" w:tentative="1">
+      <w:start w:val="1"/>
+      <w:numFmt w:val="bullet"/>
+      <w:lvlText w:val="o"/>
+      <w:lvlJc w:val="left"/>
+      <w:pPr>
+        <w:ind w:left="5760" w:hanging="360"/>
+      </w:pPr>
+      <w:rPr>
+        <w:rFonts w:ascii="Courier New" w:hAnsi="Courier New" w:cs="Courier New" w:hint="default"/>
+      </w:rPr>
+    </w:lvl>
+    <w:lvl w:ilvl="8" w:tplc="240A0005" w:tentative="1">
+      <w:start w:val="1"/>
+      <w:numFmt w:val="bullet"/>
+      <w:lvlText w:val=""/>
+      <w:lvlJc w:val="left"/>
+      <w:pPr>
+        <w:ind w:left="6480" w:hanging="360"/>
+      </w:pPr>
+      <w:rPr>
+        <w:rFonts w:ascii="Wingdings" w:hAnsi="Wingdings" w:hint="default"/>
+      </w:rPr>
+    </w:lvl>
+  </w:abstractNum>
+  <w:abstractNum w:abstractNumId="8" w15:restartNumberingAfterBreak="0">
     <w:nsid w:val="30DF14E4"/>
     <w:multiLevelType w:val="multilevel"/>
     <w:tmpl w:val="359C1E72"/>
@@ -8207,7 +8970,7 @@
       </w:rPr>
     </w:lvl>
   </w:abstractNum>
-  <w:abstractNum w:abstractNumId="8" w15:restartNumberingAfterBreak="0">
+  <w:abstractNum w:abstractNumId="9" w15:restartNumberingAfterBreak="0">
     <w:nsid w:val="38A26DB4"/>
     <w:multiLevelType w:val="multilevel"/>
     <w:tmpl w:val="D6724C94"/>
@@ -8428,7 +9191,7 @@
       </w:rPr>
     </w:lvl>
   </w:abstractNum>
-  <w:abstractNum w:abstractNumId="9" w15:restartNumberingAfterBreak="0">
+  <w:abstractNum w:abstractNumId="10" w15:restartNumberingAfterBreak="0">
     <w:nsid w:val="3E877B5B"/>
     <w:multiLevelType w:val="multilevel"/>
     <w:tmpl w:val="5364A5DE"/>
@@ -8649,7 +9412,7 @@
       </w:rPr>
     </w:lvl>
   </w:abstractNum>
-  <w:abstractNum w:abstractNumId="10" w15:restartNumberingAfterBreak="0">
+  <w:abstractNum w:abstractNumId="11" w15:restartNumberingAfterBreak="0">
     <w:nsid w:val="40275E00"/>
     <w:multiLevelType w:val="multilevel"/>
     <w:tmpl w:val="E1D2B6DE"/>
@@ -8870,7 +9633,7 @@
       </w:rPr>
     </w:lvl>
   </w:abstractNum>
-  <w:abstractNum w:abstractNumId="11" w15:restartNumberingAfterBreak="0">
+  <w:abstractNum w:abstractNumId="12" w15:restartNumberingAfterBreak="0">
     <w:nsid w:val="405242C4"/>
     <w:multiLevelType w:val="multilevel"/>
     <w:tmpl w:val="3710ECE0"/>
@@ -9091,7 +9854,7 @@
       </w:rPr>
     </w:lvl>
   </w:abstractNum>
-  <w:abstractNum w:abstractNumId="12" w15:restartNumberingAfterBreak="0">
+  <w:abstractNum w:abstractNumId="13" w15:restartNumberingAfterBreak="0">
     <w:nsid w:val="40787727"/>
     <w:multiLevelType w:val="multilevel"/>
     <w:tmpl w:val="B71AE098"/>
@@ -9312,7 +10075,7 @@
       </w:rPr>
     </w:lvl>
   </w:abstractNum>
-  <w:abstractNum w:abstractNumId="13" w15:restartNumberingAfterBreak="0">
+  <w:abstractNum w:abstractNumId="14" w15:restartNumberingAfterBreak="0">
     <w:nsid w:val="4090065B"/>
     <w:multiLevelType w:val="multilevel"/>
     <w:tmpl w:val="EC38B2D8"/>
@@ -9533,7 +10296,7 @@
       </w:rPr>
     </w:lvl>
   </w:abstractNum>
-  <w:abstractNum w:abstractNumId="14" w15:restartNumberingAfterBreak="0">
+  <w:abstractNum w:abstractNumId="15" w15:restartNumberingAfterBreak="0">
     <w:nsid w:val="41157A6C"/>
     <w:multiLevelType w:val="multilevel"/>
     <w:tmpl w:val="BFA6C254"/>
@@ -9754,7 +10517,7 @@
       </w:rPr>
     </w:lvl>
   </w:abstractNum>
-  <w:abstractNum w:abstractNumId="15" w15:restartNumberingAfterBreak="0">
+  <w:abstractNum w:abstractNumId="16" w15:restartNumberingAfterBreak="0">
     <w:nsid w:val="420E4581"/>
     <w:multiLevelType w:val="multilevel"/>
     <w:tmpl w:val="42A406DE"/>
@@ -9975,7 +10738,7 @@
       </w:rPr>
     </w:lvl>
   </w:abstractNum>
-  <w:abstractNum w:abstractNumId="16" w15:restartNumberingAfterBreak="0">
+  <w:abstractNum w:abstractNumId="17" w15:restartNumberingAfterBreak="0">
     <w:nsid w:val="43263A62"/>
     <w:multiLevelType w:val="multilevel"/>
     <w:tmpl w:val="FA4005E8"/>
@@ -10196,7 +10959,7 @@
       </w:rPr>
     </w:lvl>
   </w:abstractNum>
-  <w:abstractNum w:abstractNumId="17" w15:restartNumberingAfterBreak="0">
+  <w:abstractNum w:abstractNumId="18" w15:restartNumberingAfterBreak="0">
     <w:nsid w:val="4AEB6C08"/>
     <w:multiLevelType w:val="multilevel"/>
     <w:tmpl w:val="84EA7898"/>
@@ -10417,7 +11180,7 @@
       </w:rPr>
     </w:lvl>
   </w:abstractNum>
-  <w:abstractNum w:abstractNumId="18" w15:restartNumberingAfterBreak="0">
+  <w:abstractNum w:abstractNumId="19" w15:restartNumberingAfterBreak="0">
     <w:nsid w:val="4B293756"/>
     <w:multiLevelType w:val="multilevel"/>
     <w:tmpl w:val="45A08FF8"/>
@@ -10638,7 +11401,7 @@
       </w:rPr>
     </w:lvl>
   </w:abstractNum>
-  <w:abstractNum w:abstractNumId="19" w15:restartNumberingAfterBreak="0">
+  <w:abstractNum w:abstractNumId="20" w15:restartNumberingAfterBreak="0">
     <w:nsid w:val="505628F5"/>
     <w:multiLevelType w:val="multilevel"/>
     <w:tmpl w:val="DD6ABAF2"/>
@@ -10859,7 +11622,7 @@
       </w:rPr>
     </w:lvl>
   </w:abstractNum>
-  <w:abstractNum w:abstractNumId="20" w15:restartNumberingAfterBreak="0">
+  <w:abstractNum w:abstractNumId="21" w15:restartNumberingAfterBreak="0">
     <w:nsid w:val="55D93EDF"/>
     <w:multiLevelType w:val="multilevel"/>
     <w:tmpl w:val="65E8D510"/>
@@ -11080,7 +11843,7 @@
       </w:rPr>
     </w:lvl>
   </w:abstractNum>
-  <w:abstractNum w:abstractNumId="21" w15:restartNumberingAfterBreak="0">
+  <w:abstractNum w:abstractNumId="22" w15:restartNumberingAfterBreak="0">
     <w:nsid w:val="58904526"/>
     <w:multiLevelType w:val="multilevel"/>
     <w:tmpl w:val="27646EC8"/>
@@ -11301,7 +12064,7 @@
       </w:rPr>
     </w:lvl>
   </w:abstractNum>
-  <w:abstractNum w:abstractNumId="22" w15:restartNumberingAfterBreak="0">
+  <w:abstractNum w:abstractNumId="23" w15:restartNumberingAfterBreak="0">
     <w:nsid w:val="64AB3509"/>
     <w:multiLevelType w:val="multilevel"/>
     <w:tmpl w:val="984C329C"/>
@@ -11522,7 +12285,7 @@
       </w:rPr>
     </w:lvl>
   </w:abstractNum>
-  <w:abstractNum w:abstractNumId="23" w15:restartNumberingAfterBreak="0">
+  <w:abstractNum w:abstractNumId="24" w15:restartNumberingAfterBreak="0">
     <w:nsid w:val="65081DA0"/>
     <w:multiLevelType w:val="multilevel"/>
     <w:tmpl w:val="76842058"/>
@@ -11743,7 +12506,7 @@
       </w:rPr>
     </w:lvl>
   </w:abstractNum>
-  <w:abstractNum w:abstractNumId="24" w15:restartNumberingAfterBreak="0">
+  <w:abstractNum w:abstractNumId="25" w15:restartNumberingAfterBreak="0">
     <w:nsid w:val="67A91E25"/>
     <w:multiLevelType w:val="multilevel"/>
     <w:tmpl w:val="48B0E154"/>
@@ -11964,7 +12727,7 @@
       </w:rPr>
     </w:lvl>
   </w:abstractNum>
-  <w:abstractNum w:abstractNumId="25" w15:restartNumberingAfterBreak="0">
+  <w:abstractNum w:abstractNumId="26" w15:restartNumberingAfterBreak="0">
     <w:nsid w:val="69DD1A06"/>
     <w:multiLevelType w:val="multilevel"/>
     <w:tmpl w:val="0D1C70AC"/>
@@ -12185,7 +12948,7 @@
       </w:rPr>
     </w:lvl>
   </w:abstractNum>
-  <w:abstractNum w:abstractNumId="26" w15:restartNumberingAfterBreak="0">
+  <w:abstractNum w:abstractNumId="27" w15:restartNumberingAfterBreak="0">
     <w:nsid w:val="69EB3D26"/>
     <w:multiLevelType w:val="multilevel"/>
     <w:tmpl w:val="4D6206EC"/>
@@ -12406,7 +13169,7 @@
       </w:rPr>
     </w:lvl>
   </w:abstractNum>
-  <w:abstractNum w:abstractNumId="27" w15:restartNumberingAfterBreak="0">
+  <w:abstractNum w:abstractNumId="28" w15:restartNumberingAfterBreak="0">
     <w:nsid w:val="6A767718"/>
     <w:multiLevelType w:val="multilevel"/>
     <w:tmpl w:val="65481B5A"/>
@@ -12627,7 +13390,7 @@
       </w:rPr>
     </w:lvl>
   </w:abstractNum>
-  <w:abstractNum w:abstractNumId="28" w15:restartNumberingAfterBreak="0">
+  <w:abstractNum w:abstractNumId="29" w15:restartNumberingAfterBreak="0">
     <w:nsid w:val="728369A1"/>
     <w:multiLevelType w:val="multilevel"/>
     <w:tmpl w:val="3BB85F1C"/>
@@ -12848,7 +13611,7 @@
       </w:rPr>
     </w:lvl>
   </w:abstractNum>
-  <w:abstractNum w:abstractNumId="29" w15:restartNumberingAfterBreak="0">
+  <w:abstractNum w:abstractNumId="30" w15:restartNumberingAfterBreak="0">
     <w:nsid w:val="73474723"/>
     <w:multiLevelType w:val="multilevel"/>
     <w:tmpl w:val="8EA4C328"/>
@@ -13069,7 +13832,7 @@
       </w:rPr>
     </w:lvl>
   </w:abstractNum>
-  <w:abstractNum w:abstractNumId="30" w15:restartNumberingAfterBreak="0">
+  <w:abstractNum w:abstractNumId="31" w15:restartNumberingAfterBreak="0">
     <w:nsid w:val="73B838F8"/>
     <w:multiLevelType w:val="multilevel"/>
     <w:tmpl w:val="917E0692"/>
@@ -13290,7 +14053,7 @@
       </w:rPr>
     </w:lvl>
   </w:abstractNum>
-  <w:abstractNum w:abstractNumId="31" w15:restartNumberingAfterBreak="0">
+  <w:abstractNum w:abstractNumId="32" w15:restartNumberingAfterBreak="0">
     <w:nsid w:val="76932A3F"/>
     <w:multiLevelType w:val="multilevel"/>
     <w:tmpl w:val="DA5A50E4"/>
@@ -13511,7 +14274,7 @@
       </w:rPr>
     </w:lvl>
   </w:abstractNum>
-  <w:abstractNum w:abstractNumId="32" w15:restartNumberingAfterBreak="0">
+  <w:abstractNum w:abstractNumId="33" w15:restartNumberingAfterBreak="0">
     <w:nsid w:val="7A8229F6"/>
     <w:multiLevelType w:val="multilevel"/>
     <w:tmpl w:val="06E4AEDC"/>
@@ -13732,7 +14495,7 @@
       </w:rPr>
     </w:lvl>
   </w:abstractNum>
-  <w:abstractNum w:abstractNumId="33" w15:restartNumberingAfterBreak="0">
+  <w:abstractNum w:abstractNumId="34" w15:restartNumberingAfterBreak="0">
     <w:nsid w:val="7EFA0E87"/>
     <w:multiLevelType w:val="multilevel"/>
     <w:tmpl w:val="1062ED20"/>
@@ -13954,25 +14717,25 @@
     </w:lvl>
   </w:abstractNum>
   <w:num w:numId="1">
-    <w:abstractNumId w:val="30"/>
+    <w:abstractNumId w:val="31"/>
   </w:num>
   <w:num w:numId="2">
-    <w:abstractNumId w:val="8"/>
+    <w:abstractNumId w:val="9"/>
   </w:num>
   <w:num w:numId="3">
     <w:abstractNumId w:val="4"/>
   </w:num>
   <w:num w:numId="4">
-    <w:abstractNumId w:val="7"/>
+    <w:abstractNumId w:val="8"/>
   </w:num>
   <w:num w:numId="5">
-    <w:abstractNumId w:val="12"/>
+    <w:abstractNumId w:val="13"/>
   </w:num>
   <w:num w:numId="6">
-    <w:abstractNumId w:val="20"/>
+    <w:abstractNumId w:val="21"/>
   </w:num>
   <w:num w:numId="7">
-    <w:abstractNumId w:val="16"/>
+    <w:abstractNumId w:val="17"/>
   </w:num>
   <w:num w:numId="8">
     <w:abstractNumId w:val="0"/>
@@ -13981,79 +14744,82 @@
     <w:abstractNumId w:val="1"/>
   </w:num>
   <w:num w:numId="10">
-    <w:abstractNumId w:val="17"/>
+    <w:abstractNumId w:val="18"/>
   </w:num>
   <w:num w:numId="11">
-    <w:abstractNumId w:val="29"/>
+    <w:abstractNumId w:val="30"/>
   </w:num>
   <w:num w:numId="12">
     <w:abstractNumId w:val="6"/>
   </w:num>
   <w:num w:numId="13">
-    <w:abstractNumId w:val="15"/>
+    <w:abstractNumId w:val="16"/>
   </w:num>
   <w:num w:numId="14">
-    <w:abstractNumId w:val="32"/>
+    <w:abstractNumId w:val="33"/>
   </w:num>
   <w:num w:numId="15">
-    <w:abstractNumId w:val="23"/>
+    <w:abstractNumId w:val="24"/>
   </w:num>
   <w:num w:numId="16">
     <w:abstractNumId w:val="3"/>
   </w:num>
   <w:num w:numId="17">
-    <w:abstractNumId w:val="27"/>
+    <w:abstractNumId w:val="28"/>
   </w:num>
   <w:num w:numId="18">
-    <w:abstractNumId w:val="22"/>
+    <w:abstractNumId w:val="23"/>
   </w:num>
   <w:num w:numId="19">
     <w:abstractNumId w:val="2"/>
   </w:num>
   <w:num w:numId="20">
-    <w:abstractNumId w:val="18"/>
+    <w:abstractNumId w:val="19"/>
   </w:num>
   <w:num w:numId="21">
+    <w:abstractNumId w:val="15"/>
+  </w:num>
+  <w:num w:numId="22">
+    <w:abstractNumId w:val="22"/>
+  </w:num>
+  <w:num w:numId="23">
     <w:abstractNumId w:val="14"/>
   </w:num>
-  <w:num w:numId="22">
-    <w:abstractNumId w:val="21"/>
-  </w:num>
-  <w:num w:numId="23">
-    <w:abstractNumId w:val="13"/>
-  </w:num>
   <w:num w:numId="24">
-    <w:abstractNumId w:val="11"/>
+    <w:abstractNumId w:val="12"/>
   </w:num>
   <w:num w:numId="25">
+    <w:abstractNumId w:val="26"/>
+  </w:num>
+  <w:num w:numId="26">
     <w:abstractNumId w:val="25"/>
   </w:num>
-  <w:num w:numId="26">
-    <w:abstractNumId w:val="24"/>
-  </w:num>
   <w:num w:numId="27">
-    <w:abstractNumId w:val="33"/>
+    <w:abstractNumId w:val="34"/>
   </w:num>
   <w:num w:numId="28">
-    <w:abstractNumId w:val="9"/>
+    <w:abstractNumId w:val="10"/>
   </w:num>
   <w:num w:numId="29">
-    <w:abstractNumId w:val="28"/>
+    <w:abstractNumId w:val="29"/>
   </w:num>
   <w:num w:numId="30">
     <w:abstractNumId w:val="5"/>
   </w:num>
   <w:num w:numId="31">
-    <w:abstractNumId w:val="19"/>
+    <w:abstractNumId w:val="20"/>
   </w:num>
   <w:num w:numId="32">
-    <w:abstractNumId w:val="10"/>
+    <w:abstractNumId w:val="11"/>
   </w:num>
   <w:num w:numId="33">
-    <w:abstractNumId w:val="26"/>
+    <w:abstractNumId w:val="27"/>
   </w:num>
   <w:num w:numId="34">
-    <w:abstractNumId w:val="31"/>
+    <w:abstractNumId w:val="32"/>
+  </w:num>
+  <w:num w:numId="35">
+    <w:abstractNumId w:val="7"/>
   </w:num>
 </w:numbering>
 </file>
@@ -14618,6 +15384,47 @@
       <w:lang w:eastAsia="es-CO"/>
     </w:rPr>
   </w:style>
+  <w:style w:type="paragraph" w:styleId="Prrafodelista">
+    <w:name w:val="List Paragraph"/>
+    <w:basedOn w:val="Normal"/>
+    <w:uiPriority w:val="34"/>
+    <w:qFormat/>
+    <w:rsid w:val="004901D8"/>
+    <w:pPr>
+      <w:ind w:left="720"/>
+      <w:contextualSpacing/>
+    </w:pPr>
+  </w:style>
+  <w:style w:type="character" w:styleId="Textoennegrita">
+    <w:name w:val="Strong"/>
+    <w:basedOn w:val="Fuentedeprrafopredeter"/>
+    <w:uiPriority w:val="22"/>
+    <w:qFormat/>
+    <w:rsid w:val="004901D8"/>
+    <w:rPr>
+      <w:b/>
+      <w:bCs/>
+    </w:rPr>
+  </w:style>
+  <w:style w:type="table" w:styleId="Tablaconcuadrcula">
+    <w:name w:val="Table Grid"/>
+    <w:basedOn w:val="Tablanormal"/>
+    <w:uiPriority w:val="39"/>
+    <w:rsid w:val="004901D8"/>
+    <w:pPr>
+      <w:spacing w:after="0" w:line="240" w:lineRule="auto"/>
+    </w:pPr>
+    <w:tblPr>
+      <w:tblBorders>
+        <w:top w:val="single" w:sz="4" w:space="0" w:color="auto"/>
+        <w:left w:val="single" w:sz="4" w:space="0" w:color="auto"/>
+        <w:bottom w:val="single" w:sz="4" w:space="0" w:color="auto"/>
+        <w:right w:val="single" w:sz="4" w:space="0" w:color="auto"/>
+        <w:insideH w:val="single" w:sz="4" w:space="0" w:color="auto"/>
+        <w:insideV w:val="single" w:sz="4" w:space="0" w:color="auto"/>
+      </w:tblBorders>
+    </w:tblPr>
+  </w:style>
 </w:styles>
 </file>
 
